--- a/web/app/document_templates/contratos/cargos.docx
+++ b/web/app/document_templates/contratos/cargos.docx
@@ -4,6 +4,7 @@
   <w:body>
     <w:p>
       <w:pPr>
+        <w:ind w:left="1440" w:hanging="1440"/>
         <w:jc w:val="center"/>
         <w:rPr>
           <w:rFonts w:asciiTheme="majorHAnsi" w:hAnsiTheme="majorHAnsi" w:cstheme="majorHAnsi"/>
@@ -1574,21 +1575,7 @@
         <w:rPr>
           <w:rFonts w:ascii="Calibri" w:hAnsi="Calibri" w:cs="Calibri"/>
         </w:rPr>
-        <w:t xml:space="preserve">Reportar cualquier anomalía, situación sospechosa o incidente al Encargado de Turno, Coordinador </w:t>
-      </w:r>
-      <w:proofErr w:type="gramStart"/>
-      <w:r>
-        <w:rPr>
-          <w:rFonts w:ascii="Calibri" w:hAnsi="Calibri" w:cs="Calibri"/>
-        </w:rPr>
-        <w:t>Jefe</w:t>
-      </w:r>
-      <w:proofErr w:type="gramEnd"/>
-      <w:r>
-        <w:rPr>
-          <w:rFonts w:ascii="Calibri" w:hAnsi="Calibri" w:cs="Calibri"/>
-        </w:rPr>
-        <w:t xml:space="preserve"> o Administrador de Obra.</w:t>
+        <w:t>Reportar cualquier anomalía, situación sospechosa o incidente al Encargado de Turno, Coordinador Jefe o Administrador de Obra.</w:t>
       </w:r>
     </w:p>
     <w:p>
@@ -1687,19 +1674,11 @@
         </w:rPr>
         <w:t xml:space="preserve"> — </w:t>
       </w:r>
-      <w:proofErr w:type="gramStart"/>
-      <w:r>
-        <w:rPr>
-          <w:rFonts w:ascii="Calibri" w:hAnsi="Calibri" w:cs="Calibri"/>
-        </w:rPr>
-        <w:t>Jefe</w:t>
-      </w:r>
-      <w:proofErr w:type="gramEnd"/>
-      <w:r>
-        <w:rPr>
-          <w:rFonts w:ascii="Calibri" w:hAnsi="Calibri" w:cs="Calibri"/>
-        </w:rPr>
-        <w:t xml:space="preserve"> de Obra</w:t>
+      <w:r>
+        <w:rPr>
+          <w:rFonts w:ascii="Calibri" w:hAnsi="Calibri" w:cs="Calibri"/>
+        </w:rPr>
+        <w:t>Jefe de Obra</w:t>
       </w:r>
     </w:p>
     <w:p>
@@ -2125,21 +2104,7 @@
         <w:rPr>
           <w:rFonts w:ascii="Calibri" w:hAnsi="Calibri" w:cs="Calibri"/>
         </w:rPr>
-        <w:t xml:space="preserve">Reportar cualquier anomalía, situación sospechosa o incidente al Encargado de Turno, Coordinador </w:t>
-      </w:r>
-      <w:proofErr w:type="gramStart"/>
-      <w:r>
-        <w:rPr>
-          <w:rFonts w:ascii="Calibri" w:hAnsi="Calibri" w:cs="Calibri"/>
-        </w:rPr>
-        <w:t>Jefe</w:t>
-      </w:r>
-      <w:proofErr w:type="gramEnd"/>
-      <w:r>
-        <w:rPr>
-          <w:rFonts w:ascii="Calibri" w:hAnsi="Calibri" w:cs="Calibri"/>
-        </w:rPr>
-        <w:t xml:space="preserve"> o Administrador de Obra.</w:t>
+        <w:t>Reportar cualquier anomalía, situación sospechosa o incidente al Encargado de Turno, Coordinador Jefe o Administrador de Obra.</w:t>
       </w:r>
     </w:p>
     <w:p>
@@ -2334,7 +2299,19 @@
         <w:rPr>
           <w:rFonts w:ascii="Calibri" w:hAnsi="Calibri" w:cs="Calibri"/>
         </w:rPr>
-        <w:t>Controlar el acceso de personas y vehículos durante el horario nocturno.</w:t>
+        <w:t xml:space="preserve">Controlar el acceso de personas y vehículos durante el horario </w:t>
+      </w:r>
+      <w:r>
+        <w:rPr>
+          <w:rFonts w:ascii="Calibri" w:hAnsi="Calibri" w:cs="Calibri"/>
+        </w:rPr>
+        <w:t>diurno</w:t>
+      </w:r>
+      <w:r>
+        <w:rPr>
+          <w:rFonts w:ascii="Calibri" w:hAnsi="Calibri" w:cs="Calibri"/>
+        </w:rPr>
+        <w:t>.</w:t>
       </w:r>
     </w:p>
     <w:p>
@@ -2384,21 +2361,7 @@
         <w:rPr>
           <w:rFonts w:ascii="Calibri" w:hAnsi="Calibri" w:cs="Calibri"/>
         </w:rPr>
-        <w:t xml:space="preserve">Reportar cualquier anomalía, situación sospechosa o incidente al Encargado de Turno, Coordinador </w:t>
-      </w:r>
-      <w:proofErr w:type="gramStart"/>
-      <w:r>
-        <w:rPr>
-          <w:rFonts w:ascii="Calibri" w:hAnsi="Calibri" w:cs="Calibri"/>
-        </w:rPr>
-        <w:t>Jefe</w:t>
-      </w:r>
-      <w:proofErr w:type="gramEnd"/>
-      <w:r>
-        <w:rPr>
-          <w:rFonts w:ascii="Calibri" w:hAnsi="Calibri" w:cs="Calibri"/>
-        </w:rPr>
-        <w:t xml:space="preserve"> o Administrador de Obra.</w:t>
+        <w:t>Reportar cualquier anomalía, situación sospechosa o incidente al Encargado de Turno, Coordinador Jefe o Administrador de Obra.</w:t>
       </w:r>
     </w:p>
     <w:p>
@@ -2674,11 +2637,2592 @@
     <w:bookmarkEnd w:id="10"/>
     <w:p>
       <w:pPr>
+        <w:rPr>
+          <w:rFonts w:ascii="Calibri" w:hAnsi="Calibri" w:cs="Calibri"/>
+        </w:rPr>
+      </w:pPr>
+      <w:r>
+        <w:rPr>
+          <w:rFonts w:ascii="Calibri" w:hAnsi="Calibri" w:cs="Calibri"/>
+        </w:rPr>
+        <w:br w:type="page"/>
+      </w:r>
+    </w:p>
+    <w:p>
+      <w:pPr>
+        <w:pStyle w:val="Ttulo1"/>
+        <w:spacing w:after="240"/>
         <w:jc w:val="both"/>
         <w:rPr>
           <w:rFonts w:ascii="Calibri" w:hAnsi="Calibri" w:cs="Calibri"/>
         </w:rPr>
       </w:pPr>
+      <w:r>
+        <w:rPr>
+          <w:rFonts w:ascii="Calibri" w:hAnsi="Calibri" w:cs="Calibri"/>
+        </w:rPr>
+        <w:lastRenderedPageBreak/>
+        <w:t>Cargo ID 1</w:t>
+      </w:r>
+      <w:r>
+        <w:rPr>
+          <w:rFonts w:ascii="Calibri" w:hAnsi="Calibri" w:cs="Calibri"/>
+        </w:rPr>
+        <w:t>63</w:t>
+      </w:r>
+      <w:r>
+        <w:rPr>
+          <w:rFonts w:ascii="Calibri" w:hAnsi="Calibri" w:cs="Calibri"/>
+        </w:rPr>
+        <w:t xml:space="preserve"> — </w:t>
+      </w:r>
+      <w:r>
+        <w:rPr>
+          <w:rFonts w:ascii="Calibri" w:hAnsi="Calibri" w:cs="Calibri"/>
+        </w:rPr>
+        <w:t xml:space="preserve">Operador Control Interno Preventivo </w:t>
+      </w:r>
+      <w:r>
+        <w:rPr>
+          <w:rFonts w:ascii="Calibri" w:hAnsi="Calibri" w:cs="Calibri"/>
+        </w:rPr>
+        <w:t>Nocturno – Part Time</w:t>
+      </w:r>
+    </w:p>
+    <w:p>
+      <w:pPr>
+        <w:jc w:val="both"/>
+        <w:rPr>
+          <w:rFonts w:ascii="Calibri" w:hAnsi="Calibri" w:cs="Calibri"/>
+        </w:rPr>
+      </w:pPr>
+      <w:bookmarkStart w:id="11" w:name="CARGO_163__DESCRIPCION"/>
+      <w:r>
+        <w:rPr>
+          <w:rFonts w:ascii="Calibri" w:hAnsi="Calibri" w:cs="Calibri"/>
+        </w:rPr>
+        <w:t xml:space="preserve">Vigilar, patrullar y resguardar las instalaciones de la obra durante el turno </w:t>
+      </w:r>
+      <w:r>
+        <w:rPr>
+          <w:rFonts w:ascii="Calibri" w:hAnsi="Calibri" w:cs="Calibri"/>
+        </w:rPr>
+        <w:t>nocturno</w:t>
+      </w:r>
+      <w:r>
+        <w:rPr>
+          <w:rFonts w:ascii="Calibri" w:hAnsi="Calibri" w:cs="Calibri"/>
+        </w:rPr>
+        <w:t>, con el fin de prevenir robos, accesos no autorizados y cualquier incidente que pueda afectar la seguridad del recinto y sus bienes.</w:t>
+      </w:r>
+    </w:p>
+    <w:p>
+      <w:pPr>
+        <w:rPr>
+          <w:rFonts w:ascii="Calibri" w:hAnsi="Calibri" w:cs="Calibri"/>
+          <w:b/>
+          <w:bCs/>
+        </w:rPr>
+      </w:pPr>
+      <w:r>
+        <w:rPr>
+          <w:rFonts w:ascii="Calibri" w:hAnsi="Calibri" w:cs="Calibri"/>
+          <w:b/>
+          <w:bCs/>
+        </w:rPr>
+        <w:t>Responsabilidades y Funciones Principales</w:t>
+      </w:r>
+    </w:p>
+    <w:p>
+      <w:pPr>
+        <w:pStyle w:val="Prrafodelista"/>
+        <w:numPr>
+          <w:ilvl w:val="0"/>
+          <w:numId w:val="24"/>
+        </w:numPr>
+        <w:rPr>
+          <w:rFonts w:ascii="Calibri" w:hAnsi="Calibri" w:cs="Calibri"/>
+        </w:rPr>
+      </w:pPr>
+      <w:r>
+        <w:rPr>
+          <w:rFonts w:ascii="Calibri" w:hAnsi="Calibri" w:cs="Calibri"/>
+        </w:rPr>
+        <w:t>Realizar rondas periódicas por todo el perímetro y zonas interiores de la obra.</w:t>
+      </w:r>
+    </w:p>
+    <w:p>
+      <w:pPr>
+        <w:pStyle w:val="Prrafodelista"/>
+        <w:numPr>
+          <w:ilvl w:val="0"/>
+          <w:numId w:val="24"/>
+        </w:numPr>
+        <w:rPr>
+          <w:rFonts w:ascii="Calibri" w:hAnsi="Calibri" w:cs="Calibri"/>
+        </w:rPr>
+      </w:pPr>
+      <w:r>
+        <w:rPr>
+          <w:rFonts w:ascii="Calibri" w:hAnsi="Calibri" w:cs="Calibri"/>
+        </w:rPr>
+        <w:t>Controlar el acceso de personas y vehículos durante el horario nocturno.</w:t>
+      </w:r>
+    </w:p>
+    <w:p>
+      <w:pPr>
+        <w:pStyle w:val="Prrafodelista"/>
+        <w:numPr>
+          <w:ilvl w:val="0"/>
+          <w:numId w:val="24"/>
+        </w:numPr>
+        <w:rPr>
+          <w:rFonts w:ascii="Calibri" w:hAnsi="Calibri" w:cs="Calibri"/>
+        </w:rPr>
+      </w:pPr>
+      <w:r>
+        <w:rPr>
+          <w:rFonts w:ascii="Calibri" w:hAnsi="Calibri" w:cs="Calibri"/>
+        </w:rPr>
+        <w:t xml:space="preserve">Verificar el correcto cierre de bodegas, </w:t>
+      </w:r>
+      <w:proofErr w:type="spellStart"/>
+      <w:r>
+        <w:rPr>
+          <w:rFonts w:ascii="Calibri" w:hAnsi="Calibri" w:cs="Calibri"/>
+        </w:rPr>
+        <w:t>containers</w:t>
+      </w:r>
+      <w:proofErr w:type="spellEnd"/>
+      <w:r>
+        <w:rPr>
+          <w:rFonts w:ascii="Calibri" w:hAnsi="Calibri" w:cs="Calibri"/>
+        </w:rPr>
+        <w:t>, oficinas, portones y accesos.</w:t>
+      </w:r>
+    </w:p>
+    <w:p>
+      <w:pPr>
+        <w:pStyle w:val="Prrafodelista"/>
+        <w:numPr>
+          <w:ilvl w:val="0"/>
+          <w:numId w:val="24"/>
+        </w:numPr>
+        <w:rPr>
+          <w:rFonts w:ascii="Calibri" w:hAnsi="Calibri" w:cs="Calibri"/>
+        </w:rPr>
+      </w:pPr>
+      <w:r>
+        <w:rPr>
+          <w:rFonts w:ascii="Calibri" w:hAnsi="Calibri" w:cs="Calibri"/>
+        </w:rPr>
+        <w:t>Reportar cualquier anomalía, situación sospechosa o incidente al Encargado de Turno, Coordinador Jefe o Administrador de Obra.</w:t>
+      </w:r>
+    </w:p>
+    <w:p>
+      <w:pPr>
+        <w:pStyle w:val="Prrafodelista"/>
+        <w:numPr>
+          <w:ilvl w:val="0"/>
+          <w:numId w:val="24"/>
+        </w:numPr>
+        <w:rPr>
+          <w:rFonts w:ascii="Calibri" w:hAnsi="Calibri" w:cs="Calibri"/>
+        </w:rPr>
+      </w:pPr>
+      <w:r>
+        <w:rPr>
+          <w:rFonts w:ascii="Calibri" w:hAnsi="Calibri" w:cs="Calibri"/>
+        </w:rPr>
+        <w:t>Mantener registros de sus rondas en libro de novedades o sistema de control asignado.</w:t>
+      </w:r>
+    </w:p>
+    <w:p>
+      <w:pPr>
+        <w:pStyle w:val="Prrafodelista"/>
+        <w:numPr>
+          <w:ilvl w:val="0"/>
+          <w:numId w:val="24"/>
+        </w:numPr>
+        <w:rPr>
+          <w:rFonts w:ascii="Calibri" w:hAnsi="Calibri" w:cs="Calibri"/>
+        </w:rPr>
+      </w:pPr>
+      <w:r>
+        <w:rPr>
+          <w:rFonts w:ascii="Calibri" w:hAnsi="Calibri" w:cs="Calibri"/>
+        </w:rPr>
+        <w:t>Apoyar en la prevención de incendios, filtraciones u otras emergencias.</w:t>
+      </w:r>
+    </w:p>
+    <w:p>
+      <w:pPr>
+        <w:pStyle w:val="Prrafodelista"/>
+        <w:numPr>
+          <w:ilvl w:val="0"/>
+          <w:numId w:val="24"/>
+        </w:numPr>
+        <w:rPr>
+          <w:rFonts w:ascii="Calibri" w:hAnsi="Calibri" w:cs="Calibri"/>
+        </w:rPr>
+      </w:pPr>
+      <w:r>
+        <w:rPr>
+          <w:rFonts w:ascii="Calibri" w:hAnsi="Calibri" w:cs="Calibri"/>
+        </w:rPr>
+        <w:t>Coordinarse con carabineros o seguridad externa en caso de requerirse.</w:t>
+      </w:r>
+    </w:p>
+    <w:bookmarkEnd w:id="11"/>
+    <w:p>
+      <w:pPr>
+        <w:rPr>
+          <w:rFonts w:ascii="Calibri" w:hAnsi="Calibri" w:cs="Calibri"/>
+        </w:rPr>
+      </w:pPr>
+      <w:r>
+        <w:rPr>
+          <w:rFonts w:ascii="Calibri" w:hAnsi="Calibri" w:cs="Calibri"/>
+        </w:rPr>
+        <w:br w:type="page"/>
+      </w:r>
+    </w:p>
+    <w:p>
+      <w:pPr>
+        <w:pStyle w:val="Ttulo1"/>
+        <w:spacing w:after="240"/>
+        <w:jc w:val="both"/>
+        <w:rPr>
+          <w:rFonts w:ascii="Calibri" w:hAnsi="Calibri" w:cs="Calibri"/>
+        </w:rPr>
+      </w:pPr>
+      <w:r>
+        <w:rPr>
+          <w:rFonts w:ascii="Calibri" w:hAnsi="Calibri" w:cs="Calibri"/>
+        </w:rPr>
+        <w:lastRenderedPageBreak/>
+        <w:t xml:space="preserve">Cargo ID </w:t>
+      </w:r>
+      <w:r>
+        <w:rPr>
+          <w:rFonts w:ascii="Calibri" w:hAnsi="Calibri" w:cs="Calibri"/>
+        </w:rPr>
+        <w:t>134</w:t>
+      </w:r>
+      <w:r>
+        <w:rPr>
+          <w:rFonts w:ascii="Calibri" w:hAnsi="Calibri" w:cs="Calibri"/>
+        </w:rPr>
+        <w:t xml:space="preserve"> — </w:t>
+      </w:r>
+      <w:r>
+        <w:rPr>
+          <w:rFonts w:ascii="Calibri" w:hAnsi="Calibri" w:cs="Calibri"/>
+        </w:rPr>
+        <w:t>Mantención y Operador Maquinaria Pesada</w:t>
+      </w:r>
+    </w:p>
+    <w:p>
+      <w:pPr>
+        <w:jc w:val="both"/>
+        <w:rPr>
+          <w:rFonts w:ascii="Calibri" w:hAnsi="Calibri" w:cs="Calibri"/>
+        </w:rPr>
+      </w:pPr>
+      <w:bookmarkStart w:id="12" w:name="CARGO_134__DESCRIPCION"/>
+      <w:r>
+        <w:rPr>
+          <w:rFonts w:ascii="Calibri" w:hAnsi="Calibri" w:cs="Calibri"/>
+        </w:rPr>
+        <w:t>Ejecutar la operación segura, eficiente y conforme a normativa de la maquinaria pesada asignada, así como realizar labores básicas y preventivas de mantención, con el fin de asegurar la continuidad operativa de la obra, minimizar tiempos de detención y resguardar la seguridad de las personas, los equipos y las instalaciones.</w:t>
+      </w:r>
+    </w:p>
+    <w:p>
+      <w:pPr>
+        <w:rPr>
+          <w:rFonts w:ascii="Calibri" w:hAnsi="Calibri" w:cs="Calibri"/>
+          <w:b/>
+          <w:bCs/>
+        </w:rPr>
+      </w:pPr>
+      <w:r>
+        <w:rPr>
+          <w:rFonts w:ascii="Calibri" w:hAnsi="Calibri" w:cs="Calibri"/>
+          <w:b/>
+          <w:bCs/>
+        </w:rPr>
+        <w:t>Responsabilidades y Funciones Principales</w:t>
+      </w:r>
+    </w:p>
+    <w:p>
+      <w:pPr>
+        <w:pStyle w:val="Prrafodelista"/>
+        <w:numPr>
+          <w:ilvl w:val="0"/>
+          <w:numId w:val="27"/>
+        </w:numPr>
+        <w:rPr>
+          <w:rFonts w:ascii="Calibri" w:hAnsi="Calibri" w:cs="Calibri"/>
+        </w:rPr>
+      </w:pPr>
+      <w:r>
+        <w:rPr>
+          <w:rFonts w:ascii="Calibri" w:hAnsi="Calibri" w:cs="Calibri"/>
+        </w:rPr>
+        <w:t>Operar maquinaria pesada asignada (retroexcavadora, excavadora, cargador frontal, motoniveladora, rodillo compactador u otros), conforme a las instrucciones del empleador y procedimientos internos.</w:t>
+      </w:r>
+    </w:p>
+    <w:p>
+      <w:pPr>
+        <w:pStyle w:val="Prrafodelista"/>
+        <w:numPr>
+          <w:ilvl w:val="0"/>
+          <w:numId w:val="27"/>
+        </w:numPr>
+        <w:rPr>
+          <w:rFonts w:ascii="Calibri" w:hAnsi="Calibri" w:cs="Calibri"/>
+        </w:rPr>
+      </w:pPr>
+      <w:r>
+        <w:rPr>
+          <w:rFonts w:ascii="Calibri" w:hAnsi="Calibri" w:cs="Calibri"/>
+        </w:rPr>
+        <w:t>Ejecutar labores de mantención preventiva básica de la maquinaria (revisión de niveles, lubricación, limpieza, chequeos visuales y reportes de fallas).</w:t>
+      </w:r>
+    </w:p>
+    <w:p>
+      <w:pPr>
+        <w:pStyle w:val="Prrafodelista"/>
+        <w:numPr>
+          <w:ilvl w:val="0"/>
+          <w:numId w:val="27"/>
+        </w:numPr>
+        <w:rPr>
+          <w:rFonts w:ascii="Calibri" w:hAnsi="Calibri" w:cs="Calibri"/>
+        </w:rPr>
+      </w:pPr>
+      <w:r>
+        <w:rPr>
+          <w:rFonts w:ascii="Calibri" w:hAnsi="Calibri" w:cs="Calibri"/>
+        </w:rPr>
+        <w:t>Informar oportunamente cualquier desperfecto, anomalía o condición insegura detectada en la maquinaria.</w:t>
+      </w:r>
+    </w:p>
+    <w:p>
+      <w:pPr>
+        <w:pStyle w:val="Prrafodelista"/>
+        <w:numPr>
+          <w:ilvl w:val="0"/>
+          <w:numId w:val="27"/>
+        </w:numPr>
+        <w:rPr>
+          <w:rFonts w:ascii="Calibri" w:hAnsi="Calibri" w:cs="Calibri"/>
+        </w:rPr>
+      </w:pPr>
+      <w:r>
+        <w:rPr>
+          <w:rFonts w:ascii="Calibri" w:hAnsi="Calibri" w:cs="Calibri"/>
+        </w:rPr>
+        <w:t>Velar por el uso correcto, responsable y eficiente de los equipos bajo su cargo.</w:t>
+      </w:r>
+    </w:p>
+    <w:p>
+      <w:pPr>
+        <w:pStyle w:val="Prrafodelista"/>
+        <w:numPr>
+          <w:ilvl w:val="0"/>
+          <w:numId w:val="27"/>
+        </w:numPr>
+        <w:rPr>
+          <w:rFonts w:ascii="Calibri" w:hAnsi="Calibri" w:cs="Calibri"/>
+        </w:rPr>
+      </w:pPr>
+      <w:r>
+        <w:rPr>
+          <w:rFonts w:ascii="Calibri" w:hAnsi="Calibri" w:cs="Calibri"/>
+        </w:rPr>
+        <w:t>Cumplir estrictamente las normas de seguridad, salud ocupacional y medio ambiente establecidas por la empresa y la legislación vigente.</w:t>
+      </w:r>
+    </w:p>
+    <w:p>
+      <w:pPr>
+        <w:pStyle w:val="Prrafodelista"/>
+        <w:numPr>
+          <w:ilvl w:val="0"/>
+          <w:numId w:val="27"/>
+        </w:numPr>
+        <w:rPr>
+          <w:rFonts w:ascii="Calibri" w:hAnsi="Calibri" w:cs="Calibri"/>
+        </w:rPr>
+      </w:pPr>
+      <w:r>
+        <w:rPr>
+          <w:rFonts w:ascii="Calibri" w:hAnsi="Calibri" w:cs="Calibri"/>
+        </w:rPr>
+        <w:t>Mantener orden y limpieza en el área de trabajo y en la maquinaria utilizada.</w:t>
+      </w:r>
+    </w:p>
+    <w:p>
+      <w:pPr>
+        <w:pStyle w:val="Prrafodelista"/>
+        <w:numPr>
+          <w:ilvl w:val="0"/>
+          <w:numId w:val="27"/>
+        </w:numPr>
+        <w:rPr>
+          <w:rFonts w:ascii="Calibri" w:hAnsi="Calibri" w:cs="Calibri"/>
+        </w:rPr>
+      </w:pPr>
+      <w:r>
+        <w:rPr>
+          <w:rFonts w:ascii="Calibri" w:hAnsi="Calibri" w:cs="Calibri"/>
+        </w:rPr>
+        <w:t>Apoyar labores operativas complementarias relacionadas con la obra, cuando sea requerido y dentro de sus competencias.</w:t>
+      </w:r>
+    </w:p>
+    <w:p>
+      <w:pPr>
+        <w:pStyle w:val="Prrafodelista"/>
+        <w:numPr>
+          <w:ilvl w:val="0"/>
+          <w:numId w:val="27"/>
+        </w:numPr>
+        <w:rPr>
+          <w:rFonts w:ascii="Calibri" w:hAnsi="Calibri" w:cs="Calibri"/>
+        </w:rPr>
+      </w:pPr>
+      <w:r>
+        <w:rPr>
+          <w:rFonts w:ascii="Calibri" w:hAnsi="Calibri" w:cs="Calibri"/>
+        </w:rPr>
+        <w:t xml:space="preserve">Registrar controles, </w:t>
+      </w:r>
+      <w:proofErr w:type="spellStart"/>
+      <w:r>
+        <w:rPr>
+          <w:rFonts w:ascii="Calibri" w:hAnsi="Calibri" w:cs="Calibri"/>
+        </w:rPr>
+        <w:t>checklists</w:t>
+      </w:r>
+      <w:proofErr w:type="spellEnd"/>
+      <w:r>
+        <w:rPr>
+          <w:rFonts w:ascii="Calibri" w:hAnsi="Calibri" w:cs="Calibri"/>
+        </w:rPr>
+        <w:t xml:space="preserve"> y bitácoras de uso y mantención de maquinaria.</w:t>
+      </w:r>
+    </w:p>
+    <w:p>
+      <w:pPr>
+        <w:pStyle w:val="Prrafodelista"/>
+        <w:numPr>
+          <w:ilvl w:val="0"/>
+          <w:numId w:val="27"/>
+        </w:numPr>
+        <w:rPr>
+          <w:rFonts w:ascii="Calibri" w:hAnsi="Calibri" w:cs="Calibri"/>
+        </w:rPr>
+      </w:pPr>
+      <w:r>
+        <w:rPr>
+          <w:rFonts w:ascii="Calibri" w:hAnsi="Calibri" w:cs="Calibri"/>
+        </w:rPr>
+        <w:t>Dar cumplimiento a las instrucciones impartidas por su jefatura directa.</w:t>
+      </w:r>
+    </w:p>
+    <w:bookmarkEnd w:id="12"/>
+    <w:p>
+      <w:pPr>
+        <w:rPr>
+          <w:rFonts w:ascii="Calibri" w:hAnsi="Calibri" w:cs="Calibri"/>
+        </w:rPr>
+      </w:pPr>
+      <w:r>
+        <w:rPr>
+          <w:rFonts w:ascii="Calibri" w:hAnsi="Calibri" w:cs="Calibri"/>
+        </w:rPr>
+        <w:br w:type="page"/>
+      </w:r>
+    </w:p>
+    <w:p>
+      <w:pPr>
+        <w:pStyle w:val="Ttulo1"/>
+        <w:spacing w:after="240"/>
+        <w:jc w:val="both"/>
+        <w:rPr>
+          <w:rFonts w:ascii="Calibri" w:hAnsi="Calibri" w:cs="Calibri"/>
+        </w:rPr>
+      </w:pPr>
+      <w:r>
+        <w:rPr>
+          <w:rFonts w:ascii="Calibri" w:hAnsi="Calibri" w:cs="Calibri"/>
+        </w:rPr>
+        <w:lastRenderedPageBreak/>
+        <w:t xml:space="preserve">Cargo ID </w:t>
+      </w:r>
+      <w:r>
+        <w:rPr>
+          <w:rFonts w:ascii="Calibri" w:hAnsi="Calibri" w:cs="Calibri"/>
+        </w:rPr>
+        <w:t>205</w:t>
+      </w:r>
+      <w:r>
+        <w:rPr>
+          <w:rFonts w:ascii="Calibri" w:hAnsi="Calibri" w:cs="Calibri"/>
+        </w:rPr>
+        <w:t xml:space="preserve"> — </w:t>
+      </w:r>
+      <w:r>
+        <w:rPr>
+          <w:rFonts w:ascii="Calibri" w:hAnsi="Calibri" w:cs="Calibri"/>
+        </w:rPr>
+        <w:t>Administrativo de Obra</w:t>
+      </w:r>
+    </w:p>
+    <w:p>
+      <w:pPr>
+        <w:jc w:val="both"/>
+        <w:rPr>
+          <w:rFonts w:ascii="Calibri" w:hAnsi="Calibri" w:cs="Calibri"/>
+        </w:rPr>
+      </w:pPr>
+      <w:bookmarkStart w:id="13" w:name="CARGO_205__DESCRIPCION"/>
+      <w:r>
+        <w:rPr>
+          <w:rFonts w:ascii="Calibri" w:hAnsi="Calibri" w:cs="Calibri"/>
+        </w:rPr>
+        <w:t>Brindar apoyo administrativo integral a la obra, asegurando el correcto registro, control y respaldo documental de los procesos operativos, laborales y financieros, contribuyendo al orden, trazabilidad y cumplimiento de los procedimientos internos de la empresa y de la normativa legal vigente.</w:t>
+      </w:r>
+    </w:p>
+    <w:p>
+      <w:pPr>
+        <w:rPr>
+          <w:rFonts w:ascii="Calibri" w:hAnsi="Calibri" w:cs="Calibri"/>
+          <w:b/>
+          <w:bCs/>
+        </w:rPr>
+      </w:pPr>
+      <w:r>
+        <w:rPr>
+          <w:rFonts w:ascii="Calibri" w:hAnsi="Calibri" w:cs="Calibri"/>
+          <w:b/>
+          <w:bCs/>
+        </w:rPr>
+        <w:t>Responsabilidades y Funciones Principales</w:t>
+      </w:r>
+    </w:p>
+    <w:p>
+      <w:pPr>
+        <w:pStyle w:val="Prrafodelista"/>
+        <w:numPr>
+          <w:ilvl w:val="0"/>
+          <w:numId w:val="28"/>
+        </w:numPr>
+        <w:rPr>
+          <w:rFonts w:ascii="Calibri" w:hAnsi="Calibri" w:cs="Calibri"/>
+        </w:rPr>
+      </w:pPr>
+      <w:r>
+        <w:rPr>
+          <w:rFonts w:ascii="Calibri" w:hAnsi="Calibri" w:cs="Calibri"/>
+        </w:rPr>
+        <w:t>Llevar el control y archivo de documentación administrativa de la obra (contratos, anexos, finiquitos, licencias, permisos, entre otros).</w:t>
+      </w:r>
+    </w:p>
+    <w:p>
+      <w:pPr>
+        <w:pStyle w:val="Prrafodelista"/>
+        <w:numPr>
+          <w:ilvl w:val="0"/>
+          <w:numId w:val="28"/>
+        </w:numPr>
+        <w:rPr>
+          <w:rFonts w:ascii="Calibri" w:hAnsi="Calibri" w:cs="Calibri"/>
+        </w:rPr>
+      </w:pPr>
+      <w:r>
+        <w:rPr>
+          <w:rFonts w:ascii="Calibri" w:hAnsi="Calibri" w:cs="Calibri"/>
+        </w:rPr>
+        <w:t>Apoyar la gestión de recursos humanos en obra (control de asistencia, inasistencias, horas extras, vacaciones, ingreso y salida de personal).</w:t>
+      </w:r>
+    </w:p>
+    <w:p>
+      <w:pPr>
+        <w:pStyle w:val="Prrafodelista"/>
+        <w:numPr>
+          <w:ilvl w:val="0"/>
+          <w:numId w:val="28"/>
+        </w:numPr>
+        <w:rPr>
+          <w:rFonts w:ascii="Calibri" w:hAnsi="Calibri" w:cs="Calibri"/>
+        </w:rPr>
+      </w:pPr>
+      <w:r>
+        <w:rPr>
+          <w:rFonts w:ascii="Calibri" w:hAnsi="Calibri" w:cs="Calibri"/>
+        </w:rPr>
+        <w:t>Registrar y respaldar información relacionada con anticipos de sueldo, remuneraciones y solicitudes de fondos.</w:t>
+      </w:r>
+    </w:p>
+    <w:p>
+      <w:pPr>
+        <w:pStyle w:val="Prrafodelista"/>
+        <w:numPr>
+          <w:ilvl w:val="0"/>
+          <w:numId w:val="28"/>
+        </w:numPr>
+        <w:rPr>
+          <w:rFonts w:ascii="Calibri" w:hAnsi="Calibri" w:cs="Calibri"/>
+        </w:rPr>
+      </w:pPr>
+      <w:r>
+        <w:rPr>
+          <w:rFonts w:ascii="Calibri" w:hAnsi="Calibri" w:cs="Calibri"/>
+        </w:rPr>
+        <w:t>Apoyar la confección y revisión de rendiciones de gastos y documentación asociada a caja chica.</w:t>
+      </w:r>
+    </w:p>
+    <w:p>
+      <w:pPr>
+        <w:pStyle w:val="Prrafodelista"/>
+        <w:numPr>
+          <w:ilvl w:val="0"/>
+          <w:numId w:val="28"/>
+        </w:numPr>
+        <w:rPr>
+          <w:rFonts w:ascii="Calibri" w:hAnsi="Calibri" w:cs="Calibri"/>
+        </w:rPr>
+      </w:pPr>
+      <w:r>
+        <w:rPr>
+          <w:rFonts w:ascii="Calibri" w:hAnsi="Calibri" w:cs="Calibri"/>
+        </w:rPr>
+        <w:t>Mantener actualizado el registro de proveedores, guías de despacho, facturas y documentos tributarios relacionados con la obra.</w:t>
+      </w:r>
+    </w:p>
+    <w:p>
+      <w:pPr>
+        <w:pStyle w:val="Prrafodelista"/>
+        <w:numPr>
+          <w:ilvl w:val="0"/>
+          <w:numId w:val="28"/>
+        </w:numPr>
+        <w:rPr>
+          <w:rFonts w:ascii="Calibri" w:hAnsi="Calibri" w:cs="Calibri"/>
+        </w:rPr>
+      </w:pPr>
+      <w:r>
+        <w:rPr>
+          <w:rFonts w:ascii="Calibri" w:hAnsi="Calibri" w:cs="Calibri"/>
+        </w:rPr>
+        <w:t>Coordinar y canalizar información administrativa entre la obra y la oficina central.</w:t>
+      </w:r>
+    </w:p>
+    <w:p>
+      <w:pPr>
+        <w:pStyle w:val="Prrafodelista"/>
+        <w:numPr>
+          <w:ilvl w:val="0"/>
+          <w:numId w:val="28"/>
+        </w:numPr>
+        <w:rPr>
+          <w:rFonts w:ascii="Calibri" w:hAnsi="Calibri" w:cs="Calibri"/>
+        </w:rPr>
+      </w:pPr>
+      <w:r>
+        <w:rPr>
+          <w:rFonts w:ascii="Calibri" w:hAnsi="Calibri" w:cs="Calibri"/>
+        </w:rPr>
+        <w:t>Apoyar la gestión documental para auditorías internas o externas.</w:t>
+      </w:r>
+    </w:p>
+    <w:p>
+      <w:pPr>
+        <w:pStyle w:val="Prrafodelista"/>
+        <w:numPr>
+          <w:ilvl w:val="0"/>
+          <w:numId w:val="28"/>
+        </w:numPr>
+        <w:rPr>
+          <w:rFonts w:ascii="Calibri" w:hAnsi="Calibri" w:cs="Calibri"/>
+        </w:rPr>
+      </w:pPr>
+      <w:r>
+        <w:rPr>
+          <w:rFonts w:ascii="Calibri" w:hAnsi="Calibri" w:cs="Calibri"/>
+        </w:rPr>
+        <w:t>Utilizar sistemas informáticos de la empresa para el correcto registro de información (ERP, planillas, plataformas digitales).</w:t>
+      </w:r>
+    </w:p>
+    <w:p>
+      <w:pPr>
+        <w:pStyle w:val="Prrafodelista"/>
+        <w:numPr>
+          <w:ilvl w:val="0"/>
+          <w:numId w:val="28"/>
+        </w:numPr>
+        <w:rPr>
+          <w:rFonts w:ascii="Calibri" w:hAnsi="Calibri" w:cs="Calibri"/>
+        </w:rPr>
+      </w:pPr>
+      <w:r>
+        <w:rPr>
+          <w:rFonts w:ascii="Calibri" w:hAnsi="Calibri" w:cs="Calibri"/>
+        </w:rPr>
+        <w:t>Velar por el orden administrativo y documental de la obra.</w:t>
+      </w:r>
+    </w:p>
+    <w:p>
+      <w:pPr>
+        <w:pStyle w:val="Prrafodelista"/>
+        <w:numPr>
+          <w:ilvl w:val="0"/>
+          <w:numId w:val="28"/>
+        </w:numPr>
+        <w:rPr>
+          <w:rFonts w:ascii="Calibri" w:hAnsi="Calibri" w:cs="Calibri"/>
+        </w:rPr>
+      </w:pPr>
+      <w:r>
+        <w:rPr>
+          <w:rFonts w:ascii="Calibri" w:hAnsi="Calibri" w:cs="Calibri"/>
+        </w:rPr>
+        <w:t>Otras funciones administrativas propias del cargo que le sean encomendadas por su jefatura directa.</w:t>
+      </w:r>
+    </w:p>
+    <w:bookmarkEnd w:id="13"/>
+    <w:p>
+      <w:pPr>
+        <w:rPr>
+          <w:rFonts w:ascii="Calibri" w:hAnsi="Calibri" w:cs="Calibri"/>
+        </w:rPr>
+      </w:pPr>
+      <w:r>
+        <w:rPr>
+          <w:rFonts w:ascii="Calibri" w:hAnsi="Calibri" w:cs="Calibri"/>
+        </w:rPr>
+        <w:br w:type="page"/>
+      </w:r>
+    </w:p>
+    <w:p>
+      <w:pPr>
+        <w:pStyle w:val="Ttulo1"/>
+        <w:spacing w:after="240"/>
+        <w:jc w:val="both"/>
+        <w:rPr>
+          <w:rFonts w:ascii="Calibri" w:hAnsi="Calibri" w:cs="Calibri"/>
+        </w:rPr>
+      </w:pPr>
+      <w:r>
+        <w:rPr>
+          <w:rFonts w:ascii="Calibri" w:hAnsi="Calibri" w:cs="Calibri"/>
+        </w:rPr>
+        <w:lastRenderedPageBreak/>
+        <w:t xml:space="preserve">Cargo ID </w:t>
+      </w:r>
+      <w:r>
+        <w:rPr>
+          <w:rFonts w:ascii="Calibri" w:hAnsi="Calibri" w:cs="Calibri"/>
+        </w:rPr>
+        <w:t>108</w:t>
+      </w:r>
+      <w:r>
+        <w:rPr>
+          <w:rFonts w:ascii="Calibri" w:hAnsi="Calibri" w:cs="Calibri"/>
+        </w:rPr>
+        <w:t xml:space="preserve"> — </w:t>
+      </w:r>
+      <w:r>
+        <w:rPr>
+          <w:rFonts w:ascii="Calibri" w:hAnsi="Calibri" w:cs="Calibri"/>
+        </w:rPr>
+        <w:t>Maestro Carpintero Terminaciones</w:t>
+      </w:r>
+    </w:p>
+    <w:p>
+      <w:pPr>
+        <w:jc w:val="both"/>
+        <w:rPr>
+          <w:rFonts w:ascii="Calibri" w:hAnsi="Calibri" w:cs="Calibri"/>
+        </w:rPr>
+      </w:pPr>
+      <w:bookmarkStart w:id="14" w:name="CARGO_108__DESCRIPCION"/>
+      <w:r>
+        <w:rPr>
+          <w:rFonts w:ascii="Calibri" w:hAnsi="Calibri" w:cs="Calibri"/>
+        </w:rPr>
+        <w:t>Ejecutar labores de carpintería de terminaciones en la obra, garantizando la correcta instalación y acabado de elementos de madera u otros materiales, conforme a los planos, especificaciones técnicas y estándares de calidad exigidos por la empresa y la normativa vigente en materia de construcción.</w:t>
+      </w:r>
+    </w:p>
+    <w:p>
+      <w:pPr>
+        <w:rPr>
+          <w:rFonts w:ascii="Calibri" w:hAnsi="Calibri" w:cs="Calibri"/>
+          <w:b/>
+          <w:bCs/>
+        </w:rPr>
+      </w:pPr>
+      <w:r>
+        <w:rPr>
+          <w:rFonts w:ascii="Calibri" w:hAnsi="Calibri" w:cs="Calibri"/>
+          <w:b/>
+          <w:bCs/>
+        </w:rPr>
+        <w:t>Responsabilidades y Funciones Principales</w:t>
+      </w:r>
+    </w:p>
+    <w:p>
+      <w:pPr>
+        <w:pStyle w:val="Prrafodelista"/>
+        <w:numPr>
+          <w:ilvl w:val="0"/>
+          <w:numId w:val="29"/>
+        </w:numPr>
+        <w:jc w:val="both"/>
+        <w:rPr>
+          <w:rFonts w:ascii="Calibri" w:eastAsia="Times New Roman" w:hAnsi="Calibri" w:cs="Calibri"/>
+          <w:lang w:eastAsia="es-CL"/>
+        </w:rPr>
+      </w:pPr>
+      <w:r>
+        <w:rPr>
+          <w:rFonts w:ascii="Calibri" w:eastAsia="Times New Roman" w:hAnsi="Calibri" w:cs="Calibri"/>
+          <w:lang w:eastAsia="es-CL"/>
+        </w:rPr>
+        <w:t>Interpretar planos, especificaciones y órdenes de trabajo relacionadas con terminaciones de carpintería.</w:t>
+      </w:r>
+    </w:p>
+    <w:p>
+      <w:pPr>
+        <w:pStyle w:val="Prrafodelista"/>
+        <w:numPr>
+          <w:ilvl w:val="0"/>
+          <w:numId w:val="29"/>
+        </w:numPr>
+        <w:jc w:val="both"/>
+        <w:rPr>
+          <w:rFonts w:ascii="Calibri" w:eastAsia="Times New Roman" w:hAnsi="Calibri" w:cs="Calibri"/>
+          <w:lang w:eastAsia="es-CL"/>
+        </w:rPr>
+      </w:pPr>
+      <w:r>
+        <w:rPr>
+          <w:rFonts w:ascii="Calibri" w:eastAsia="Times New Roman" w:hAnsi="Calibri" w:cs="Calibri"/>
+          <w:lang w:eastAsia="es-CL"/>
+        </w:rPr>
+        <w:t>Fabricar, montar, ajustar y reparar elementos de madera u otros materiales (marcos, puertas, ventanas, closets, muebles empotrados, revestimientos, zócalos, guardapolvos, entre otros).</w:t>
+      </w:r>
+    </w:p>
+    <w:p>
+      <w:pPr>
+        <w:pStyle w:val="Prrafodelista"/>
+        <w:numPr>
+          <w:ilvl w:val="0"/>
+          <w:numId w:val="29"/>
+        </w:numPr>
+        <w:jc w:val="both"/>
+        <w:rPr>
+          <w:rFonts w:ascii="Calibri" w:eastAsia="Times New Roman" w:hAnsi="Calibri" w:cs="Calibri"/>
+          <w:lang w:eastAsia="es-CL"/>
+        </w:rPr>
+      </w:pPr>
+      <w:r>
+        <w:rPr>
+          <w:rFonts w:ascii="Calibri" w:eastAsia="Times New Roman" w:hAnsi="Calibri" w:cs="Calibri"/>
+          <w:lang w:eastAsia="es-CL"/>
+        </w:rPr>
+        <w:t>Utilizar adecuadamente herramientas manuales, eléctricas y equipos propios de la especialidad, velando por su correcto mantenimiento.</w:t>
+      </w:r>
+    </w:p>
+    <w:p>
+      <w:pPr>
+        <w:pStyle w:val="Prrafodelista"/>
+        <w:numPr>
+          <w:ilvl w:val="0"/>
+          <w:numId w:val="29"/>
+        </w:numPr>
+        <w:jc w:val="both"/>
+        <w:rPr>
+          <w:rFonts w:ascii="Calibri" w:eastAsia="Times New Roman" w:hAnsi="Calibri" w:cs="Calibri"/>
+          <w:lang w:eastAsia="es-CL"/>
+        </w:rPr>
+      </w:pPr>
+      <w:r>
+        <w:rPr>
+          <w:rFonts w:ascii="Calibri" w:eastAsia="Times New Roman" w:hAnsi="Calibri" w:cs="Calibri"/>
+          <w:lang w:eastAsia="es-CL"/>
+        </w:rPr>
+        <w:t>Ejecutar trabajos de corte, lijado, ensamblado y acabado de piezas de madera y otros materiales.</w:t>
+      </w:r>
+    </w:p>
+    <w:p>
+      <w:pPr>
+        <w:pStyle w:val="Prrafodelista"/>
+        <w:numPr>
+          <w:ilvl w:val="0"/>
+          <w:numId w:val="29"/>
+        </w:numPr>
+        <w:jc w:val="both"/>
+        <w:rPr>
+          <w:rFonts w:ascii="Calibri" w:eastAsia="Times New Roman" w:hAnsi="Calibri" w:cs="Calibri"/>
+          <w:lang w:eastAsia="es-CL"/>
+        </w:rPr>
+      </w:pPr>
+      <w:r>
+        <w:rPr>
+          <w:rFonts w:ascii="Calibri" w:eastAsia="Times New Roman" w:hAnsi="Calibri" w:cs="Calibri"/>
+          <w:lang w:eastAsia="es-CL"/>
+        </w:rPr>
+        <w:t>Verificar la correcta alineación, nivelación y fijación de los elementos instalados.</w:t>
+      </w:r>
+    </w:p>
+    <w:p>
+      <w:pPr>
+        <w:pStyle w:val="Prrafodelista"/>
+        <w:numPr>
+          <w:ilvl w:val="0"/>
+          <w:numId w:val="29"/>
+        </w:numPr>
+        <w:jc w:val="both"/>
+        <w:rPr>
+          <w:rFonts w:ascii="Calibri" w:eastAsia="Times New Roman" w:hAnsi="Calibri" w:cs="Calibri"/>
+          <w:lang w:eastAsia="es-CL"/>
+        </w:rPr>
+      </w:pPr>
+      <w:r>
+        <w:rPr>
+          <w:rFonts w:ascii="Calibri" w:eastAsia="Times New Roman" w:hAnsi="Calibri" w:cs="Calibri"/>
+          <w:lang w:eastAsia="es-CL"/>
+        </w:rPr>
+        <w:t>Cumplir con las normas de seguridad, salud ocupacional y medio ambiente establecidas por la empresa.</w:t>
+      </w:r>
+    </w:p>
+    <w:p>
+      <w:pPr>
+        <w:pStyle w:val="Prrafodelista"/>
+        <w:numPr>
+          <w:ilvl w:val="0"/>
+          <w:numId w:val="29"/>
+        </w:numPr>
+        <w:jc w:val="both"/>
+        <w:rPr>
+          <w:rFonts w:ascii="Calibri" w:eastAsia="Times New Roman" w:hAnsi="Calibri" w:cs="Calibri"/>
+          <w:lang w:eastAsia="es-CL"/>
+        </w:rPr>
+      </w:pPr>
+      <w:r>
+        <w:rPr>
+          <w:rFonts w:ascii="Calibri" w:eastAsia="Times New Roman" w:hAnsi="Calibri" w:cs="Calibri"/>
+          <w:lang w:eastAsia="es-CL"/>
+        </w:rPr>
+        <w:t>Colaborar con el equipo de trabajo en la optimización de tiempos y recursos asignados a la obra.</w:t>
+      </w:r>
+    </w:p>
+    <w:p>
+      <w:pPr>
+        <w:pStyle w:val="Prrafodelista"/>
+        <w:numPr>
+          <w:ilvl w:val="0"/>
+          <w:numId w:val="29"/>
+        </w:numPr>
+        <w:jc w:val="both"/>
+        <w:rPr>
+          <w:rFonts w:ascii="Calibri" w:eastAsia="Times New Roman" w:hAnsi="Calibri" w:cs="Calibri"/>
+          <w:lang w:eastAsia="es-CL"/>
+        </w:rPr>
+      </w:pPr>
+      <w:r>
+        <w:rPr>
+          <w:rFonts w:ascii="Calibri" w:eastAsia="Times New Roman" w:hAnsi="Calibri" w:cs="Calibri"/>
+          <w:lang w:eastAsia="es-CL"/>
+        </w:rPr>
+        <w:t>Reportar oportunamente al Jefe de Obra o Capataz cualquier anomalía, daño o desviación en los trabajos.</w:t>
+      </w:r>
+    </w:p>
+    <w:bookmarkEnd w:id="14"/>
+    <w:p>
+      <w:pPr>
+        <w:rPr>
+          <w:rFonts w:ascii="Calibri" w:hAnsi="Calibri" w:cs="Calibri"/>
+        </w:rPr>
+      </w:pPr>
+      <w:r>
+        <w:rPr>
+          <w:rFonts w:ascii="Calibri" w:hAnsi="Calibri" w:cs="Calibri"/>
+        </w:rPr>
+        <w:br w:type="page"/>
+      </w:r>
+    </w:p>
+    <w:p>
+      <w:pPr>
+        <w:pStyle w:val="Ttulo1"/>
+        <w:spacing w:after="240"/>
+        <w:jc w:val="both"/>
+        <w:rPr>
+          <w:rFonts w:ascii="Calibri" w:hAnsi="Calibri" w:cs="Calibri"/>
+        </w:rPr>
+      </w:pPr>
+      <w:r>
+        <w:rPr>
+          <w:rFonts w:ascii="Calibri" w:hAnsi="Calibri" w:cs="Calibri"/>
+        </w:rPr>
+        <w:lastRenderedPageBreak/>
+        <w:t xml:space="preserve">Cargo ID </w:t>
+      </w:r>
+      <w:r>
+        <w:rPr>
+          <w:rFonts w:ascii="Calibri" w:hAnsi="Calibri" w:cs="Calibri"/>
+        </w:rPr>
+        <w:t>160</w:t>
+      </w:r>
+      <w:r>
+        <w:rPr>
+          <w:rFonts w:ascii="Calibri" w:hAnsi="Calibri" w:cs="Calibri"/>
+        </w:rPr>
+        <w:t xml:space="preserve"> — </w:t>
+      </w:r>
+      <w:r>
+        <w:rPr>
+          <w:rFonts w:ascii="Calibri" w:hAnsi="Calibri" w:cs="Calibri"/>
+        </w:rPr>
+        <w:t>Ayudante de Terminaciones y Aseo P.V.</w:t>
+      </w:r>
+    </w:p>
+    <w:p>
+      <w:pPr>
+        <w:jc w:val="both"/>
+        <w:rPr>
+          <w:rFonts w:ascii="Calibri" w:hAnsi="Calibri" w:cs="Calibri"/>
+        </w:rPr>
+      </w:pPr>
+      <w:bookmarkStart w:id="15" w:name="CARGO_160__DESCRIPCION"/>
+      <w:r>
+        <w:rPr>
+          <w:rFonts w:ascii="Calibri" w:hAnsi="Calibri" w:cs="Calibri"/>
+        </w:rPr>
+        <w:t>Responsable de realizar labores de limpieza general en las faenas de post venta, asegurando un entorno de trabajo ordenado y seguro. Además, presta apoyo directo a los maestros de terminaciones, colaborando en las distintas tareas que se requieran para garantizar la correcta ejecución de los trabajos de post venta, manteniendo los estándares de calidad y seguridad establecidos por la empresa.</w:t>
+      </w:r>
+    </w:p>
+    <w:p>
+      <w:pPr>
+        <w:rPr>
+          <w:rFonts w:ascii="Calibri" w:hAnsi="Calibri" w:cs="Calibri"/>
+          <w:b/>
+          <w:bCs/>
+        </w:rPr>
+      </w:pPr>
+      <w:r>
+        <w:rPr>
+          <w:rFonts w:ascii="Calibri" w:hAnsi="Calibri" w:cs="Calibri"/>
+          <w:b/>
+          <w:bCs/>
+        </w:rPr>
+        <w:t>Responsabilidades y Funciones Principales</w:t>
+      </w:r>
+    </w:p>
+    <w:p>
+      <w:pPr>
+        <w:pStyle w:val="Prrafodelista"/>
+        <w:numPr>
+          <w:ilvl w:val="0"/>
+          <w:numId w:val="30"/>
+        </w:numPr>
+        <w:rPr>
+          <w:rFonts w:ascii="Calibri" w:eastAsia="Times New Roman" w:hAnsi="Calibri" w:cs="Calibri"/>
+          <w:lang w:eastAsia="es-CL"/>
+        </w:rPr>
+      </w:pPr>
+      <w:r>
+        <w:rPr>
+          <w:rFonts w:ascii="Calibri" w:eastAsia="Times New Roman" w:hAnsi="Calibri" w:cs="Calibri"/>
+          <w:lang w:eastAsia="es-CL"/>
+        </w:rPr>
+        <w:t>Realizar limpieza general en las áreas de trabajo, retiro de escombros y mantención del orden.</w:t>
+      </w:r>
+    </w:p>
+    <w:p>
+      <w:pPr>
+        <w:pStyle w:val="Prrafodelista"/>
+        <w:numPr>
+          <w:ilvl w:val="0"/>
+          <w:numId w:val="30"/>
+        </w:numPr>
+        <w:rPr>
+          <w:rFonts w:ascii="Calibri" w:eastAsia="Times New Roman" w:hAnsi="Calibri" w:cs="Calibri"/>
+          <w:lang w:eastAsia="es-CL"/>
+        </w:rPr>
+      </w:pPr>
+      <w:r>
+        <w:rPr>
+          <w:rFonts w:ascii="Calibri" w:eastAsia="Times New Roman" w:hAnsi="Calibri" w:cs="Calibri"/>
+          <w:lang w:eastAsia="es-CL"/>
+        </w:rPr>
+        <w:t>Apoyar a los maestros de terminaciones en labores menores de reparación y terminaciones.</w:t>
+      </w:r>
+    </w:p>
+    <w:p>
+      <w:pPr>
+        <w:pStyle w:val="Prrafodelista"/>
+        <w:numPr>
+          <w:ilvl w:val="0"/>
+          <w:numId w:val="30"/>
+        </w:numPr>
+        <w:rPr>
+          <w:rFonts w:ascii="Calibri" w:eastAsia="Times New Roman" w:hAnsi="Calibri" w:cs="Calibri"/>
+          <w:lang w:eastAsia="es-CL"/>
+        </w:rPr>
+      </w:pPr>
+      <w:r>
+        <w:rPr>
+          <w:rFonts w:ascii="Calibri" w:eastAsia="Times New Roman" w:hAnsi="Calibri" w:cs="Calibri"/>
+          <w:lang w:eastAsia="es-CL"/>
+        </w:rPr>
+        <w:t>Trasladar materiales, herramientas y equipos necesarios para la ejecución de los trabajos.</w:t>
+      </w:r>
+    </w:p>
+    <w:p>
+      <w:pPr>
+        <w:pStyle w:val="Prrafodelista"/>
+        <w:numPr>
+          <w:ilvl w:val="0"/>
+          <w:numId w:val="30"/>
+        </w:numPr>
+        <w:rPr>
+          <w:rFonts w:ascii="Calibri" w:eastAsia="Times New Roman" w:hAnsi="Calibri" w:cs="Calibri"/>
+          <w:lang w:eastAsia="es-CL"/>
+        </w:rPr>
+      </w:pPr>
+      <w:r>
+        <w:rPr>
+          <w:rFonts w:ascii="Calibri" w:eastAsia="Times New Roman" w:hAnsi="Calibri" w:cs="Calibri"/>
+          <w:lang w:eastAsia="es-CL"/>
+        </w:rPr>
+        <w:t>Colaborar en la preparación y habilitación de espacios para realizar labores de post venta.</w:t>
+      </w:r>
+    </w:p>
+    <w:p>
+      <w:pPr>
+        <w:pStyle w:val="Prrafodelista"/>
+        <w:numPr>
+          <w:ilvl w:val="0"/>
+          <w:numId w:val="30"/>
+        </w:numPr>
+        <w:rPr>
+          <w:rFonts w:ascii="Calibri" w:eastAsia="Times New Roman" w:hAnsi="Calibri" w:cs="Calibri"/>
+          <w:lang w:eastAsia="es-CL"/>
+        </w:rPr>
+      </w:pPr>
+      <w:r>
+        <w:rPr>
+          <w:rFonts w:ascii="Calibri" w:eastAsia="Times New Roman" w:hAnsi="Calibri" w:cs="Calibri"/>
+          <w:lang w:eastAsia="es-CL"/>
+        </w:rPr>
+        <w:t>Informar oportunamente al supervisor sobre cualquier situación de riesgo o condición insegura en la obra.</w:t>
+      </w:r>
+    </w:p>
+    <w:p>
+      <w:pPr>
+        <w:pStyle w:val="Prrafodelista"/>
+        <w:numPr>
+          <w:ilvl w:val="0"/>
+          <w:numId w:val="30"/>
+        </w:numPr>
+        <w:rPr>
+          <w:rFonts w:ascii="Calibri" w:eastAsia="Times New Roman" w:hAnsi="Calibri" w:cs="Calibri"/>
+          <w:lang w:eastAsia="es-CL"/>
+        </w:rPr>
+      </w:pPr>
+      <w:r>
+        <w:rPr>
+          <w:rFonts w:ascii="Calibri" w:eastAsia="Times New Roman" w:hAnsi="Calibri" w:cs="Calibri"/>
+          <w:lang w:eastAsia="es-CL"/>
+        </w:rPr>
+        <w:t>Cumplir las instrucciones impartidas por los supervisores o encargados de post venta.</w:t>
+      </w:r>
+    </w:p>
+    <w:p>
+      <w:pPr>
+        <w:pStyle w:val="Prrafodelista"/>
+        <w:numPr>
+          <w:ilvl w:val="0"/>
+          <w:numId w:val="30"/>
+        </w:numPr>
+        <w:rPr>
+          <w:rFonts w:ascii="Calibri" w:eastAsia="Times New Roman" w:hAnsi="Calibri" w:cs="Calibri"/>
+          <w:lang w:eastAsia="es-CL"/>
+        </w:rPr>
+      </w:pPr>
+      <w:r>
+        <w:rPr>
+          <w:rFonts w:ascii="Calibri" w:eastAsia="Times New Roman" w:hAnsi="Calibri" w:cs="Calibri"/>
+          <w:lang w:eastAsia="es-CL"/>
+        </w:rPr>
+        <w:t>Resguardar el buen uso de materiales, herramientas y equipos asignados.</w:t>
+      </w:r>
+    </w:p>
+    <w:bookmarkEnd w:id="15"/>
+    <w:p>
+      <w:pPr>
+        <w:rPr>
+          <w:rFonts w:ascii="Calibri" w:hAnsi="Calibri" w:cs="Calibri"/>
+        </w:rPr>
+      </w:pPr>
+      <w:r>
+        <w:rPr>
+          <w:rFonts w:ascii="Calibri" w:hAnsi="Calibri" w:cs="Calibri"/>
+        </w:rPr>
+        <w:br w:type="page"/>
+      </w:r>
+    </w:p>
+    <w:p>
+      <w:pPr>
+        <w:pStyle w:val="Ttulo1"/>
+        <w:spacing w:after="240"/>
+        <w:jc w:val="both"/>
+        <w:rPr>
+          <w:rFonts w:ascii="Calibri" w:hAnsi="Calibri" w:cs="Calibri"/>
+        </w:rPr>
+      </w:pPr>
+      <w:r>
+        <w:rPr>
+          <w:rFonts w:ascii="Calibri" w:hAnsi="Calibri" w:cs="Calibri"/>
+        </w:rPr>
+        <w:lastRenderedPageBreak/>
+        <w:t xml:space="preserve">Cargo ID </w:t>
+      </w:r>
+      <w:r>
+        <w:rPr>
+          <w:rFonts w:ascii="Calibri" w:hAnsi="Calibri" w:cs="Calibri"/>
+        </w:rPr>
+        <w:t>125</w:t>
+      </w:r>
+      <w:r>
+        <w:rPr>
+          <w:rFonts w:ascii="Calibri" w:hAnsi="Calibri" w:cs="Calibri"/>
+        </w:rPr>
+        <w:t xml:space="preserve"> — </w:t>
+      </w:r>
+      <w:r>
+        <w:rPr>
+          <w:rFonts w:ascii="Calibri" w:hAnsi="Calibri" w:cs="Calibri"/>
+        </w:rPr>
+        <w:t>Maestro Soldador</w:t>
+      </w:r>
+    </w:p>
+    <w:p>
+      <w:pPr>
+        <w:jc w:val="both"/>
+        <w:rPr>
+          <w:rFonts w:ascii="Calibri" w:hAnsi="Calibri" w:cs="Calibri"/>
+        </w:rPr>
+      </w:pPr>
+      <w:bookmarkStart w:id="16" w:name="CARGO_125__DESCRIPCION"/>
+      <w:r>
+        <w:rPr>
+          <w:rFonts w:ascii="Calibri" w:hAnsi="Calibri" w:cs="Calibri"/>
+        </w:rPr>
+        <w:t>Realizar labores de soldadura en estructuras metálicas, encofrados metálicos, armaduras, anclajes, y otros elementos necesarios para la correcta ejecución de la obra. Su trabajo es clave para asegurar la estabilidad estructural, la seguridad y la calidad de las construcciones, cumpliendo con las especificaciones técnicas del proyecto y los estándares de seguridad establecidos.</w:t>
+      </w:r>
+    </w:p>
+    <w:p>
+      <w:pPr>
+        <w:rPr>
+          <w:rFonts w:ascii="Calibri" w:hAnsi="Calibri" w:cs="Calibri"/>
+          <w:b/>
+          <w:bCs/>
+        </w:rPr>
+      </w:pPr>
+      <w:r>
+        <w:rPr>
+          <w:rFonts w:ascii="Calibri" w:hAnsi="Calibri" w:cs="Calibri"/>
+          <w:b/>
+          <w:bCs/>
+        </w:rPr>
+        <w:t>Responsabilidades y Funciones Principales</w:t>
+      </w:r>
+    </w:p>
+    <w:p>
+      <w:pPr>
+        <w:pStyle w:val="Prrafodelista"/>
+        <w:numPr>
+          <w:ilvl w:val="0"/>
+          <w:numId w:val="30"/>
+        </w:numPr>
+        <w:spacing w:before="100" w:beforeAutospacing="1" w:after="100" w:afterAutospacing="1"/>
+        <w:jc w:val="both"/>
+        <w:rPr>
+          <w:rFonts w:ascii="Calibri" w:eastAsia="Times New Roman" w:hAnsi="Calibri" w:cs="Calibri"/>
+          <w:lang w:eastAsia="es-CL"/>
+        </w:rPr>
+      </w:pPr>
+      <w:r>
+        <w:rPr>
+          <w:rFonts w:ascii="Calibri" w:eastAsia="Times New Roman" w:hAnsi="Calibri" w:cs="Calibri"/>
+          <w:lang w:eastAsia="es-CL"/>
+        </w:rPr>
+        <w:t>Realizar trabajos de soldadura por arco, MIG, TIG u otro tipo, según lo requiera la faena.</w:t>
+      </w:r>
+    </w:p>
+    <w:p>
+      <w:pPr>
+        <w:pStyle w:val="Prrafodelista"/>
+        <w:numPr>
+          <w:ilvl w:val="0"/>
+          <w:numId w:val="30"/>
+        </w:numPr>
+        <w:spacing w:before="100" w:beforeAutospacing="1" w:after="100" w:afterAutospacing="1"/>
+        <w:jc w:val="both"/>
+        <w:rPr>
+          <w:rFonts w:ascii="Calibri" w:eastAsia="Times New Roman" w:hAnsi="Calibri" w:cs="Calibri"/>
+          <w:lang w:eastAsia="es-CL"/>
+        </w:rPr>
+      </w:pPr>
+      <w:r>
+        <w:rPr>
+          <w:rFonts w:ascii="Calibri" w:eastAsia="Times New Roman" w:hAnsi="Calibri" w:cs="Calibri"/>
+          <w:lang w:eastAsia="es-CL"/>
+        </w:rPr>
+        <w:t>Interpretar planos, croquis o instrucciones técnicas para la fabricación y montaje de estructuras metálicas.</w:t>
+      </w:r>
+    </w:p>
+    <w:p>
+      <w:pPr>
+        <w:pStyle w:val="Prrafodelista"/>
+        <w:numPr>
+          <w:ilvl w:val="0"/>
+          <w:numId w:val="30"/>
+        </w:numPr>
+        <w:spacing w:before="100" w:beforeAutospacing="1" w:after="100" w:afterAutospacing="1"/>
+        <w:jc w:val="both"/>
+        <w:rPr>
+          <w:rFonts w:ascii="Calibri" w:eastAsia="Times New Roman" w:hAnsi="Calibri" w:cs="Calibri"/>
+          <w:lang w:eastAsia="es-CL"/>
+        </w:rPr>
+      </w:pPr>
+      <w:r>
+        <w:rPr>
+          <w:rFonts w:ascii="Calibri" w:eastAsia="Times New Roman" w:hAnsi="Calibri" w:cs="Calibri"/>
+          <w:lang w:eastAsia="es-CL"/>
+        </w:rPr>
+        <w:t>Cortar, pulir, ensamblar y unir piezas metálicas, asegurando la precisión en las medidas y la resistencia de las uniones.</w:t>
+      </w:r>
+    </w:p>
+    <w:p>
+      <w:pPr>
+        <w:pStyle w:val="Prrafodelista"/>
+        <w:numPr>
+          <w:ilvl w:val="0"/>
+          <w:numId w:val="30"/>
+        </w:numPr>
+        <w:spacing w:before="100" w:beforeAutospacing="1" w:after="100" w:afterAutospacing="1"/>
+        <w:jc w:val="both"/>
+        <w:rPr>
+          <w:rFonts w:ascii="Calibri" w:eastAsia="Times New Roman" w:hAnsi="Calibri" w:cs="Calibri"/>
+          <w:lang w:eastAsia="es-CL"/>
+        </w:rPr>
+      </w:pPr>
+      <w:r>
+        <w:rPr>
+          <w:rFonts w:ascii="Calibri" w:eastAsia="Times New Roman" w:hAnsi="Calibri" w:cs="Calibri"/>
+          <w:lang w:eastAsia="es-CL"/>
+        </w:rPr>
+        <w:t>Ejecutar la soldadura de elementos estructurales como vigas, planchas, perfiles, tubos, mallas, etc.</w:t>
+      </w:r>
+    </w:p>
+    <w:p>
+      <w:pPr>
+        <w:pStyle w:val="Prrafodelista"/>
+        <w:numPr>
+          <w:ilvl w:val="0"/>
+          <w:numId w:val="30"/>
+        </w:numPr>
+        <w:spacing w:before="100" w:beforeAutospacing="1" w:after="100" w:afterAutospacing="1"/>
+        <w:jc w:val="both"/>
+        <w:rPr>
+          <w:rFonts w:ascii="Calibri" w:eastAsia="Times New Roman" w:hAnsi="Calibri" w:cs="Calibri"/>
+          <w:lang w:eastAsia="es-CL"/>
+        </w:rPr>
+      </w:pPr>
+      <w:r>
+        <w:rPr>
+          <w:rFonts w:ascii="Calibri" w:eastAsia="Times New Roman" w:hAnsi="Calibri" w:cs="Calibri"/>
+          <w:lang w:eastAsia="es-CL"/>
+        </w:rPr>
+        <w:t>Realizar tareas de armado de estructuras y apoyo a otras especialidades cuando sea requerido.</w:t>
+      </w:r>
+    </w:p>
+    <w:p>
+      <w:pPr>
+        <w:pStyle w:val="Prrafodelista"/>
+        <w:numPr>
+          <w:ilvl w:val="0"/>
+          <w:numId w:val="30"/>
+        </w:numPr>
+        <w:spacing w:before="100" w:beforeAutospacing="1" w:after="100" w:afterAutospacing="1"/>
+        <w:jc w:val="both"/>
+        <w:rPr>
+          <w:rFonts w:ascii="Calibri" w:eastAsia="Times New Roman" w:hAnsi="Calibri" w:cs="Calibri"/>
+          <w:lang w:eastAsia="es-CL"/>
+        </w:rPr>
+      </w:pPr>
+      <w:r>
+        <w:rPr>
+          <w:rFonts w:ascii="Calibri" w:eastAsia="Times New Roman" w:hAnsi="Calibri" w:cs="Calibri"/>
+          <w:lang w:eastAsia="es-CL"/>
+        </w:rPr>
+        <w:t>Mantener sus herramientas en buen estado y verificar el funcionamiento de los equipos de soldadura.</w:t>
+      </w:r>
+    </w:p>
+    <w:p>
+      <w:pPr>
+        <w:pStyle w:val="Prrafodelista"/>
+        <w:numPr>
+          <w:ilvl w:val="0"/>
+          <w:numId w:val="30"/>
+        </w:numPr>
+        <w:spacing w:before="100" w:beforeAutospacing="1" w:after="100" w:afterAutospacing="1"/>
+        <w:jc w:val="both"/>
+        <w:rPr>
+          <w:rFonts w:ascii="Calibri" w:eastAsia="Times New Roman" w:hAnsi="Calibri" w:cs="Calibri"/>
+          <w:lang w:eastAsia="es-CL"/>
+        </w:rPr>
+      </w:pPr>
+      <w:r>
+        <w:rPr>
+          <w:rFonts w:ascii="Calibri" w:eastAsia="Times New Roman" w:hAnsi="Calibri" w:cs="Calibri"/>
+          <w:lang w:eastAsia="es-CL"/>
+        </w:rPr>
+        <w:t>Cumplir con las normativas de seguridad y salud ocupacional, utilizando en todo momento los Elementos de Protección Personal (EPP) obligatorios.</w:t>
+      </w:r>
+    </w:p>
+    <w:p>
+      <w:pPr>
+        <w:pStyle w:val="Prrafodelista"/>
+        <w:numPr>
+          <w:ilvl w:val="0"/>
+          <w:numId w:val="30"/>
+        </w:numPr>
+        <w:jc w:val="both"/>
+        <w:rPr>
+          <w:rFonts w:ascii="Calibri" w:eastAsia="Times New Roman" w:hAnsi="Calibri" w:cs="Calibri"/>
+          <w:lang w:eastAsia="es-CL"/>
+        </w:rPr>
+      </w:pPr>
+      <w:r>
+        <w:rPr>
+          <w:rFonts w:ascii="Calibri" w:eastAsia="Times New Roman" w:hAnsi="Calibri" w:cs="Calibri"/>
+          <w:lang w:eastAsia="es-CL"/>
+        </w:rPr>
+        <w:t>Participar en labores de mantención o reparación de elementos metálicos existentes en obra.</w:t>
+      </w:r>
+    </w:p>
+    <w:bookmarkEnd w:id="16"/>
+    <w:p>
+      <w:pPr>
+        <w:rPr>
+          <w:rFonts w:ascii="Calibri" w:hAnsi="Calibri" w:cs="Calibri"/>
+        </w:rPr>
+      </w:pPr>
+      <w:r>
+        <w:rPr>
+          <w:rFonts w:ascii="Calibri" w:hAnsi="Calibri" w:cs="Calibri"/>
+        </w:rPr>
+        <w:br w:type="page"/>
+      </w:r>
+    </w:p>
+    <w:p>
+      <w:pPr>
+        <w:pStyle w:val="Ttulo1"/>
+        <w:spacing w:after="240"/>
+        <w:jc w:val="both"/>
+        <w:rPr>
+          <w:rFonts w:ascii="Calibri" w:hAnsi="Calibri" w:cs="Calibri"/>
+        </w:rPr>
+      </w:pPr>
+      <w:r>
+        <w:rPr>
+          <w:rFonts w:ascii="Calibri" w:hAnsi="Calibri" w:cs="Calibri"/>
+        </w:rPr>
+        <w:lastRenderedPageBreak/>
+        <w:t xml:space="preserve">Cargo ID </w:t>
+      </w:r>
+      <w:r>
+        <w:rPr>
+          <w:rFonts w:ascii="Calibri" w:hAnsi="Calibri" w:cs="Calibri"/>
+        </w:rPr>
+        <w:t>102</w:t>
+      </w:r>
+      <w:r>
+        <w:rPr>
+          <w:rFonts w:ascii="Calibri" w:hAnsi="Calibri" w:cs="Calibri"/>
+        </w:rPr>
+        <w:t xml:space="preserve"> — </w:t>
+      </w:r>
+      <w:r>
+        <w:rPr>
+          <w:rFonts w:ascii="Calibri" w:hAnsi="Calibri" w:cs="Calibri"/>
+        </w:rPr>
+        <w:t>Maestro Albañil</w:t>
+      </w:r>
+    </w:p>
+    <w:p>
+      <w:pPr>
+        <w:jc w:val="both"/>
+        <w:rPr>
+          <w:rFonts w:ascii="Calibri" w:hAnsi="Calibri" w:cs="Calibri"/>
+        </w:rPr>
+      </w:pPr>
+      <w:bookmarkStart w:id="17" w:name="CARGO_231__DESCRIPCION"/>
+      <w:bookmarkStart w:id="18" w:name="CARGO_102__DESCRIPCION"/>
+      <w:r>
+        <w:rPr>
+          <w:rFonts w:ascii="Calibri" w:hAnsi="Calibri" w:cs="Calibri"/>
+        </w:rPr>
+        <w:t>Ejecutar trabajos de albañilería en obras de construcción, tales como levantamiento de muros, instalación de elementos constructivos y ejecución de terminaciones de obra gruesa, asegurando que las labores se realicen conforme a los planos, especificaciones técnicas, normas de seguridad y estándares de calidad definidos por la empresa.</w:t>
+      </w:r>
+    </w:p>
+    <w:p>
+      <w:pPr>
+        <w:rPr>
+          <w:rFonts w:ascii="Calibri" w:hAnsi="Calibri" w:cs="Calibri"/>
+          <w:b/>
+          <w:bCs/>
+        </w:rPr>
+      </w:pPr>
+      <w:r>
+        <w:rPr>
+          <w:rFonts w:ascii="Calibri" w:hAnsi="Calibri" w:cs="Calibri"/>
+          <w:b/>
+          <w:bCs/>
+        </w:rPr>
+        <w:t>Responsabilidades y Funciones Principales</w:t>
+      </w:r>
+    </w:p>
+    <w:bookmarkEnd w:id="17"/>
+    <w:p>
+      <w:pPr>
+        <w:pStyle w:val="Prrafodelista"/>
+        <w:numPr>
+          <w:ilvl w:val="0"/>
+          <w:numId w:val="31"/>
+        </w:numPr>
+        <w:jc w:val="both"/>
+        <w:rPr>
+          <w:rFonts w:ascii="Calibri" w:hAnsi="Calibri" w:cs="Calibri"/>
+        </w:rPr>
+      </w:pPr>
+      <w:r>
+        <w:rPr>
+          <w:rFonts w:ascii="Calibri" w:hAnsi="Calibri" w:cs="Calibri"/>
+        </w:rPr>
+        <w:t>Ejecutar trabajos de albañilería en obras de construcción, tales como levantamiento de muros de ladrillo, bloques u otros materiales.</w:t>
+      </w:r>
+    </w:p>
+    <w:p>
+      <w:pPr>
+        <w:pStyle w:val="Prrafodelista"/>
+        <w:numPr>
+          <w:ilvl w:val="0"/>
+          <w:numId w:val="31"/>
+        </w:numPr>
+        <w:jc w:val="both"/>
+        <w:rPr>
+          <w:rFonts w:ascii="Calibri" w:hAnsi="Calibri" w:cs="Calibri"/>
+        </w:rPr>
+      </w:pPr>
+      <w:r>
+        <w:rPr>
+          <w:rFonts w:ascii="Calibri" w:hAnsi="Calibri" w:cs="Calibri"/>
+        </w:rPr>
+        <w:t>Preparar y aplicar morteros, hormigones u otros materiales necesarios para la ejecución de las labores asignadas.</w:t>
+      </w:r>
+    </w:p>
+    <w:p>
+      <w:pPr>
+        <w:pStyle w:val="Prrafodelista"/>
+        <w:numPr>
+          <w:ilvl w:val="0"/>
+          <w:numId w:val="31"/>
+        </w:numPr>
+        <w:jc w:val="both"/>
+        <w:rPr>
+          <w:rFonts w:ascii="Calibri" w:hAnsi="Calibri" w:cs="Calibri"/>
+        </w:rPr>
+      </w:pPr>
+      <w:r>
+        <w:rPr>
+          <w:rFonts w:ascii="Calibri" w:hAnsi="Calibri" w:cs="Calibri"/>
+        </w:rPr>
+        <w:t>Realizar nivelación, alineación y plomado de muros, tabiques y otras estructuras constructivas.</w:t>
+      </w:r>
+    </w:p>
+    <w:p>
+      <w:pPr>
+        <w:pStyle w:val="Prrafodelista"/>
+        <w:numPr>
+          <w:ilvl w:val="0"/>
+          <w:numId w:val="31"/>
+        </w:numPr>
+        <w:jc w:val="both"/>
+        <w:rPr>
+          <w:rFonts w:ascii="Calibri" w:hAnsi="Calibri" w:cs="Calibri"/>
+        </w:rPr>
+      </w:pPr>
+      <w:r>
+        <w:rPr>
+          <w:rFonts w:ascii="Calibri" w:hAnsi="Calibri" w:cs="Calibri"/>
+        </w:rPr>
+        <w:t>Interpretar planos y especificaciones técnicas relacionadas con su especialidad.</w:t>
+      </w:r>
+    </w:p>
+    <w:p>
+      <w:pPr>
+        <w:pStyle w:val="Prrafodelista"/>
+        <w:numPr>
+          <w:ilvl w:val="0"/>
+          <w:numId w:val="31"/>
+        </w:numPr>
+        <w:jc w:val="both"/>
+        <w:rPr>
+          <w:rFonts w:ascii="Calibri" w:hAnsi="Calibri" w:cs="Calibri"/>
+        </w:rPr>
+      </w:pPr>
+      <w:r>
+        <w:rPr>
+          <w:rFonts w:ascii="Calibri" w:hAnsi="Calibri" w:cs="Calibri"/>
+        </w:rPr>
+        <w:t xml:space="preserve">Instalar elementos constructivos tales como </w:t>
+      </w:r>
+      <w:proofErr w:type="spellStart"/>
+      <w:r>
+        <w:rPr>
+          <w:rFonts w:ascii="Calibri" w:hAnsi="Calibri" w:cs="Calibri"/>
+        </w:rPr>
+        <w:t>radieres</w:t>
+      </w:r>
+      <w:proofErr w:type="spellEnd"/>
+      <w:r>
+        <w:rPr>
+          <w:rFonts w:ascii="Calibri" w:hAnsi="Calibri" w:cs="Calibri"/>
+        </w:rPr>
+        <w:t>, sobrecimientos, pilares, cadenas y otros componentes propios de la obra gruesa.</w:t>
+      </w:r>
+    </w:p>
+    <w:p>
+      <w:pPr>
+        <w:pStyle w:val="Prrafodelista"/>
+        <w:numPr>
+          <w:ilvl w:val="0"/>
+          <w:numId w:val="31"/>
+        </w:numPr>
+        <w:jc w:val="both"/>
+        <w:rPr>
+          <w:rFonts w:ascii="Calibri" w:hAnsi="Calibri" w:cs="Calibri"/>
+        </w:rPr>
+      </w:pPr>
+      <w:r>
+        <w:rPr>
+          <w:rFonts w:ascii="Calibri" w:hAnsi="Calibri" w:cs="Calibri"/>
+        </w:rPr>
+        <w:t>Colaborar en trabajos de reparación, mantención o modificación de estructuras de albañilería existentes.</w:t>
+      </w:r>
+    </w:p>
+    <w:p>
+      <w:pPr>
+        <w:pStyle w:val="Prrafodelista"/>
+        <w:numPr>
+          <w:ilvl w:val="0"/>
+          <w:numId w:val="31"/>
+        </w:numPr>
+        <w:jc w:val="both"/>
+        <w:rPr>
+          <w:rFonts w:ascii="Calibri" w:hAnsi="Calibri" w:cs="Calibri"/>
+        </w:rPr>
+      </w:pPr>
+      <w:r>
+        <w:rPr>
+          <w:rFonts w:ascii="Calibri" w:hAnsi="Calibri" w:cs="Calibri"/>
+        </w:rPr>
+        <w:t>Utilizar correctamente herramientas manuales y eléctricas necesarias para el desempeño de sus funciones.</w:t>
+      </w:r>
+    </w:p>
+    <w:p>
+      <w:pPr>
+        <w:pStyle w:val="Prrafodelista"/>
+        <w:numPr>
+          <w:ilvl w:val="0"/>
+          <w:numId w:val="31"/>
+        </w:numPr>
+        <w:jc w:val="both"/>
+        <w:rPr>
+          <w:rFonts w:ascii="Calibri" w:hAnsi="Calibri" w:cs="Calibri"/>
+        </w:rPr>
+      </w:pPr>
+      <w:r>
+        <w:rPr>
+          <w:rFonts w:ascii="Calibri" w:hAnsi="Calibri" w:cs="Calibri"/>
+        </w:rPr>
+        <w:t>Mantener el orden y limpieza del área de trabajo, contribuyendo a un entorno seguro y eficiente.</w:t>
+      </w:r>
+    </w:p>
+    <w:p>
+      <w:pPr>
+        <w:pStyle w:val="Prrafodelista"/>
+        <w:numPr>
+          <w:ilvl w:val="0"/>
+          <w:numId w:val="31"/>
+        </w:numPr>
+        <w:jc w:val="both"/>
+        <w:rPr>
+          <w:rFonts w:ascii="Calibri" w:hAnsi="Calibri" w:cs="Calibri"/>
+        </w:rPr>
+      </w:pPr>
+      <w:r>
+        <w:rPr>
+          <w:rFonts w:ascii="Calibri" w:hAnsi="Calibri" w:cs="Calibri"/>
+        </w:rPr>
+        <w:t>Cumplir estrictamente las normas de seguridad, prevención de riesgos y uso de elementos de protección personal (EPP).</w:t>
+      </w:r>
+    </w:p>
+    <w:p>
+      <w:pPr>
+        <w:pStyle w:val="Prrafodelista"/>
+        <w:numPr>
+          <w:ilvl w:val="0"/>
+          <w:numId w:val="31"/>
+        </w:numPr>
+        <w:jc w:val="both"/>
+        <w:rPr>
+          <w:rFonts w:ascii="Calibri" w:hAnsi="Calibri" w:cs="Calibri"/>
+        </w:rPr>
+      </w:pPr>
+      <w:r>
+        <w:rPr>
+          <w:rFonts w:ascii="Calibri" w:hAnsi="Calibri" w:cs="Calibri"/>
+        </w:rPr>
+        <w:t>Informar oportunamente a su jefatura directa sobre cualquier problema técnico, desperfecto de herramientas o situaciones que puedan afectar el avance de la obra.</w:t>
+      </w:r>
+    </w:p>
+    <w:p>
+      <w:pPr>
+        <w:pStyle w:val="Prrafodelista"/>
+        <w:numPr>
+          <w:ilvl w:val="0"/>
+          <w:numId w:val="31"/>
+        </w:numPr>
+        <w:jc w:val="both"/>
+        <w:rPr>
+          <w:rFonts w:ascii="Calibri" w:hAnsi="Calibri" w:cs="Calibri"/>
+        </w:rPr>
+      </w:pPr>
+      <w:r>
+        <w:rPr>
+          <w:rFonts w:ascii="Calibri" w:hAnsi="Calibri" w:cs="Calibri"/>
+        </w:rPr>
+        <w:t>Apoyar en otras labores relacionadas con su especialidad que le sean encomendadas por su jefatura directa dentro del marco de sus competencias.</w:t>
+      </w:r>
+    </w:p>
+    <w:bookmarkEnd w:id="18"/>
+    <w:p>
+      <w:pPr>
+        <w:rPr>
+          <w:rFonts w:ascii="Calibri" w:hAnsi="Calibri" w:cs="Calibri"/>
+        </w:rPr>
+      </w:pPr>
+      <w:r>
+        <w:rPr>
+          <w:rFonts w:ascii="Calibri" w:hAnsi="Calibri" w:cs="Calibri"/>
+        </w:rPr>
+        <w:br w:type="page"/>
+      </w:r>
+    </w:p>
+    <w:p>
+      <w:pPr>
+        <w:pStyle w:val="Ttulo1"/>
+        <w:spacing w:after="240"/>
+        <w:jc w:val="both"/>
+        <w:rPr>
+          <w:rFonts w:ascii="Calibri" w:hAnsi="Calibri" w:cs="Calibri"/>
+        </w:rPr>
+      </w:pPr>
+      <w:r>
+        <w:rPr>
+          <w:rFonts w:ascii="Calibri" w:hAnsi="Calibri" w:cs="Calibri"/>
+        </w:rPr>
+        <w:lastRenderedPageBreak/>
+        <w:t xml:space="preserve">Cargo ID </w:t>
+      </w:r>
+      <w:r>
+        <w:rPr>
+          <w:rFonts w:ascii="Calibri" w:hAnsi="Calibri" w:cs="Calibri"/>
+        </w:rPr>
+        <w:t>2</w:t>
+      </w:r>
+      <w:r>
+        <w:rPr>
+          <w:rFonts w:ascii="Calibri" w:hAnsi="Calibri" w:cs="Calibri"/>
+        </w:rPr>
+        <w:t xml:space="preserve"> — </w:t>
+      </w:r>
+      <w:r>
+        <w:rPr>
+          <w:rFonts w:ascii="Calibri" w:hAnsi="Calibri" w:cs="Calibri"/>
+        </w:rPr>
+        <w:t>Asistente en Prevención de Riesgos</w:t>
+      </w:r>
+    </w:p>
+    <w:p>
+      <w:pPr>
+        <w:jc w:val="both"/>
+        <w:rPr>
+          <w:rFonts w:ascii="Calibri" w:hAnsi="Calibri" w:cs="Calibri"/>
+        </w:rPr>
+      </w:pPr>
+      <w:bookmarkStart w:id="19" w:name="CARGO_2__DESCRIPCION"/>
+      <w:r>
+        <w:rPr>
+          <w:rFonts w:ascii="Calibri" w:hAnsi="Calibri" w:cs="Calibri"/>
+        </w:rPr>
+        <w:t xml:space="preserve">Apoyar la gestión de prevención de riesgos laborales en la empresa, colaborando en la implementación, control y seguimiento de las medidas de seguridad y salud ocupacional, conforme a la normativa vigente (Ley </w:t>
+      </w:r>
+      <w:proofErr w:type="spellStart"/>
+      <w:r>
+        <w:rPr>
+          <w:rFonts w:ascii="Calibri" w:hAnsi="Calibri" w:cs="Calibri"/>
+        </w:rPr>
+        <w:t>N°</w:t>
+      </w:r>
+      <w:proofErr w:type="spellEnd"/>
+      <w:r>
+        <w:rPr>
+          <w:rFonts w:ascii="Calibri" w:hAnsi="Calibri" w:cs="Calibri"/>
+        </w:rPr>
+        <w:t xml:space="preserve"> 16.744 y D.S. </w:t>
+      </w:r>
+      <w:proofErr w:type="spellStart"/>
+      <w:r>
+        <w:rPr>
+          <w:rFonts w:ascii="Calibri" w:hAnsi="Calibri" w:cs="Calibri"/>
+        </w:rPr>
+        <w:t>N°</w:t>
+      </w:r>
+      <w:proofErr w:type="spellEnd"/>
+      <w:r>
+        <w:rPr>
+          <w:rFonts w:ascii="Calibri" w:hAnsi="Calibri" w:cs="Calibri"/>
+        </w:rPr>
+        <w:t xml:space="preserve"> 44).</w:t>
+      </w:r>
+    </w:p>
+    <w:p>
+      <w:pPr>
+        <w:rPr>
+          <w:rFonts w:ascii="Calibri" w:hAnsi="Calibri" w:cs="Calibri"/>
+          <w:b/>
+          <w:bCs/>
+        </w:rPr>
+      </w:pPr>
+      <w:r>
+        <w:rPr>
+          <w:rFonts w:ascii="Calibri" w:hAnsi="Calibri" w:cs="Calibri"/>
+          <w:b/>
+          <w:bCs/>
+        </w:rPr>
+        <w:t>Responsabilidades y Funciones Principales</w:t>
+      </w:r>
+    </w:p>
+    <w:p>
+      <w:pPr>
+        <w:pStyle w:val="Prrafodelista"/>
+        <w:numPr>
+          <w:ilvl w:val="0"/>
+          <w:numId w:val="32"/>
+        </w:numPr>
+        <w:jc w:val="both"/>
+        <w:rPr>
+          <w:rFonts w:ascii="Calibri" w:hAnsi="Calibri" w:cs="Calibri"/>
+        </w:rPr>
+      </w:pPr>
+      <w:r>
+        <w:rPr>
+          <w:rFonts w:ascii="Calibri" w:hAnsi="Calibri" w:cs="Calibri"/>
+        </w:rPr>
+        <w:t>Apoyar en la identificación de peligros y evaluación de riesgos (IPER).</w:t>
+      </w:r>
+    </w:p>
+    <w:p>
+      <w:pPr>
+        <w:pStyle w:val="Prrafodelista"/>
+        <w:numPr>
+          <w:ilvl w:val="0"/>
+          <w:numId w:val="32"/>
+        </w:numPr>
+        <w:jc w:val="both"/>
+        <w:rPr>
+          <w:rFonts w:ascii="Calibri" w:hAnsi="Calibri" w:cs="Calibri"/>
+        </w:rPr>
+      </w:pPr>
+      <w:r>
+        <w:rPr>
+          <w:rFonts w:ascii="Calibri" w:hAnsi="Calibri" w:cs="Calibri"/>
+        </w:rPr>
+        <w:t>Realizar inspecciones de seguridad en terreno.</w:t>
+      </w:r>
+    </w:p>
+    <w:p>
+      <w:pPr>
+        <w:pStyle w:val="Prrafodelista"/>
+        <w:numPr>
+          <w:ilvl w:val="0"/>
+          <w:numId w:val="32"/>
+        </w:numPr>
+        <w:jc w:val="both"/>
+        <w:rPr>
+          <w:rFonts w:ascii="Calibri" w:hAnsi="Calibri" w:cs="Calibri"/>
+        </w:rPr>
+      </w:pPr>
+      <w:r>
+        <w:rPr>
+          <w:rFonts w:ascii="Calibri" w:hAnsi="Calibri" w:cs="Calibri"/>
+        </w:rPr>
+        <w:t>Colaborar en la investigación de accidentes e incidentes.</w:t>
+      </w:r>
+    </w:p>
+    <w:p>
+      <w:pPr>
+        <w:pStyle w:val="Prrafodelista"/>
+        <w:numPr>
+          <w:ilvl w:val="0"/>
+          <w:numId w:val="32"/>
+        </w:numPr>
+        <w:jc w:val="both"/>
+        <w:rPr>
+          <w:rFonts w:ascii="Calibri" w:hAnsi="Calibri" w:cs="Calibri"/>
+        </w:rPr>
+      </w:pPr>
+      <w:r>
+        <w:rPr>
+          <w:rFonts w:ascii="Calibri" w:hAnsi="Calibri" w:cs="Calibri"/>
+        </w:rPr>
+        <w:t>Apoyar en capacitaciones y charlas de seguridad.</w:t>
+      </w:r>
+    </w:p>
+    <w:p>
+      <w:pPr>
+        <w:pStyle w:val="Prrafodelista"/>
+        <w:numPr>
+          <w:ilvl w:val="0"/>
+          <w:numId w:val="32"/>
+        </w:numPr>
+        <w:jc w:val="both"/>
+        <w:rPr>
+          <w:rFonts w:ascii="Calibri" w:hAnsi="Calibri" w:cs="Calibri"/>
+        </w:rPr>
+      </w:pPr>
+      <w:r>
+        <w:rPr>
+          <w:rFonts w:ascii="Calibri" w:hAnsi="Calibri" w:cs="Calibri"/>
+        </w:rPr>
+        <w:t>Mantener registros preventivos (DIAT, DAS, EPP).</w:t>
+      </w:r>
+    </w:p>
+    <w:p>
+      <w:pPr>
+        <w:pStyle w:val="Prrafodelista"/>
+        <w:numPr>
+          <w:ilvl w:val="0"/>
+          <w:numId w:val="32"/>
+        </w:numPr>
+        <w:jc w:val="both"/>
+        <w:rPr>
+          <w:rFonts w:ascii="Calibri" w:hAnsi="Calibri" w:cs="Calibri"/>
+        </w:rPr>
+      </w:pPr>
+      <w:r>
+        <w:rPr>
+          <w:rFonts w:ascii="Calibri" w:hAnsi="Calibri" w:cs="Calibri"/>
+        </w:rPr>
+        <w:t>Verificar uso correcto de EPP.</w:t>
+      </w:r>
+    </w:p>
+    <w:p>
+      <w:pPr>
+        <w:pStyle w:val="Prrafodelista"/>
+        <w:numPr>
+          <w:ilvl w:val="0"/>
+          <w:numId w:val="32"/>
+        </w:numPr>
+        <w:jc w:val="both"/>
+        <w:rPr>
+          <w:rFonts w:ascii="Calibri" w:hAnsi="Calibri" w:cs="Calibri"/>
+        </w:rPr>
+      </w:pPr>
+      <w:r>
+        <w:rPr>
+          <w:rFonts w:ascii="Calibri" w:hAnsi="Calibri" w:cs="Calibri"/>
+        </w:rPr>
+        <w:t>Apoyar procedimientos de trabajo seguro.</w:t>
+      </w:r>
+    </w:p>
+    <w:p>
+      <w:pPr>
+        <w:pStyle w:val="Prrafodelista"/>
+        <w:numPr>
+          <w:ilvl w:val="0"/>
+          <w:numId w:val="32"/>
+        </w:numPr>
+        <w:jc w:val="both"/>
+        <w:rPr>
+          <w:rFonts w:ascii="Calibri" w:hAnsi="Calibri" w:cs="Calibri"/>
+        </w:rPr>
+      </w:pPr>
+      <w:r>
+        <w:rPr>
+          <w:rFonts w:ascii="Calibri" w:hAnsi="Calibri" w:cs="Calibri"/>
+        </w:rPr>
+        <w:t>Difundir normas de seguridad.</w:t>
+      </w:r>
+    </w:p>
+    <w:p>
+      <w:pPr>
+        <w:pStyle w:val="Prrafodelista"/>
+        <w:numPr>
+          <w:ilvl w:val="0"/>
+          <w:numId w:val="32"/>
+        </w:numPr>
+        <w:jc w:val="both"/>
+        <w:rPr>
+          <w:rFonts w:ascii="Calibri" w:hAnsi="Calibri" w:cs="Calibri"/>
+        </w:rPr>
+      </w:pPr>
+      <w:r>
+        <w:rPr>
+          <w:rFonts w:ascii="Calibri" w:hAnsi="Calibri" w:cs="Calibri"/>
+        </w:rPr>
+        <w:t>Realizar observaciones planeadas.</w:t>
+      </w:r>
+    </w:p>
+    <w:p>
+      <w:pPr>
+        <w:pStyle w:val="Prrafodelista"/>
+        <w:numPr>
+          <w:ilvl w:val="0"/>
+          <w:numId w:val="32"/>
+        </w:numPr>
+        <w:jc w:val="both"/>
+        <w:rPr>
+          <w:rFonts w:ascii="Calibri" w:hAnsi="Calibri" w:cs="Calibri"/>
+        </w:rPr>
+      </w:pPr>
+      <w:r>
+        <w:rPr>
+          <w:rFonts w:ascii="Calibri" w:hAnsi="Calibri" w:cs="Calibri"/>
+        </w:rPr>
+        <w:t>Realizar inspecciones planeadas.</w:t>
+      </w:r>
+    </w:p>
+    <w:p>
+      <w:pPr>
+        <w:pStyle w:val="Prrafodelista"/>
+        <w:numPr>
+          <w:ilvl w:val="0"/>
+          <w:numId w:val="32"/>
+        </w:numPr>
+        <w:jc w:val="both"/>
+        <w:rPr>
+          <w:rFonts w:ascii="Calibri" w:hAnsi="Calibri" w:cs="Calibri"/>
+        </w:rPr>
+      </w:pPr>
+      <w:r>
+        <w:rPr>
+          <w:rFonts w:ascii="Calibri" w:hAnsi="Calibri" w:cs="Calibri"/>
+        </w:rPr>
+        <w:t>Desplegar, coordinar y apoyar en terreno a limitar las áreas y lugares críticos con señal éticas y carteles informativos.</w:t>
+      </w:r>
+      <w:bookmarkEnd w:id="19"/>
+    </w:p>
+    <w:p>
+      <w:pPr>
+        <w:rPr>
+          <w:rFonts w:ascii="Calibri" w:hAnsi="Calibri" w:cs="Calibri"/>
+        </w:rPr>
+      </w:pPr>
+      <w:r>
+        <w:rPr>
+          <w:rFonts w:ascii="Calibri" w:hAnsi="Calibri" w:cs="Calibri"/>
+        </w:rPr>
+        <w:br w:type="page"/>
+      </w:r>
+    </w:p>
+    <w:p>
+      <w:pPr>
+        <w:pStyle w:val="Ttulo1"/>
+        <w:spacing w:after="240"/>
+        <w:jc w:val="both"/>
+        <w:rPr>
+          <w:rFonts w:ascii="Calibri" w:hAnsi="Calibri" w:cs="Calibri"/>
+        </w:rPr>
+      </w:pPr>
+      <w:r>
+        <w:rPr>
+          <w:rFonts w:ascii="Calibri" w:hAnsi="Calibri" w:cs="Calibri"/>
+        </w:rPr>
+        <w:lastRenderedPageBreak/>
+        <w:t xml:space="preserve">Cargo ID </w:t>
+      </w:r>
+      <w:r>
+        <w:rPr>
+          <w:rFonts w:ascii="Calibri" w:hAnsi="Calibri" w:cs="Calibri"/>
+        </w:rPr>
+        <w:t>2</w:t>
+      </w:r>
+      <w:r>
+        <w:rPr>
+          <w:rFonts w:ascii="Calibri" w:hAnsi="Calibri" w:cs="Calibri"/>
+        </w:rPr>
+        <w:t>23</w:t>
+      </w:r>
+      <w:r>
+        <w:rPr>
+          <w:rFonts w:ascii="Calibri" w:hAnsi="Calibri" w:cs="Calibri"/>
+        </w:rPr>
+        <w:t xml:space="preserve"> — </w:t>
+      </w:r>
+      <w:r>
+        <w:rPr>
+          <w:rFonts w:ascii="Calibri" w:hAnsi="Calibri" w:cs="Calibri"/>
+        </w:rPr>
+        <w:t>Operador Camión Tolva</w:t>
+      </w:r>
+    </w:p>
+    <w:p>
+      <w:pPr>
+        <w:jc w:val="both"/>
+        <w:rPr>
+          <w:rFonts w:ascii="Calibri" w:hAnsi="Calibri" w:cs="Calibri"/>
+        </w:rPr>
+      </w:pPr>
+      <w:bookmarkStart w:id="20" w:name="CARGO_223__DESCRIPCION"/>
+      <w:r>
+        <w:rPr>
+          <w:rFonts w:ascii="Calibri" w:hAnsi="Calibri" w:cs="Calibri"/>
+        </w:rPr>
+        <w:t>C</w:t>
+      </w:r>
+      <w:r>
+        <w:rPr>
+          <w:rFonts w:ascii="Calibri" w:hAnsi="Calibri" w:cs="Calibri"/>
+        </w:rPr>
+        <w:t>onducir, operar y mantener en condiciones adecuadas el camión tolva asignado, realizando el traslado, carga y descarga de materiales tales como tierra, áridos, escombros, ripio, arena, estabilizado u otros elementos propios de la actividad constructiva.</w:t>
+      </w:r>
+    </w:p>
+    <w:p>
+      <w:pPr>
+        <w:rPr>
+          <w:rFonts w:ascii="Calibri" w:hAnsi="Calibri" w:cs="Calibri"/>
+          <w:b/>
+          <w:bCs/>
+        </w:rPr>
+      </w:pPr>
+      <w:r>
+        <w:rPr>
+          <w:rFonts w:ascii="Calibri" w:hAnsi="Calibri" w:cs="Calibri"/>
+          <w:b/>
+          <w:bCs/>
+        </w:rPr>
+        <w:t>Responsabilidades y Funciones Principales</w:t>
+      </w:r>
+    </w:p>
+    <w:p>
+      <w:pPr>
+        <w:pStyle w:val="Prrafodelista"/>
+        <w:numPr>
+          <w:ilvl w:val="0"/>
+          <w:numId w:val="33"/>
+        </w:numPr>
+        <w:jc w:val="both"/>
+        <w:rPr>
+          <w:rFonts w:ascii="Calibri" w:hAnsi="Calibri" w:cs="Calibri"/>
+        </w:rPr>
+      </w:pPr>
+      <w:r>
+        <w:rPr>
+          <w:rFonts w:ascii="Calibri" w:hAnsi="Calibri" w:cs="Calibri"/>
+        </w:rPr>
+        <w:t>Conducir y operar el camión tolva asignado por la empresa, realizando traslados de materiales dentro y fuera de la obra.</w:t>
+      </w:r>
+    </w:p>
+    <w:p>
+      <w:pPr>
+        <w:pStyle w:val="Prrafodelista"/>
+        <w:numPr>
+          <w:ilvl w:val="0"/>
+          <w:numId w:val="33"/>
+        </w:numPr>
+        <w:jc w:val="both"/>
+        <w:rPr>
+          <w:rFonts w:ascii="Calibri" w:hAnsi="Calibri" w:cs="Calibri"/>
+        </w:rPr>
+      </w:pPr>
+      <w:r>
+        <w:rPr>
+          <w:rFonts w:ascii="Calibri" w:hAnsi="Calibri" w:cs="Calibri"/>
+        </w:rPr>
+        <w:t>Transportar materiales de construcción, áridos, tierra, escombros, excedentes, rellenos u otros elementos autorizados por la jefatura.</w:t>
+      </w:r>
+    </w:p>
+    <w:p>
+      <w:pPr>
+        <w:pStyle w:val="Prrafodelista"/>
+        <w:numPr>
+          <w:ilvl w:val="0"/>
+          <w:numId w:val="33"/>
+        </w:numPr>
+        <w:jc w:val="both"/>
+        <w:rPr>
+          <w:rFonts w:ascii="Calibri" w:hAnsi="Calibri" w:cs="Calibri"/>
+        </w:rPr>
+      </w:pPr>
+      <w:r>
+        <w:rPr>
+          <w:rFonts w:ascii="Calibri" w:hAnsi="Calibri" w:cs="Calibri"/>
+        </w:rPr>
+        <w:t>Realizar labores de carga y descarga del camión tolva, utilizando correctamente el sistema hidráulico de levante de la tolva.</w:t>
+      </w:r>
+    </w:p>
+    <w:p>
+      <w:pPr>
+        <w:pStyle w:val="Prrafodelista"/>
+        <w:numPr>
+          <w:ilvl w:val="0"/>
+          <w:numId w:val="33"/>
+        </w:numPr>
+        <w:jc w:val="both"/>
+        <w:rPr>
+          <w:rFonts w:ascii="Calibri" w:hAnsi="Calibri" w:cs="Calibri"/>
+        </w:rPr>
+      </w:pPr>
+      <w:r>
+        <w:rPr>
+          <w:rFonts w:ascii="Calibri" w:hAnsi="Calibri" w:cs="Calibri"/>
+        </w:rPr>
+        <w:t>Verificar diariamente el estado general del camión antes de iniciar sus labores, revisando niveles de aceite, agua, combustible, neumáticos, luces, frenos, espejos, bocina, documentación, estado de la tolva y demás elementos básicos de seguridad.</w:t>
+      </w:r>
+    </w:p>
+    <w:p>
+      <w:pPr>
+        <w:pStyle w:val="Prrafodelista"/>
+        <w:numPr>
+          <w:ilvl w:val="0"/>
+          <w:numId w:val="33"/>
+        </w:numPr>
+        <w:jc w:val="both"/>
+        <w:rPr>
+          <w:rFonts w:ascii="Calibri" w:hAnsi="Calibri" w:cs="Calibri"/>
+        </w:rPr>
+      </w:pPr>
+      <w:r>
+        <w:rPr>
+          <w:rFonts w:ascii="Calibri" w:hAnsi="Calibri" w:cs="Calibri"/>
+        </w:rPr>
+        <w:t>Informar oportunamente a su jefatura cualquier falla, desperfecto, ruido anormal, pérdida de fluidos, daño mecánico o condición insegura detectada en el vehículo.</w:t>
+      </w:r>
+    </w:p>
+    <w:p>
+      <w:pPr>
+        <w:pStyle w:val="Prrafodelista"/>
+        <w:numPr>
+          <w:ilvl w:val="0"/>
+          <w:numId w:val="33"/>
+        </w:numPr>
+        <w:jc w:val="both"/>
+        <w:rPr>
+          <w:rFonts w:ascii="Calibri" w:hAnsi="Calibri" w:cs="Calibri"/>
+        </w:rPr>
+      </w:pPr>
+      <w:r>
+        <w:rPr>
+          <w:rFonts w:ascii="Calibri" w:hAnsi="Calibri" w:cs="Calibri"/>
+        </w:rPr>
+        <w:t>Mantener el camión limpio, ordenado y en condiciones adecuadas de uso, especialmente la cabina, espejos, parabrisas, luces, placas patentes y elementos de seguridad.</w:t>
+      </w:r>
+    </w:p>
+    <w:p>
+      <w:pPr>
+        <w:pStyle w:val="Prrafodelista"/>
+        <w:numPr>
+          <w:ilvl w:val="0"/>
+          <w:numId w:val="33"/>
+        </w:numPr>
+        <w:jc w:val="both"/>
+        <w:rPr>
+          <w:rFonts w:ascii="Calibri" w:hAnsi="Calibri" w:cs="Calibri"/>
+        </w:rPr>
+      </w:pPr>
+      <w:r>
+        <w:rPr>
+          <w:rFonts w:ascii="Calibri" w:hAnsi="Calibri" w:cs="Calibri"/>
+        </w:rPr>
+        <w:t>Cumplir las rutas, destinos, horarios e instrucciones entregadas por la jefatura directa.</w:t>
+      </w:r>
+    </w:p>
+    <w:p>
+      <w:pPr>
+        <w:pStyle w:val="Prrafodelista"/>
+        <w:numPr>
+          <w:ilvl w:val="0"/>
+          <w:numId w:val="33"/>
+        </w:numPr>
+        <w:jc w:val="both"/>
+        <w:rPr>
+          <w:rFonts w:ascii="Calibri" w:hAnsi="Calibri" w:cs="Calibri"/>
+        </w:rPr>
+      </w:pPr>
+      <w:r>
+        <w:rPr>
+          <w:rFonts w:ascii="Calibri" w:hAnsi="Calibri" w:cs="Calibri"/>
+        </w:rPr>
+        <w:t>Respetar las normas de tránsito vigentes, velocidades máximas, restricciones de circulación, señalizaciones internas de obra y medidas de seguridad vial.</w:t>
+      </w:r>
+    </w:p>
+    <w:p>
+      <w:pPr>
+        <w:pStyle w:val="Prrafodelista"/>
+        <w:numPr>
+          <w:ilvl w:val="0"/>
+          <w:numId w:val="33"/>
+        </w:numPr>
+        <w:jc w:val="both"/>
+        <w:rPr>
+          <w:rFonts w:ascii="Calibri" w:hAnsi="Calibri" w:cs="Calibri"/>
+        </w:rPr>
+      </w:pPr>
+      <w:r>
+        <w:rPr>
+          <w:rFonts w:ascii="Calibri" w:hAnsi="Calibri" w:cs="Calibri"/>
+        </w:rPr>
+        <w:t>Mantener vigente y portar la licencia de conducir correspondiente, junto con la documentación exigida para la conducción del vehículo, cuando corresponda.</w:t>
+      </w:r>
+    </w:p>
+    <w:p>
+      <w:pPr>
+        <w:pStyle w:val="Prrafodelista"/>
+        <w:numPr>
+          <w:ilvl w:val="0"/>
+          <w:numId w:val="33"/>
+        </w:numPr>
+        <w:jc w:val="both"/>
+        <w:rPr>
+          <w:rFonts w:ascii="Calibri" w:hAnsi="Calibri" w:cs="Calibri"/>
+        </w:rPr>
+      </w:pPr>
+      <w:r>
+        <w:rPr>
+          <w:rFonts w:ascii="Calibri" w:hAnsi="Calibri" w:cs="Calibri"/>
+        </w:rPr>
+        <w:t>Operar el camión únicamente cuando se encuentre autorizado por la empresa y cuente con las competencias y licencias necesarias.</w:t>
+      </w:r>
+    </w:p>
+    <w:p>
+      <w:pPr>
+        <w:pStyle w:val="Prrafodelista"/>
+        <w:numPr>
+          <w:ilvl w:val="0"/>
+          <w:numId w:val="33"/>
+        </w:numPr>
+        <w:jc w:val="both"/>
+        <w:rPr>
+          <w:rFonts w:ascii="Calibri" w:hAnsi="Calibri" w:cs="Calibri"/>
+        </w:rPr>
+      </w:pPr>
+      <w:r>
+        <w:rPr>
+          <w:rFonts w:ascii="Calibri" w:hAnsi="Calibri" w:cs="Calibri"/>
+        </w:rPr>
+        <w:t>Colaborar con las maniobras de ingreso, salida, posicionamiento, descarga y circulación dentro de la obra, respetando las instrucciones de señaleros, supervisores o personal autorizado.</w:t>
+      </w:r>
+    </w:p>
+    <w:p>
+      <w:pPr>
+        <w:pStyle w:val="Prrafodelista"/>
+        <w:numPr>
+          <w:ilvl w:val="0"/>
+          <w:numId w:val="33"/>
+        </w:numPr>
+        <w:jc w:val="both"/>
+        <w:rPr>
+          <w:rFonts w:ascii="Calibri" w:hAnsi="Calibri" w:cs="Calibri"/>
+        </w:rPr>
+      </w:pPr>
+      <w:r>
+        <w:rPr>
+          <w:rFonts w:ascii="Calibri" w:hAnsi="Calibri" w:cs="Calibri"/>
+        </w:rPr>
+        <w:t>Evitar sobrecargar el camión o transportar materiales no autorizados, peligrosos o ajenos a las instrucciones recibidas.</w:t>
+      </w:r>
+    </w:p>
+    <w:p>
+      <w:pPr>
+        <w:pStyle w:val="Prrafodelista"/>
+        <w:numPr>
+          <w:ilvl w:val="0"/>
+          <w:numId w:val="33"/>
+        </w:numPr>
+        <w:jc w:val="both"/>
+        <w:rPr>
+          <w:rFonts w:ascii="Calibri" w:hAnsi="Calibri" w:cs="Calibri"/>
+        </w:rPr>
+      </w:pPr>
+      <w:proofErr w:type="gramStart"/>
+      <w:r>
+        <w:rPr>
+          <w:rFonts w:ascii="Calibri" w:hAnsi="Calibri" w:cs="Calibri"/>
+        </w:rPr>
+        <w:t>Asegurar</w:t>
+      </w:r>
+      <w:proofErr w:type="gramEnd"/>
+      <w:r>
+        <w:rPr>
+          <w:rFonts w:ascii="Calibri" w:hAnsi="Calibri" w:cs="Calibri"/>
+        </w:rPr>
+        <w:t xml:space="preserve"> que la carga sea transportada en condiciones seguras, evitando derrames, caída de material o riesgos para terceros.</w:t>
+      </w:r>
+    </w:p>
+    <w:p>
+      <w:pPr>
+        <w:pStyle w:val="Prrafodelista"/>
+        <w:numPr>
+          <w:ilvl w:val="0"/>
+          <w:numId w:val="33"/>
+        </w:numPr>
+        <w:jc w:val="both"/>
+        <w:rPr>
+          <w:rFonts w:ascii="Calibri" w:hAnsi="Calibri" w:cs="Calibri"/>
+        </w:rPr>
+      </w:pPr>
+      <w:r>
+        <w:rPr>
+          <w:rFonts w:ascii="Calibri" w:hAnsi="Calibri" w:cs="Calibri"/>
+        </w:rPr>
+        <w:t>Utilizar correctamente los elementos de protección personal entregados por la empresa.</w:t>
+      </w:r>
+    </w:p>
+    <w:p>
+      <w:pPr>
+        <w:pStyle w:val="Prrafodelista"/>
+        <w:numPr>
+          <w:ilvl w:val="0"/>
+          <w:numId w:val="33"/>
+        </w:numPr>
+        <w:jc w:val="both"/>
+        <w:rPr>
+          <w:rFonts w:ascii="Calibri" w:hAnsi="Calibri" w:cs="Calibri"/>
+        </w:rPr>
+      </w:pPr>
+      <w:r>
+        <w:rPr>
+          <w:rFonts w:ascii="Calibri" w:hAnsi="Calibri" w:cs="Calibri"/>
+        </w:rPr>
+        <w:t>Cumplir los procedimientos de seguridad, medio ambiente, prevención de riesgos y orden interno establecidos por la empresa y por la obra.</w:t>
+      </w:r>
+    </w:p>
+    <w:p>
+      <w:pPr>
+        <w:pStyle w:val="Prrafodelista"/>
+        <w:numPr>
+          <w:ilvl w:val="0"/>
+          <w:numId w:val="33"/>
+        </w:numPr>
+        <w:jc w:val="both"/>
+        <w:rPr>
+          <w:rFonts w:ascii="Calibri" w:hAnsi="Calibri" w:cs="Calibri"/>
+        </w:rPr>
+      </w:pPr>
+      <w:r>
+        <w:rPr>
+          <w:rFonts w:ascii="Calibri" w:hAnsi="Calibri" w:cs="Calibri"/>
+        </w:rPr>
+        <w:t>Registrar, cuando corresponda, viajes, cargas, destinos, kilometraje, combustible, mantenciones, guías, vales u otros documentos requeridos por la empresa.</w:t>
+      </w:r>
+    </w:p>
+    <w:p>
+      <w:pPr>
+        <w:pStyle w:val="Prrafodelista"/>
+        <w:numPr>
+          <w:ilvl w:val="0"/>
+          <w:numId w:val="33"/>
+        </w:numPr>
+        <w:jc w:val="both"/>
+        <w:rPr>
+          <w:rFonts w:ascii="Calibri" w:hAnsi="Calibri" w:cs="Calibri"/>
+        </w:rPr>
+      </w:pPr>
+      <w:r>
+        <w:rPr>
+          <w:rFonts w:ascii="Calibri" w:hAnsi="Calibri" w:cs="Calibri"/>
+        </w:rPr>
+        <w:t>Apoyar en labores propias de la operación cuando sea requerido, siempre que sean compatibles con su cargo, contrato, conocimientos y condiciones de seguridad.</w:t>
+      </w:r>
+    </w:p>
+    <w:p>
+      <w:pPr>
+        <w:pStyle w:val="Prrafodelista"/>
+        <w:numPr>
+          <w:ilvl w:val="0"/>
+          <w:numId w:val="33"/>
+        </w:numPr>
+        <w:jc w:val="both"/>
+        <w:rPr>
+          <w:rFonts w:ascii="Calibri" w:hAnsi="Calibri" w:cs="Calibri"/>
+        </w:rPr>
+      </w:pPr>
+      <w:r>
+        <w:rPr>
+          <w:rFonts w:ascii="Calibri" w:hAnsi="Calibri" w:cs="Calibri"/>
+        </w:rPr>
+        <w:lastRenderedPageBreak/>
+        <w:t>Participar en charlas de seguridad, capacitaciones, inducciones y reuniones operativas que disponga la empresa.</w:t>
+      </w:r>
+    </w:p>
+    <w:p>
+      <w:pPr>
+        <w:pStyle w:val="Prrafodelista"/>
+        <w:numPr>
+          <w:ilvl w:val="0"/>
+          <w:numId w:val="33"/>
+        </w:numPr>
+        <w:jc w:val="both"/>
+        <w:rPr>
+          <w:rFonts w:ascii="Calibri" w:hAnsi="Calibri" w:cs="Calibri"/>
+        </w:rPr>
+      </w:pPr>
+      <w:r>
+        <w:rPr>
+          <w:rFonts w:ascii="Calibri" w:hAnsi="Calibri" w:cs="Calibri"/>
+        </w:rPr>
+        <w:t>Cuidar los bienes, herramientas, equipos, documentos y vehículos proporcionados por la empresa.</w:t>
+      </w:r>
+    </w:p>
+    <w:p>
+      <w:pPr>
+        <w:pStyle w:val="Prrafodelista"/>
+        <w:numPr>
+          <w:ilvl w:val="0"/>
+          <w:numId w:val="33"/>
+        </w:numPr>
+        <w:jc w:val="both"/>
+        <w:rPr>
+          <w:rFonts w:ascii="Calibri" w:hAnsi="Calibri" w:cs="Calibri"/>
+        </w:rPr>
+      </w:pPr>
+      <w:r>
+        <w:rPr>
+          <w:rFonts w:ascii="Calibri" w:hAnsi="Calibri" w:cs="Calibri"/>
+        </w:rPr>
+        <w:t>Ejecutar otras funciones relacionadas con el cargo, propias del giro de la empresa y compatibles con su naturaleza contractual.</w:t>
+      </w:r>
+      <w:bookmarkEnd w:id="20"/>
     </w:p>
     <w:sectPr>
       <w:pgSz w:w="12240" w:h="15840"/>
@@ -3090,6 +5634,119 @@
     </w:lvl>
   </w:abstractNum>
   <w:abstractNum w:abstractNumId="11" w15:restartNumberingAfterBreak="0">
+    <w:nsid w:val="1BE135BE"/>
+    <w:multiLevelType w:val="hybridMultilevel"/>
+    <w:tmpl w:val="DEAAD626"/>
+    <w:lvl w:ilvl="0" w:tplc="340A0001">
+      <w:start w:val="1"/>
+      <w:numFmt w:val="bullet"/>
+      <w:lvlText w:val=""/>
+      <w:lvlJc w:val="left"/>
+      <w:pPr>
+        <w:ind w:left="360" w:hanging="360"/>
+      </w:pPr>
+      <w:rPr>
+        <w:rFonts w:ascii="Symbol" w:hAnsi="Symbol" w:hint="default"/>
+      </w:rPr>
+    </w:lvl>
+    <w:lvl w:ilvl="1" w:tplc="340A0003" w:tentative="1">
+      <w:start w:val="1"/>
+      <w:numFmt w:val="bullet"/>
+      <w:lvlText w:val="o"/>
+      <w:lvlJc w:val="left"/>
+      <w:pPr>
+        <w:ind w:left="1080" w:hanging="360"/>
+      </w:pPr>
+      <w:rPr>
+        <w:rFonts w:ascii="Courier New" w:hAnsi="Courier New" w:cs="Courier New" w:hint="default"/>
+      </w:rPr>
+    </w:lvl>
+    <w:lvl w:ilvl="2" w:tplc="340A0005" w:tentative="1">
+      <w:start w:val="1"/>
+      <w:numFmt w:val="bullet"/>
+      <w:lvlText w:val=""/>
+      <w:lvlJc w:val="left"/>
+      <w:pPr>
+        <w:ind w:left="1800" w:hanging="360"/>
+      </w:pPr>
+      <w:rPr>
+        <w:rFonts w:ascii="Wingdings" w:hAnsi="Wingdings" w:hint="default"/>
+      </w:rPr>
+    </w:lvl>
+    <w:lvl w:ilvl="3" w:tplc="340A0001" w:tentative="1">
+      <w:start w:val="1"/>
+      <w:numFmt w:val="bullet"/>
+      <w:lvlText w:val=""/>
+      <w:lvlJc w:val="left"/>
+      <w:pPr>
+        <w:ind w:left="2520" w:hanging="360"/>
+      </w:pPr>
+      <w:rPr>
+        <w:rFonts w:ascii="Symbol" w:hAnsi="Symbol" w:hint="default"/>
+      </w:rPr>
+    </w:lvl>
+    <w:lvl w:ilvl="4" w:tplc="340A0003" w:tentative="1">
+      <w:start w:val="1"/>
+      <w:numFmt w:val="bullet"/>
+      <w:lvlText w:val="o"/>
+      <w:lvlJc w:val="left"/>
+      <w:pPr>
+        <w:ind w:left="3240" w:hanging="360"/>
+      </w:pPr>
+      <w:rPr>
+        <w:rFonts w:ascii="Courier New" w:hAnsi="Courier New" w:cs="Courier New" w:hint="default"/>
+      </w:rPr>
+    </w:lvl>
+    <w:lvl w:ilvl="5" w:tplc="340A0005" w:tentative="1">
+      <w:start w:val="1"/>
+      <w:numFmt w:val="bullet"/>
+      <w:lvlText w:val=""/>
+      <w:lvlJc w:val="left"/>
+      <w:pPr>
+        <w:ind w:left="3960" w:hanging="360"/>
+      </w:pPr>
+      <w:rPr>
+        <w:rFonts w:ascii="Wingdings" w:hAnsi="Wingdings" w:hint="default"/>
+      </w:rPr>
+    </w:lvl>
+    <w:lvl w:ilvl="6" w:tplc="340A0001" w:tentative="1">
+      <w:start w:val="1"/>
+      <w:numFmt w:val="bullet"/>
+      <w:lvlText w:val=""/>
+      <w:lvlJc w:val="left"/>
+      <w:pPr>
+        <w:ind w:left="4680" w:hanging="360"/>
+      </w:pPr>
+      <w:rPr>
+        <w:rFonts w:ascii="Symbol" w:hAnsi="Symbol" w:hint="default"/>
+      </w:rPr>
+    </w:lvl>
+    <w:lvl w:ilvl="7" w:tplc="340A0003" w:tentative="1">
+      <w:start w:val="1"/>
+      <w:numFmt w:val="bullet"/>
+      <w:lvlText w:val="o"/>
+      <w:lvlJc w:val="left"/>
+      <w:pPr>
+        <w:ind w:left="5400" w:hanging="360"/>
+      </w:pPr>
+      <w:rPr>
+        <w:rFonts w:ascii="Courier New" w:hAnsi="Courier New" w:cs="Courier New" w:hint="default"/>
+      </w:rPr>
+    </w:lvl>
+    <w:lvl w:ilvl="8" w:tplc="340A0005" w:tentative="1">
+      <w:start w:val="1"/>
+      <w:numFmt w:val="bullet"/>
+      <w:lvlText w:val=""/>
+      <w:lvlJc w:val="left"/>
+      <w:pPr>
+        <w:ind w:left="6120" w:hanging="360"/>
+      </w:pPr>
+      <w:rPr>
+        <w:rFonts w:ascii="Wingdings" w:hAnsi="Wingdings" w:hint="default"/>
+      </w:rPr>
+    </w:lvl>
+  </w:abstractNum>
+  <w:abstractNum w:abstractNumId="12" w15:restartNumberingAfterBreak="0">
     <w:nsid w:val="1F9F4425"/>
     <w:multiLevelType w:val="hybridMultilevel"/>
     <w:tmpl w:val="1DCA4A3A"/>
@@ -3202,7 +5859,7 @@
       </w:rPr>
     </w:lvl>
   </w:abstractNum>
-  <w:abstractNum w:abstractNumId="12" w15:restartNumberingAfterBreak="0">
+  <w:abstractNum w:abstractNumId="13" w15:restartNumberingAfterBreak="0">
     <w:nsid w:val="215C738A"/>
     <w:multiLevelType w:val="hybridMultilevel"/>
     <w:tmpl w:val="8F24DC3C"/>
@@ -3315,7 +5972,7 @@
       </w:rPr>
     </w:lvl>
   </w:abstractNum>
-  <w:abstractNum w:abstractNumId="13" w15:restartNumberingAfterBreak="0">
+  <w:abstractNum w:abstractNumId="14" w15:restartNumberingAfterBreak="0">
     <w:nsid w:val="29D20A37"/>
     <w:multiLevelType w:val="hybridMultilevel"/>
     <w:tmpl w:val="1452D92E"/>
@@ -3428,7 +6085,120 @@
       </w:rPr>
     </w:lvl>
   </w:abstractNum>
-  <w:abstractNum w:abstractNumId="14" w15:restartNumberingAfterBreak="1">
+  <w:abstractNum w:abstractNumId="15" w15:restartNumberingAfterBreak="0">
+    <w:nsid w:val="38997A98"/>
+    <w:multiLevelType w:val="hybridMultilevel"/>
+    <w:tmpl w:val="E842CD76"/>
+    <w:lvl w:ilvl="0" w:tplc="340A0001">
+      <w:start w:val="1"/>
+      <w:numFmt w:val="bullet"/>
+      <w:lvlText w:val=""/>
+      <w:lvlJc w:val="left"/>
+      <w:pPr>
+        <w:ind w:left="360" w:hanging="360"/>
+      </w:pPr>
+      <w:rPr>
+        <w:rFonts w:ascii="Symbol" w:hAnsi="Symbol" w:hint="default"/>
+      </w:rPr>
+    </w:lvl>
+    <w:lvl w:ilvl="1" w:tplc="340A0003" w:tentative="1">
+      <w:start w:val="1"/>
+      <w:numFmt w:val="bullet"/>
+      <w:lvlText w:val="o"/>
+      <w:lvlJc w:val="left"/>
+      <w:pPr>
+        <w:ind w:left="1080" w:hanging="360"/>
+      </w:pPr>
+      <w:rPr>
+        <w:rFonts w:ascii="Courier New" w:hAnsi="Courier New" w:cs="Courier New" w:hint="default"/>
+      </w:rPr>
+    </w:lvl>
+    <w:lvl w:ilvl="2" w:tplc="340A0005" w:tentative="1">
+      <w:start w:val="1"/>
+      <w:numFmt w:val="bullet"/>
+      <w:lvlText w:val=""/>
+      <w:lvlJc w:val="left"/>
+      <w:pPr>
+        <w:ind w:left="1800" w:hanging="360"/>
+      </w:pPr>
+      <w:rPr>
+        <w:rFonts w:ascii="Wingdings" w:hAnsi="Wingdings" w:hint="default"/>
+      </w:rPr>
+    </w:lvl>
+    <w:lvl w:ilvl="3" w:tplc="340A0001" w:tentative="1">
+      <w:start w:val="1"/>
+      <w:numFmt w:val="bullet"/>
+      <w:lvlText w:val=""/>
+      <w:lvlJc w:val="left"/>
+      <w:pPr>
+        <w:ind w:left="2520" w:hanging="360"/>
+      </w:pPr>
+      <w:rPr>
+        <w:rFonts w:ascii="Symbol" w:hAnsi="Symbol" w:hint="default"/>
+      </w:rPr>
+    </w:lvl>
+    <w:lvl w:ilvl="4" w:tplc="340A0003" w:tentative="1">
+      <w:start w:val="1"/>
+      <w:numFmt w:val="bullet"/>
+      <w:lvlText w:val="o"/>
+      <w:lvlJc w:val="left"/>
+      <w:pPr>
+        <w:ind w:left="3240" w:hanging="360"/>
+      </w:pPr>
+      <w:rPr>
+        <w:rFonts w:ascii="Courier New" w:hAnsi="Courier New" w:cs="Courier New" w:hint="default"/>
+      </w:rPr>
+    </w:lvl>
+    <w:lvl w:ilvl="5" w:tplc="340A0005" w:tentative="1">
+      <w:start w:val="1"/>
+      <w:numFmt w:val="bullet"/>
+      <w:lvlText w:val=""/>
+      <w:lvlJc w:val="left"/>
+      <w:pPr>
+        <w:ind w:left="3960" w:hanging="360"/>
+      </w:pPr>
+      <w:rPr>
+        <w:rFonts w:ascii="Wingdings" w:hAnsi="Wingdings" w:hint="default"/>
+      </w:rPr>
+    </w:lvl>
+    <w:lvl w:ilvl="6" w:tplc="340A0001" w:tentative="1">
+      <w:start w:val="1"/>
+      <w:numFmt w:val="bullet"/>
+      <w:lvlText w:val=""/>
+      <w:lvlJc w:val="left"/>
+      <w:pPr>
+        <w:ind w:left="4680" w:hanging="360"/>
+      </w:pPr>
+      <w:rPr>
+        <w:rFonts w:ascii="Symbol" w:hAnsi="Symbol" w:hint="default"/>
+      </w:rPr>
+    </w:lvl>
+    <w:lvl w:ilvl="7" w:tplc="340A0003" w:tentative="1">
+      <w:start w:val="1"/>
+      <w:numFmt w:val="bullet"/>
+      <w:lvlText w:val="o"/>
+      <w:lvlJc w:val="left"/>
+      <w:pPr>
+        <w:ind w:left="5400" w:hanging="360"/>
+      </w:pPr>
+      <w:rPr>
+        <w:rFonts w:ascii="Courier New" w:hAnsi="Courier New" w:cs="Courier New" w:hint="default"/>
+      </w:rPr>
+    </w:lvl>
+    <w:lvl w:ilvl="8" w:tplc="340A0005" w:tentative="1">
+      <w:start w:val="1"/>
+      <w:numFmt w:val="bullet"/>
+      <w:lvlText w:val=""/>
+      <w:lvlJc w:val="left"/>
+      <w:pPr>
+        <w:ind w:left="6120" w:hanging="360"/>
+      </w:pPr>
+      <w:rPr>
+        <w:rFonts w:ascii="Wingdings" w:hAnsi="Wingdings" w:hint="default"/>
+      </w:rPr>
+    </w:lvl>
+  </w:abstractNum>
+  <w:abstractNum w:abstractNumId="16" w15:restartNumberingAfterBreak="1">
     <w:nsid w:val="3CB350CC"/>
     <w:multiLevelType w:val="multilevel"/>
     <w:tmpl w:val="B0F4EFE4"/>
@@ -3577,7 +6347,7 @@
       </w:rPr>
     </w:lvl>
   </w:abstractNum>
-  <w:abstractNum w:abstractNumId="15" w15:restartNumberingAfterBreak="0">
+  <w:abstractNum w:abstractNumId="17" w15:restartNumberingAfterBreak="0">
     <w:nsid w:val="43C46C48"/>
     <w:multiLevelType w:val="hybridMultilevel"/>
     <w:tmpl w:val="CB029866"/>
@@ -3690,7 +6460,120 @@
       </w:rPr>
     </w:lvl>
   </w:abstractNum>
-  <w:abstractNum w:abstractNumId="16" w15:restartNumberingAfterBreak="0">
+  <w:abstractNum w:abstractNumId="18" w15:restartNumberingAfterBreak="0">
+    <w:nsid w:val="46363A14"/>
+    <w:multiLevelType w:val="hybridMultilevel"/>
+    <w:tmpl w:val="8CAAF2DE"/>
+    <w:lvl w:ilvl="0" w:tplc="340A0001">
+      <w:start w:val="1"/>
+      <w:numFmt w:val="bullet"/>
+      <w:lvlText w:val=""/>
+      <w:lvlJc w:val="left"/>
+      <w:pPr>
+        <w:ind w:left="360" w:hanging="360"/>
+      </w:pPr>
+      <w:rPr>
+        <w:rFonts w:ascii="Symbol" w:hAnsi="Symbol" w:hint="default"/>
+      </w:rPr>
+    </w:lvl>
+    <w:lvl w:ilvl="1" w:tplc="340A0003" w:tentative="1">
+      <w:start w:val="1"/>
+      <w:numFmt w:val="bullet"/>
+      <w:lvlText w:val="o"/>
+      <w:lvlJc w:val="left"/>
+      <w:pPr>
+        <w:ind w:left="1080" w:hanging="360"/>
+      </w:pPr>
+      <w:rPr>
+        <w:rFonts w:ascii="Courier New" w:hAnsi="Courier New" w:cs="Courier New" w:hint="default"/>
+      </w:rPr>
+    </w:lvl>
+    <w:lvl w:ilvl="2" w:tplc="340A0005" w:tentative="1">
+      <w:start w:val="1"/>
+      <w:numFmt w:val="bullet"/>
+      <w:lvlText w:val=""/>
+      <w:lvlJc w:val="left"/>
+      <w:pPr>
+        <w:ind w:left="1800" w:hanging="360"/>
+      </w:pPr>
+      <w:rPr>
+        <w:rFonts w:ascii="Wingdings" w:hAnsi="Wingdings" w:hint="default"/>
+      </w:rPr>
+    </w:lvl>
+    <w:lvl w:ilvl="3" w:tplc="340A0001" w:tentative="1">
+      <w:start w:val="1"/>
+      <w:numFmt w:val="bullet"/>
+      <w:lvlText w:val=""/>
+      <w:lvlJc w:val="left"/>
+      <w:pPr>
+        <w:ind w:left="2520" w:hanging="360"/>
+      </w:pPr>
+      <w:rPr>
+        <w:rFonts w:ascii="Symbol" w:hAnsi="Symbol" w:hint="default"/>
+      </w:rPr>
+    </w:lvl>
+    <w:lvl w:ilvl="4" w:tplc="340A0003" w:tentative="1">
+      <w:start w:val="1"/>
+      <w:numFmt w:val="bullet"/>
+      <w:lvlText w:val="o"/>
+      <w:lvlJc w:val="left"/>
+      <w:pPr>
+        <w:ind w:left="3240" w:hanging="360"/>
+      </w:pPr>
+      <w:rPr>
+        <w:rFonts w:ascii="Courier New" w:hAnsi="Courier New" w:cs="Courier New" w:hint="default"/>
+      </w:rPr>
+    </w:lvl>
+    <w:lvl w:ilvl="5" w:tplc="340A0005" w:tentative="1">
+      <w:start w:val="1"/>
+      <w:numFmt w:val="bullet"/>
+      <w:lvlText w:val=""/>
+      <w:lvlJc w:val="left"/>
+      <w:pPr>
+        <w:ind w:left="3960" w:hanging="360"/>
+      </w:pPr>
+      <w:rPr>
+        <w:rFonts w:ascii="Wingdings" w:hAnsi="Wingdings" w:hint="default"/>
+      </w:rPr>
+    </w:lvl>
+    <w:lvl w:ilvl="6" w:tplc="340A0001" w:tentative="1">
+      <w:start w:val="1"/>
+      <w:numFmt w:val="bullet"/>
+      <w:lvlText w:val=""/>
+      <w:lvlJc w:val="left"/>
+      <w:pPr>
+        <w:ind w:left="4680" w:hanging="360"/>
+      </w:pPr>
+      <w:rPr>
+        <w:rFonts w:ascii="Symbol" w:hAnsi="Symbol" w:hint="default"/>
+      </w:rPr>
+    </w:lvl>
+    <w:lvl w:ilvl="7" w:tplc="340A0003" w:tentative="1">
+      <w:start w:val="1"/>
+      <w:numFmt w:val="bullet"/>
+      <w:lvlText w:val="o"/>
+      <w:lvlJc w:val="left"/>
+      <w:pPr>
+        <w:ind w:left="5400" w:hanging="360"/>
+      </w:pPr>
+      <w:rPr>
+        <w:rFonts w:ascii="Courier New" w:hAnsi="Courier New" w:cs="Courier New" w:hint="default"/>
+      </w:rPr>
+    </w:lvl>
+    <w:lvl w:ilvl="8" w:tplc="340A0005" w:tentative="1">
+      <w:start w:val="1"/>
+      <w:numFmt w:val="bullet"/>
+      <w:lvlText w:val=""/>
+      <w:lvlJc w:val="left"/>
+      <w:pPr>
+        <w:ind w:left="6120" w:hanging="360"/>
+      </w:pPr>
+      <w:rPr>
+        <w:rFonts w:ascii="Wingdings" w:hAnsi="Wingdings" w:hint="default"/>
+      </w:rPr>
+    </w:lvl>
+  </w:abstractNum>
+  <w:abstractNum w:abstractNumId="19" w15:restartNumberingAfterBreak="0">
     <w:nsid w:val="49A33E17"/>
     <w:multiLevelType w:val="hybridMultilevel"/>
     <w:tmpl w:val="7EB8FBDC"/>
@@ -3803,7 +6686,120 @@
       </w:rPr>
     </w:lvl>
   </w:abstractNum>
-  <w:abstractNum w:abstractNumId="17" w15:restartNumberingAfterBreak="0">
+  <w:abstractNum w:abstractNumId="20" w15:restartNumberingAfterBreak="0">
+    <w:nsid w:val="4BB364E7"/>
+    <w:multiLevelType w:val="hybridMultilevel"/>
+    <w:tmpl w:val="81BA4F08"/>
+    <w:lvl w:ilvl="0" w:tplc="340A0001">
+      <w:start w:val="1"/>
+      <w:numFmt w:val="bullet"/>
+      <w:lvlText w:val=""/>
+      <w:lvlJc w:val="left"/>
+      <w:pPr>
+        <w:ind w:left="360" w:hanging="360"/>
+      </w:pPr>
+      <w:rPr>
+        <w:rFonts w:ascii="Symbol" w:hAnsi="Symbol" w:hint="default"/>
+      </w:rPr>
+    </w:lvl>
+    <w:lvl w:ilvl="1" w:tplc="340A0003" w:tentative="1">
+      <w:start w:val="1"/>
+      <w:numFmt w:val="bullet"/>
+      <w:lvlText w:val="o"/>
+      <w:lvlJc w:val="left"/>
+      <w:pPr>
+        <w:ind w:left="1080" w:hanging="360"/>
+      </w:pPr>
+      <w:rPr>
+        <w:rFonts w:ascii="Courier New" w:hAnsi="Courier New" w:cs="Courier New" w:hint="default"/>
+      </w:rPr>
+    </w:lvl>
+    <w:lvl w:ilvl="2" w:tplc="340A0005" w:tentative="1">
+      <w:start w:val="1"/>
+      <w:numFmt w:val="bullet"/>
+      <w:lvlText w:val=""/>
+      <w:lvlJc w:val="left"/>
+      <w:pPr>
+        <w:ind w:left="1800" w:hanging="360"/>
+      </w:pPr>
+      <w:rPr>
+        <w:rFonts w:ascii="Wingdings" w:hAnsi="Wingdings" w:hint="default"/>
+      </w:rPr>
+    </w:lvl>
+    <w:lvl w:ilvl="3" w:tplc="340A0001" w:tentative="1">
+      <w:start w:val="1"/>
+      <w:numFmt w:val="bullet"/>
+      <w:lvlText w:val=""/>
+      <w:lvlJc w:val="left"/>
+      <w:pPr>
+        <w:ind w:left="2520" w:hanging="360"/>
+      </w:pPr>
+      <w:rPr>
+        <w:rFonts w:ascii="Symbol" w:hAnsi="Symbol" w:hint="default"/>
+      </w:rPr>
+    </w:lvl>
+    <w:lvl w:ilvl="4" w:tplc="340A0003" w:tentative="1">
+      <w:start w:val="1"/>
+      <w:numFmt w:val="bullet"/>
+      <w:lvlText w:val="o"/>
+      <w:lvlJc w:val="left"/>
+      <w:pPr>
+        <w:ind w:left="3240" w:hanging="360"/>
+      </w:pPr>
+      <w:rPr>
+        <w:rFonts w:ascii="Courier New" w:hAnsi="Courier New" w:cs="Courier New" w:hint="default"/>
+      </w:rPr>
+    </w:lvl>
+    <w:lvl w:ilvl="5" w:tplc="340A0005" w:tentative="1">
+      <w:start w:val="1"/>
+      <w:numFmt w:val="bullet"/>
+      <w:lvlText w:val=""/>
+      <w:lvlJc w:val="left"/>
+      <w:pPr>
+        <w:ind w:left="3960" w:hanging="360"/>
+      </w:pPr>
+      <w:rPr>
+        <w:rFonts w:ascii="Wingdings" w:hAnsi="Wingdings" w:hint="default"/>
+      </w:rPr>
+    </w:lvl>
+    <w:lvl w:ilvl="6" w:tplc="340A0001" w:tentative="1">
+      <w:start w:val="1"/>
+      <w:numFmt w:val="bullet"/>
+      <w:lvlText w:val=""/>
+      <w:lvlJc w:val="left"/>
+      <w:pPr>
+        <w:ind w:left="4680" w:hanging="360"/>
+      </w:pPr>
+      <w:rPr>
+        <w:rFonts w:ascii="Symbol" w:hAnsi="Symbol" w:hint="default"/>
+      </w:rPr>
+    </w:lvl>
+    <w:lvl w:ilvl="7" w:tplc="340A0003" w:tentative="1">
+      <w:start w:val="1"/>
+      <w:numFmt w:val="bullet"/>
+      <w:lvlText w:val="o"/>
+      <w:lvlJc w:val="left"/>
+      <w:pPr>
+        <w:ind w:left="5400" w:hanging="360"/>
+      </w:pPr>
+      <w:rPr>
+        <w:rFonts w:ascii="Courier New" w:hAnsi="Courier New" w:cs="Courier New" w:hint="default"/>
+      </w:rPr>
+    </w:lvl>
+    <w:lvl w:ilvl="8" w:tplc="340A0005" w:tentative="1">
+      <w:start w:val="1"/>
+      <w:numFmt w:val="bullet"/>
+      <w:lvlText w:val=""/>
+      <w:lvlJc w:val="left"/>
+      <w:pPr>
+        <w:ind w:left="6120" w:hanging="360"/>
+      </w:pPr>
+      <w:rPr>
+        <w:rFonts w:ascii="Wingdings" w:hAnsi="Wingdings" w:hint="default"/>
+      </w:rPr>
+    </w:lvl>
+  </w:abstractNum>
+  <w:abstractNum w:abstractNumId="21" w15:restartNumberingAfterBreak="0">
     <w:nsid w:val="4D6C6D9E"/>
     <w:multiLevelType w:val="hybridMultilevel"/>
     <w:tmpl w:val="404E8100"/>
@@ -3916,7 +6912,7 @@
       </w:rPr>
     </w:lvl>
   </w:abstractNum>
-  <w:abstractNum w:abstractNumId="18" w15:restartNumberingAfterBreak="0">
+  <w:abstractNum w:abstractNumId="22" w15:restartNumberingAfterBreak="0">
     <w:nsid w:val="500A4ECE"/>
     <w:multiLevelType w:val="hybridMultilevel"/>
     <w:tmpl w:val="F06A96DC"/>
@@ -4029,7 +7025,7 @@
       </w:rPr>
     </w:lvl>
   </w:abstractNum>
-  <w:abstractNum w:abstractNumId="19" w15:restartNumberingAfterBreak="0">
+  <w:abstractNum w:abstractNumId="23" w15:restartNumberingAfterBreak="0">
     <w:nsid w:val="51EE6CDD"/>
     <w:multiLevelType w:val="hybridMultilevel"/>
     <w:tmpl w:val="63AE77C0"/>
@@ -4142,7 +7138,7 @@
       </w:rPr>
     </w:lvl>
   </w:abstractNum>
-  <w:abstractNum w:abstractNumId="20" w15:restartNumberingAfterBreak="0">
+  <w:abstractNum w:abstractNumId="24" w15:restartNumberingAfterBreak="0">
     <w:nsid w:val="536639A6"/>
     <w:multiLevelType w:val="multilevel"/>
     <w:tmpl w:val="BF00FD7A"/>
@@ -4255,7 +7251,7 @@
       </w:pPr>
     </w:lvl>
   </w:abstractNum>
-  <w:abstractNum w:abstractNumId="21" w15:restartNumberingAfterBreak="0">
+  <w:abstractNum w:abstractNumId="25" w15:restartNumberingAfterBreak="0">
     <w:nsid w:val="54CD01F4"/>
     <w:multiLevelType w:val="hybridMultilevel"/>
     <w:tmpl w:val="29725B82"/>
@@ -4368,7 +7364,233 @@
       </w:rPr>
     </w:lvl>
   </w:abstractNum>
-  <w:abstractNum w:abstractNumId="22" w15:restartNumberingAfterBreak="0">
+  <w:abstractNum w:abstractNumId="26" w15:restartNumberingAfterBreak="0">
+    <w:nsid w:val="56F41BEC"/>
+    <w:multiLevelType w:val="hybridMultilevel"/>
+    <w:tmpl w:val="C756E3A6"/>
+    <w:lvl w:ilvl="0" w:tplc="340A0001">
+      <w:start w:val="1"/>
+      <w:numFmt w:val="bullet"/>
+      <w:lvlText w:val=""/>
+      <w:lvlJc w:val="left"/>
+      <w:pPr>
+        <w:ind w:left="360" w:hanging="360"/>
+      </w:pPr>
+      <w:rPr>
+        <w:rFonts w:ascii="Symbol" w:hAnsi="Symbol" w:hint="default"/>
+      </w:rPr>
+    </w:lvl>
+    <w:lvl w:ilvl="1" w:tplc="340A0003" w:tentative="1">
+      <w:start w:val="1"/>
+      <w:numFmt w:val="bullet"/>
+      <w:lvlText w:val="o"/>
+      <w:lvlJc w:val="left"/>
+      <w:pPr>
+        <w:ind w:left="1080" w:hanging="360"/>
+      </w:pPr>
+      <w:rPr>
+        <w:rFonts w:ascii="Courier New" w:hAnsi="Courier New" w:cs="Courier New" w:hint="default"/>
+      </w:rPr>
+    </w:lvl>
+    <w:lvl w:ilvl="2" w:tplc="340A0005" w:tentative="1">
+      <w:start w:val="1"/>
+      <w:numFmt w:val="bullet"/>
+      <w:lvlText w:val=""/>
+      <w:lvlJc w:val="left"/>
+      <w:pPr>
+        <w:ind w:left="1800" w:hanging="360"/>
+      </w:pPr>
+      <w:rPr>
+        <w:rFonts w:ascii="Wingdings" w:hAnsi="Wingdings" w:hint="default"/>
+      </w:rPr>
+    </w:lvl>
+    <w:lvl w:ilvl="3" w:tplc="340A0001" w:tentative="1">
+      <w:start w:val="1"/>
+      <w:numFmt w:val="bullet"/>
+      <w:lvlText w:val=""/>
+      <w:lvlJc w:val="left"/>
+      <w:pPr>
+        <w:ind w:left="2520" w:hanging="360"/>
+      </w:pPr>
+      <w:rPr>
+        <w:rFonts w:ascii="Symbol" w:hAnsi="Symbol" w:hint="default"/>
+      </w:rPr>
+    </w:lvl>
+    <w:lvl w:ilvl="4" w:tplc="340A0003" w:tentative="1">
+      <w:start w:val="1"/>
+      <w:numFmt w:val="bullet"/>
+      <w:lvlText w:val="o"/>
+      <w:lvlJc w:val="left"/>
+      <w:pPr>
+        <w:ind w:left="3240" w:hanging="360"/>
+      </w:pPr>
+      <w:rPr>
+        <w:rFonts w:ascii="Courier New" w:hAnsi="Courier New" w:cs="Courier New" w:hint="default"/>
+      </w:rPr>
+    </w:lvl>
+    <w:lvl w:ilvl="5" w:tplc="340A0005" w:tentative="1">
+      <w:start w:val="1"/>
+      <w:numFmt w:val="bullet"/>
+      <w:lvlText w:val=""/>
+      <w:lvlJc w:val="left"/>
+      <w:pPr>
+        <w:ind w:left="3960" w:hanging="360"/>
+      </w:pPr>
+      <w:rPr>
+        <w:rFonts w:ascii="Wingdings" w:hAnsi="Wingdings" w:hint="default"/>
+      </w:rPr>
+    </w:lvl>
+    <w:lvl w:ilvl="6" w:tplc="340A0001" w:tentative="1">
+      <w:start w:val="1"/>
+      <w:numFmt w:val="bullet"/>
+      <w:lvlText w:val=""/>
+      <w:lvlJc w:val="left"/>
+      <w:pPr>
+        <w:ind w:left="4680" w:hanging="360"/>
+      </w:pPr>
+      <w:rPr>
+        <w:rFonts w:ascii="Symbol" w:hAnsi="Symbol" w:hint="default"/>
+      </w:rPr>
+    </w:lvl>
+    <w:lvl w:ilvl="7" w:tplc="340A0003" w:tentative="1">
+      <w:start w:val="1"/>
+      <w:numFmt w:val="bullet"/>
+      <w:lvlText w:val="o"/>
+      <w:lvlJc w:val="left"/>
+      <w:pPr>
+        <w:ind w:left="5400" w:hanging="360"/>
+      </w:pPr>
+      <w:rPr>
+        <w:rFonts w:ascii="Courier New" w:hAnsi="Courier New" w:cs="Courier New" w:hint="default"/>
+      </w:rPr>
+    </w:lvl>
+    <w:lvl w:ilvl="8" w:tplc="340A0005" w:tentative="1">
+      <w:start w:val="1"/>
+      <w:numFmt w:val="bullet"/>
+      <w:lvlText w:val=""/>
+      <w:lvlJc w:val="left"/>
+      <w:pPr>
+        <w:ind w:left="6120" w:hanging="360"/>
+      </w:pPr>
+      <w:rPr>
+        <w:rFonts w:ascii="Wingdings" w:hAnsi="Wingdings" w:hint="default"/>
+      </w:rPr>
+    </w:lvl>
+  </w:abstractNum>
+  <w:abstractNum w:abstractNumId="27" w15:restartNumberingAfterBreak="0">
+    <w:nsid w:val="5C8B7B46"/>
+    <w:multiLevelType w:val="hybridMultilevel"/>
+    <w:tmpl w:val="F2CE8B8A"/>
+    <w:lvl w:ilvl="0" w:tplc="340A0001">
+      <w:start w:val="1"/>
+      <w:numFmt w:val="bullet"/>
+      <w:lvlText w:val=""/>
+      <w:lvlJc w:val="left"/>
+      <w:pPr>
+        <w:ind w:left="360" w:hanging="360"/>
+      </w:pPr>
+      <w:rPr>
+        <w:rFonts w:ascii="Symbol" w:hAnsi="Symbol" w:hint="default"/>
+      </w:rPr>
+    </w:lvl>
+    <w:lvl w:ilvl="1" w:tplc="340A0003" w:tentative="1">
+      <w:start w:val="1"/>
+      <w:numFmt w:val="bullet"/>
+      <w:lvlText w:val="o"/>
+      <w:lvlJc w:val="left"/>
+      <w:pPr>
+        <w:ind w:left="1080" w:hanging="360"/>
+      </w:pPr>
+      <w:rPr>
+        <w:rFonts w:ascii="Courier New" w:hAnsi="Courier New" w:cs="Courier New" w:hint="default"/>
+      </w:rPr>
+    </w:lvl>
+    <w:lvl w:ilvl="2" w:tplc="340A0005" w:tentative="1">
+      <w:start w:val="1"/>
+      <w:numFmt w:val="bullet"/>
+      <w:lvlText w:val=""/>
+      <w:lvlJc w:val="left"/>
+      <w:pPr>
+        <w:ind w:left="1800" w:hanging="360"/>
+      </w:pPr>
+      <w:rPr>
+        <w:rFonts w:ascii="Wingdings" w:hAnsi="Wingdings" w:hint="default"/>
+      </w:rPr>
+    </w:lvl>
+    <w:lvl w:ilvl="3" w:tplc="340A0001" w:tentative="1">
+      <w:start w:val="1"/>
+      <w:numFmt w:val="bullet"/>
+      <w:lvlText w:val=""/>
+      <w:lvlJc w:val="left"/>
+      <w:pPr>
+        <w:ind w:left="2520" w:hanging="360"/>
+      </w:pPr>
+      <w:rPr>
+        <w:rFonts w:ascii="Symbol" w:hAnsi="Symbol" w:hint="default"/>
+      </w:rPr>
+    </w:lvl>
+    <w:lvl w:ilvl="4" w:tplc="340A0003" w:tentative="1">
+      <w:start w:val="1"/>
+      <w:numFmt w:val="bullet"/>
+      <w:lvlText w:val="o"/>
+      <w:lvlJc w:val="left"/>
+      <w:pPr>
+        <w:ind w:left="3240" w:hanging="360"/>
+      </w:pPr>
+      <w:rPr>
+        <w:rFonts w:ascii="Courier New" w:hAnsi="Courier New" w:cs="Courier New" w:hint="default"/>
+      </w:rPr>
+    </w:lvl>
+    <w:lvl w:ilvl="5" w:tplc="340A0005" w:tentative="1">
+      <w:start w:val="1"/>
+      <w:numFmt w:val="bullet"/>
+      <w:lvlText w:val=""/>
+      <w:lvlJc w:val="left"/>
+      <w:pPr>
+        <w:ind w:left="3960" w:hanging="360"/>
+      </w:pPr>
+      <w:rPr>
+        <w:rFonts w:ascii="Wingdings" w:hAnsi="Wingdings" w:hint="default"/>
+      </w:rPr>
+    </w:lvl>
+    <w:lvl w:ilvl="6" w:tplc="340A0001" w:tentative="1">
+      <w:start w:val="1"/>
+      <w:numFmt w:val="bullet"/>
+      <w:lvlText w:val=""/>
+      <w:lvlJc w:val="left"/>
+      <w:pPr>
+        <w:ind w:left="4680" w:hanging="360"/>
+      </w:pPr>
+      <w:rPr>
+        <w:rFonts w:ascii="Symbol" w:hAnsi="Symbol" w:hint="default"/>
+      </w:rPr>
+    </w:lvl>
+    <w:lvl w:ilvl="7" w:tplc="340A0003" w:tentative="1">
+      <w:start w:val="1"/>
+      <w:numFmt w:val="bullet"/>
+      <w:lvlText w:val="o"/>
+      <w:lvlJc w:val="left"/>
+      <w:pPr>
+        <w:ind w:left="5400" w:hanging="360"/>
+      </w:pPr>
+      <w:rPr>
+        <w:rFonts w:ascii="Courier New" w:hAnsi="Courier New" w:cs="Courier New" w:hint="default"/>
+      </w:rPr>
+    </w:lvl>
+    <w:lvl w:ilvl="8" w:tplc="340A0005" w:tentative="1">
+      <w:start w:val="1"/>
+      <w:numFmt w:val="bullet"/>
+      <w:lvlText w:val=""/>
+      <w:lvlJc w:val="left"/>
+      <w:pPr>
+        <w:ind w:left="6120" w:hanging="360"/>
+      </w:pPr>
+      <w:rPr>
+        <w:rFonts w:ascii="Wingdings" w:hAnsi="Wingdings" w:hint="default"/>
+      </w:rPr>
+    </w:lvl>
+  </w:abstractNum>
+  <w:abstractNum w:abstractNumId="28" w15:restartNumberingAfterBreak="0">
     <w:nsid w:val="5EE94AC9"/>
     <w:multiLevelType w:val="hybridMultilevel"/>
     <w:tmpl w:val="81DAE542"/>
@@ -4481,7 +7703,120 @@
       </w:rPr>
     </w:lvl>
   </w:abstractNum>
-  <w:abstractNum w:abstractNumId="23" w15:restartNumberingAfterBreak="0">
+  <w:abstractNum w:abstractNumId="29" w15:restartNumberingAfterBreak="0">
+    <w:nsid w:val="71407C98"/>
+    <w:multiLevelType w:val="hybridMultilevel"/>
+    <w:tmpl w:val="4D2297FC"/>
+    <w:lvl w:ilvl="0" w:tplc="080A0001">
+      <w:start w:val="1"/>
+      <w:numFmt w:val="bullet"/>
+      <w:lvlText w:val=""/>
+      <w:lvlJc w:val="left"/>
+      <w:pPr>
+        <w:ind w:left="360" w:hanging="360"/>
+      </w:pPr>
+      <w:rPr>
+        <w:rFonts w:ascii="Symbol" w:hAnsi="Symbol" w:hint="default"/>
+      </w:rPr>
+    </w:lvl>
+    <w:lvl w:ilvl="1" w:tplc="080A0003" w:tentative="1">
+      <w:start w:val="1"/>
+      <w:numFmt w:val="bullet"/>
+      <w:lvlText w:val="o"/>
+      <w:lvlJc w:val="left"/>
+      <w:pPr>
+        <w:ind w:left="1080" w:hanging="360"/>
+      </w:pPr>
+      <w:rPr>
+        <w:rFonts w:ascii="Courier New" w:hAnsi="Courier New" w:cs="Courier New" w:hint="default"/>
+      </w:rPr>
+    </w:lvl>
+    <w:lvl w:ilvl="2" w:tplc="080A0005" w:tentative="1">
+      <w:start w:val="1"/>
+      <w:numFmt w:val="bullet"/>
+      <w:lvlText w:val=""/>
+      <w:lvlJc w:val="left"/>
+      <w:pPr>
+        <w:ind w:left="1800" w:hanging="360"/>
+      </w:pPr>
+      <w:rPr>
+        <w:rFonts w:ascii="Wingdings" w:hAnsi="Wingdings" w:hint="default"/>
+      </w:rPr>
+    </w:lvl>
+    <w:lvl w:ilvl="3" w:tplc="080A0001" w:tentative="1">
+      <w:start w:val="1"/>
+      <w:numFmt w:val="bullet"/>
+      <w:lvlText w:val=""/>
+      <w:lvlJc w:val="left"/>
+      <w:pPr>
+        <w:ind w:left="2520" w:hanging="360"/>
+      </w:pPr>
+      <w:rPr>
+        <w:rFonts w:ascii="Symbol" w:hAnsi="Symbol" w:hint="default"/>
+      </w:rPr>
+    </w:lvl>
+    <w:lvl w:ilvl="4" w:tplc="080A0003" w:tentative="1">
+      <w:start w:val="1"/>
+      <w:numFmt w:val="bullet"/>
+      <w:lvlText w:val="o"/>
+      <w:lvlJc w:val="left"/>
+      <w:pPr>
+        <w:ind w:left="3240" w:hanging="360"/>
+      </w:pPr>
+      <w:rPr>
+        <w:rFonts w:ascii="Courier New" w:hAnsi="Courier New" w:cs="Courier New" w:hint="default"/>
+      </w:rPr>
+    </w:lvl>
+    <w:lvl w:ilvl="5" w:tplc="080A0005" w:tentative="1">
+      <w:start w:val="1"/>
+      <w:numFmt w:val="bullet"/>
+      <w:lvlText w:val=""/>
+      <w:lvlJc w:val="left"/>
+      <w:pPr>
+        <w:ind w:left="3960" w:hanging="360"/>
+      </w:pPr>
+      <w:rPr>
+        <w:rFonts w:ascii="Wingdings" w:hAnsi="Wingdings" w:hint="default"/>
+      </w:rPr>
+    </w:lvl>
+    <w:lvl w:ilvl="6" w:tplc="080A0001" w:tentative="1">
+      <w:start w:val="1"/>
+      <w:numFmt w:val="bullet"/>
+      <w:lvlText w:val=""/>
+      <w:lvlJc w:val="left"/>
+      <w:pPr>
+        <w:ind w:left="4680" w:hanging="360"/>
+      </w:pPr>
+      <w:rPr>
+        <w:rFonts w:ascii="Symbol" w:hAnsi="Symbol" w:hint="default"/>
+      </w:rPr>
+    </w:lvl>
+    <w:lvl w:ilvl="7" w:tplc="080A0003" w:tentative="1">
+      <w:start w:val="1"/>
+      <w:numFmt w:val="bullet"/>
+      <w:lvlText w:val="o"/>
+      <w:lvlJc w:val="left"/>
+      <w:pPr>
+        <w:ind w:left="5400" w:hanging="360"/>
+      </w:pPr>
+      <w:rPr>
+        <w:rFonts w:ascii="Courier New" w:hAnsi="Courier New" w:cs="Courier New" w:hint="default"/>
+      </w:rPr>
+    </w:lvl>
+    <w:lvl w:ilvl="8" w:tplc="080A0005" w:tentative="1">
+      <w:start w:val="1"/>
+      <w:numFmt w:val="bullet"/>
+      <w:lvlText w:val=""/>
+      <w:lvlJc w:val="left"/>
+      <w:pPr>
+        <w:ind w:left="6120" w:hanging="360"/>
+      </w:pPr>
+      <w:rPr>
+        <w:rFonts w:ascii="Wingdings" w:hAnsi="Wingdings" w:hint="default"/>
+      </w:rPr>
+    </w:lvl>
+  </w:abstractNum>
+  <w:abstractNum w:abstractNumId="30" w15:restartNumberingAfterBreak="0">
     <w:nsid w:val="71CA17EE"/>
     <w:multiLevelType w:val="hybridMultilevel"/>
     <w:tmpl w:val="75C8DBBA"/>
@@ -4594,7 +7929,7 @@
       </w:rPr>
     </w:lvl>
   </w:abstractNum>
-  <w:abstractNum w:abstractNumId="24" w15:restartNumberingAfterBreak="0">
+  <w:abstractNum w:abstractNumId="31" w15:restartNumberingAfterBreak="0">
     <w:nsid w:val="75AC253E"/>
     <w:multiLevelType w:val="hybridMultilevel"/>
     <w:tmpl w:val="C46AC108"/>
@@ -4707,7 +8042,7 @@
       </w:rPr>
     </w:lvl>
   </w:abstractNum>
-  <w:abstractNum w:abstractNumId="25" w15:restartNumberingAfterBreak="0">
+  <w:abstractNum w:abstractNumId="32" w15:restartNumberingAfterBreak="0">
     <w:nsid w:val="75D95F1D"/>
     <w:multiLevelType w:val="hybridMultilevel"/>
     <w:tmpl w:val="4628B81C"/>
@@ -4848,55 +8183,76 @@
     <w:abstractNumId w:val="0"/>
   </w:num>
   <w:num w:numId="10" w16cid:durableId="1604877765">
-    <w:abstractNumId w:val="14"/>
+    <w:abstractNumId w:val="16"/>
   </w:num>
   <w:num w:numId="11" w16cid:durableId="658310971">
     <w:abstractNumId w:val="10"/>
   </w:num>
   <w:num w:numId="12" w16cid:durableId="762142518">
-    <w:abstractNumId w:val="24"/>
+    <w:abstractNumId w:val="31"/>
   </w:num>
   <w:num w:numId="13" w16cid:durableId="723258989">
-    <w:abstractNumId w:val="12"/>
+    <w:abstractNumId w:val="13"/>
   </w:num>
   <w:num w:numId="14" w16cid:durableId="2009626133">
-    <w:abstractNumId w:val="16"/>
+    <w:abstractNumId w:val="19"/>
   </w:num>
   <w:num w:numId="15" w16cid:durableId="1771662886">
-    <w:abstractNumId w:val="20"/>
+    <w:abstractNumId w:val="24"/>
   </w:num>
   <w:num w:numId="16" w16cid:durableId="1612083587">
     <w:abstractNumId w:val="9"/>
   </w:num>
   <w:num w:numId="17" w16cid:durableId="155341092">
-    <w:abstractNumId w:val="13"/>
+    <w:abstractNumId w:val="14"/>
   </w:num>
   <w:num w:numId="18" w16cid:durableId="350498360">
+    <w:abstractNumId w:val="28"/>
+  </w:num>
+  <w:num w:numId="19" w16cid:durableId="1159080588">
+    <w:abstractNumId w:val="32"/>
+  </w:num>
+  <w:num w:numId="20" w16cid:durableId="707487550">
+    <w:abstractNumId w:val="30"/>
+  </w:num>
+  <w:num w:numId="21" w16cid:durableId="396824338">
     <w:abstractNumId w:val="22"/>
   </w:num>
-  <w:num w:numId="19" w16cid:durableId="1159080588">
+  <w:num w:numId="22" w16cid:durableId="248849155">
     <w:abstractNumId w:val="25"/>
   </w:num>
-  <w:num w:numId="20" w16cid:durableId="707487550">
+  <w:num w:numId="23" w16cid:durableId="147790856">
+    <w:abstractNumId w:val="12"/>
+  </w:num>
+  <w:num w:numId="24" w16cid:durableId="892693986">
+    <w:abstractNumId w:val="17"/>
+  </w:num>
+  <w:num w:numId="25" w16cid:durableId="822623691">
+    <w:abstractNumId w:val="21"/>
+  </w:num>
+  <w:num w:numId="26" w16cid:durableId="936251140">
     <w:abstractNumId w:val="23"/>
   </w:num>
-  <w:num w:numId="21" w16cid:durableId="396824338">
-    <w:abstractNumId w:val="18"/>
+  <w:num w:numId="27" w16cid:durableId="2089114718">
+    <w:abstractNumId w:val="20"/>
   </w:num>
-  <w:num w:numId="22" w16cid:durableId="248849155">
-    <w:abstractNumId w:val="21"/>
+  <w:num w:numId="28" w16cid:durableId="2078090110">
+    <w:abstractNumId w:val="26"/>
   </w:num>
-  <w:num w:numId="23" w16cid:durableId="147790856">
+  <w:num w:numId="29" w16cid:durableId="456526930">
+    <w:abstractNumId w:val="27"/>
+  </w:num>
+  <w:num w:numId="30" w16cid:durableId="13964321">
+    <w:abstractNumId w:val="29"/>
+  </w:num>
+  <w:num w:numId="31" w16cid:durableId="2081169477">
+    <w:abstractNumId w:val="15"/>
+  </w:num>
+  <w:num w:numId="32" w16cid:durableId="2100373309">
     <w:abstractNumId w:val="11"/>
   </w:num>
-  <w:num w:numId="24" w16cid:durableId="892693986">
-    <w:abstractNumId w:val="15"/>
-  </w:num>
-  <w:num w:numId="25" w16cid:durableId="822623691">
-    <w:abstractNumId w:val="17"/>
-  </w:num>
-  <w:num w:numId="26" w16cid:durableId="936251140">
-    <w:abstractNumId w:val="19"/>
+  <w:num w:numId="33" w16cid:durableId="1559197318">
+    <w:abstractNumId w:val="18"/>
   </w:num>
 </w:numbering>
 </file>
@@ -5290,7 +8646,7 @@
   <w:style w:type="paragraph" w:default="1" w:styleId="Normal">
     <w:name w:val="Normal"/>
     <w:qFormat/>
-    <w:rsid w:val="00065B4C"/>
+    <w:rsid w:val="00046CD0"/>
     <w:rPr>
       <w:lang w:val="es-CL"/>
     </w:rPr>
@@ -5507,7 +8863,6 @@
   <w:style w:type="character" w:default="1" w:styleId="Fuentedeprrafopredeter">
     <w:name w:val="Default Paragraph Font"/>
     <w:uiPriority w:val="1"/>
-    <w:semiHidden/>
     <w:unhideWhenUsed/>
   </w:style>
   <w:style w:type="table" w:default="1" w:styleId="Tablanormal">
@@ -6092,7 +9447,7 @@
       <w:szCs w:val="18"/>
     </w:rPr>
   </w:style>
-  <w:style w:type="character" w:styleId="Textoennegrita">
+  <w:style w:type="character" w:styleId="Fuerte">
     <w:name w:val="Strong"/>
     <w:basedOn w:val="Fuentedeprrafopredeter"/>
     <w:uiPriority w:val="22"/>

--- a/web/app/document_templates/contratos/cargos.docx
+++ b/web/app/document_templates/contratos/cargos.docx
@@ -4775,13 +4775,7 @@
         <w:rPr>
           <w:rFonts w:ascii="Calibri" w:hAnsi="Calibri" w:cs="Calibri"/>
         </w:rPr>
-        <w:t>2</w:t>
-      </w:r>
-      <w:r>
-        <w:rPr>
-          <w:rFonts w:ascii="Calibri" w:hAnsi="Calibri" w:cs="Calibri"/>
-        </w:rPr>
-        <w:t>23</w:t>
+        <w:t>223</w:t>
       </w:r>
       <w:r>
         <w:rPr>
@@ -5223,6 +5217,865 @@
         <w:t>Ejecutar otras funciones relacionadas con el cargo, propias del giro de la empresa y compatibles con su naturaleza contractual.</w:t>
       </w:r>
       <w:bookmarkEnd w:id="20"/>
+    </w:p>
+    <w:p>
+      <w:pPr>
+        <w:rPr>
+          <w:rFonts w:ascii="Calibri" w:hAnsi="Calibri" w:cs="Calibri"/>
+        </w:rPr>
+      </w:pPr>
+      <w:r>
+        <w:rPr>
+          <w:rFonts w:ascii="Calibri" w:hAnsi="Calibri" w:cs="Calibri"/>
+        </w:rPr>
+        <w:br w:type="page"/>
+      </w:r>
+    </w:p>
+    <w:p>
+      <w:pPr>
+        <w:pStyle w:val="Ttulo1"/>
+        <w:spacing w:after="240"/>
+        <w:jc w:val="both"/>
+        <w:rPr>
+          <w:rFonts w:ascii="Calibri" w:hAnsi="Calibri" w:cs="Calibri"/>
+        </w:rPr>
+      </w:pPr>
+      <w:r>
+        <w:rPr>
+          <w:rFonts w:ascii="Calibri" w:hAnsi="Calibri" w:cs="Calibri"/>
+        </w:rPr>
+        <w:lastRenderedPageBreak/>
+        <w:t xml:space="preserve">Cargo ID </w:t>
+      </w:r>
+      <w:r>
+        <w:rPr>
+          <w:rFonts w:ascii="Calibri" w:hAnsi="Calibri" w:cs="Calibri"/>
+        </w:rPr>
+        <w:t>3</w:t>
+      </w:r>
+      <w:r>
+        <w:rPr>
+          <w:rFonts w:ascii="Calibri" w:hAnsi="Calibri" w:cs="Calibri"/>
+        </w:rPr>
+        <w:t xml:space="preserve"> — </w:t>
+      </w:r>
+      <w:r>
+        <w:rPr>
+          <w:rFonts w:ascii="Calibri" w:hAnsi="Calibri" w:cs="Calibri"/>
+        </w:rPr>
+        <w:t>Ayudante de montaje</w:t>
+      </w:r>
+    </w:p>
+    <w:p>
+      <w:pPr>
+        <w:jc w:val="both"/>
+        <w:rPr>
+          <w:rFonts w:ascii="Calibri" w:hAnsi="Calibri" w:cs="Calibri"/>
+        </w:rPr>
+      </w:pPr>
+      <w:bookmarkStart w:id="21" w:name="CARGO_3__DESCRIPCION"/>
+      <w:r>
+        <w:rPr>
+          <w:rFonts w:ascii="Calibri" w:hAnsi="Calibri" w:cs="Calibri"/>
+        </w:rPr>
+        <w:t>P</w:t>
+      </w:r>
+      <w:r>
+        <w:rPr>
+          <w:rFonts w:ascii="Calibri" w:hAnsi="Calibri" w:cs="Calibri"/>
+        </w:rPr>
+        <w:t>restar apoyo directo en las labores de montaje, armado, instalación, traslado, preparación y desarme de estructuras, piezas, materiales, equipos, elementos constructivos o componentes relacionados con la ejecución de obras, faenas o proyectos de la empresa.</w:t>
+      </w:r>
+    </w:p>
+    <w:p>
+      <w:pPr>
+        <w:rPr>
+          <w:rFonts w:ascii="Calibri" w:hAnsi="Calibri" w:cs="Calibri"/>
+          <w:b/>
+          <w:bCs/>
+        </w:rPr>
+      </w:pPr>
+      <w:r>
+        <w:rPr>
+          <w:rFonts w:ascii="Calibri" w:hAnsi="Calibri" w:cs="Calibri"/>
+          <w:b/>
+          <w:bCs/>
+        </w:rPr>
+        <w:t>Responsabilidades y Funciones Principales</w:t>
+      </w:r>
+    </w:p>
+    <w:p>
+      <w:pPr>
+        <w:pStyle w:val="Prrafodelista"/>
+        <w:numPr>
+          <w:ilvl w:val="0"/>
+          <w:numId w:val="34"/>
+        </w:numPr>
+        <w:jc w:val="both"/>
+        <w:rPr>
+          <w:rFonts w:ascii="Calibri" w:hAnsi="Calibri" w:cs="Calibri"/>
+        </w:rPr>
+      </w:pPr>
+      <w:r>
+        <w:rPr>
+          <w:rFonts w:ascii="Calibri" w:hAnsi="Calibri" w:cs="Calibri"/>
+        </w:rPr>
+        <w:t>Apoyar en las labores de montaje, armado, instalación, fijación, nivelación, ajuste y desarme de estructuras, piezas, elementos metálicos, moldajes, andamios, soportes, equipos, materiales u otros componentes utilizados en obra.</w:t>
+      </w:r>
+    </w:p>
+    <w:p>
+      <w:pPr>
+        <w:pStyle w:val="Prrafodelista"/>
+        <w:numPr>
+          <w:ilvl w:val="0"/>
+          <w:numId w:val="34"/>
+        </w:numPr>
+        <w:jc w:val="both"/>
+        <w:rPr>
+          <w:rFonts w:ascii="Calibri" w:hAnsi="Calibri" w:cs="Calibri"/>
+        </w:rPr>
+      </w:pPr>
+      <w:r>
+        <w:rPr>
+          <w:rFonts w:ascii="Calibri" w:hAnsi="Calibri" w:cs="Calibri"/>
+        </w:rPr>
+        <w:t>Trasladar, ordenar, clasificar, cargar y descargar materiales, herramientas, insumos, equipos y elementos necesarios para la ejecución de las labores de montaje.</w:t>
+      </w:r>
+    </w:p>
+    <w:p>
+      <w:pPr>
+        <w:pStyle w:val="Prrafodelista"/>
+        <w:numPr>
+          <w:ilvl w:val="0"/>
+          <w:numId w:val="34"/>
+        </w:numPr>
+        <w:jc w:val="both"/>
+        <w:rPr>
+          <w:rFonts w:ascii="Calibri" w:hAnsi="Calibri" w:cs="Calibri"/>
+        </w:rPr>
+      </w:pPr>
+      <w:r>
+        <w:rPr>
+          <w:rFonts w:ascii="Calibri" w:hAnsi="Calibri" w:cs="Calibri"/>
+        </w:rPr>
+        <w:t>Preparar áreas de trabajo, manteniendo despejados, limpios y ordenados los espacios donde se realizarán las labores.</w:t>
+      </w:r>
+    </w:p>
+    <w:p>
+      <w:pPr>
+        <w:pStyle w:val="Prrafodelista"/>
+        <w:numPr>
+          <w:ilvl w:val="0"/>
+          <w:numId w:val="34"/>
+        </w:numPr>
+        <w:jc w:val="both"/>
+        <w:rPr>
+          <w:rFonts w:ascii="Calibri" w:hAnsi="Calibri" w:cs="Calibri"/>
+        </w:rPr>
+      </w:pPr>
+      <w:r>
+        <w:rPr>
+          <w:rFonts w:ascii="Calibri" w:hAnsi="Calibri" w:cs="Calibri"/>
+        </w:rPr>
+        <w:t>Asistir a maestros, operadores, capataces, supervisores u otros trabajadores especializados en la ejecución de tareas propias del montaje.</w:t>
+      </w:r>
+    </w:p>
+    <w:p>
+      <w:pPr>
+        <w:pStyle w:val="Prrafodelista"/>
+        <w:numPr>
+          <w:ilvl w:val="0"/>
+          <w:numId w:val="34"/>
+        </w:numPr>
+        <w:jc w:val="both"/>
+        <w:rPr>
+          <w:rFonts w:ascii="Calibri" w:hAnsi="Calibri" w:cs="Calibri"/>
+        </w:rPr>
+      </w:pPr>
+      <w:r>
+        <w:rPr>
+          <w:rFonts w:ascii="Calibri" w:hAnsi="Calibri" w:cs="Calibri"/>
+        </w:rPr>
+        <w:t>Entregar, recibir, acercar y retirar herramientas, materiales y equipos conforme a las instrucciones recibidas.</w:t>
+      </w:r>
+    </w:p>
+    <w:p>
+      <w:pPr>
+        <w:pStyle w:val="Prrafodelista"/>
+        <w:numPr>
+          <w:ilvl w:val="0"/>
+          <w:numId w:val="34"/>
+        </w:numPr>
+        <w:jc w:val="both"/>
+        <w:rPr>
+          <w:rFonts w:ascii="Calibri" w:hAnsi="Calibri" w:cs="Calibri"/>
+        </w:rPr>
+      </w:pPr>
+      <w:r>
+        <w:rPr>
+          <w:rFonts w:ascii="Calibri" w:hAnsi="Calibri" w:cs="Calibri"/>
+        </w:rPr>
+        <w:t>Apoyar en la instalación, retiro y movimiento de elementos auxiliares de trabajo, tales como escaleras, plataformas, caballetes, señaléticas, protecciones, cercos, barandas u otros elementos de apoyo.</w:t>
+      </w:r>
+    </w:p>
+    <w:p>
+      <w:pPr>
+        <w:pStyle w:val="Prrafodelista"/>
+        <w:numPr>
+          <w:ilvl w:val="0"/>
+          <w:numId w:val="34"/>
+        </w:numPr>
+        <w:jc w:val="both"/>
+        <w:rPr>
+          <w:rFonts w:ascii="Calibri" w:hAnsi="Calibri" w:cs="Calibri"/>
+        </w:rPr>
+      </w:pPr>
+      <w:r>
+        <w:rPr>
+          <w:rFonts w:ascii="Calibri" w:hAnsi="Calibri" w:cs="Calibri"/>
+        </w:rPr>
+        <w:t>Colaborar en la medición, marcación, presentación, alineación y ubicación de piezas o materiales, según las indicaciones del personal a cargo.</w:t>
+      </w:r>
+    </w:p>
+    <w:p>
+      <w:pPr>
+        <w:pStyle w:val="Prrafodelista"/>
+        <w:numPr>
+          <w:ilvl w:val="0"/>
+          <w:numId w:val="34"/>
+        </w:numPr>
+        <w:jc w:val="both"/>
+        <w:rPr>
+          <w:rFonts w:ascii="Calibri" w:hAnsi="Calibri" w:cs="Calibri"/>
+        </w:rPr>
+      </w:pPr>
+      <w:r>
+        <w:rPr>
+          <w:rFonts w:ascii="Calibri" w:hAnsi="Calibri" w:cs="Calibri"/>
+        </w:rPr>
+        <w:t>Apoyar en tareas de perforación, corte, limpieza, fijación, apriete, sujeción, armado o preparación de piezas, siempre que dichas labores se encuentren dentro de sus competencias y no requieran autorización o certificación especial.</w:t>
+      </w:r>
+    </w:p>
+    <w:p>
+      <w:pPr>
+        <w:pStyle w:val="Prrafodelista"/>
+        <w:numPr>
+          <w:ilvl w:val="0"/>
+          <w:numId w:val="34"/>
+        </w:numPr>
+        <w:jc w:val="both"/>
+        <w:rPr>
+          <w:rFonts w:ascii="Calibri" w:hAnsi="Calibri" w:cs="Calibri"/>
+        </w:rPr>
+      </w:pPr>
+      <w:r>
+        <w:rPr>
+          <w:rFonts w:ascii="Calibri" w:hAnsi="Calibri" w:cs="Calibri"/>
+        </w:rPr>
+        <w:t>Mantener en buen estado las herramientas, equipos, implementos y materiales que le sean entregados para el desarrollo de sus funciones.</w:t>
+      </w:r>
+    </w:p>
+    <w:p>
+      <w:pPr>
+        <w:pStyle w:val="Prrafodelista"/>
+        <w:numPr>
+          <w:ilvl w:val="0"/>
+          <w:numId w:val="34"/>
+        </w:numPr>
+        <w:jc w:val="both"/>
+        <w:rPr>
+          <w:rFonts w:ascii="Calibri" w:hAnsi="Calibri" w:cs="Calibri"/>
+        </w:rPr>
+      </w:pPr>
+      <w:r>
+        <w:rPr>
+          <w:rFonts w:ascii="Calibri" w:hAnsi="Calibri" w:cs="Calibri"/>
+        </w:rPr>
+        <w:t>Informar oportunamente a su jefatura directa cualquier falla, desperfecto, daño, condición insegura, falta de materiales o situación que pueda afectar la continuidad de los trabajos.</w:t>
+      </w:r>
+    </w:p>
+    <w:p>
+      <w:pPr>
+        <w:pStyle w:val="Prrafodelista"/>
+        <w:numPr>
+          <w:ilvl w:val="0"/>
+          <w:numId w:val="34"/>
+        </w:numPr>
+        <w:jc w:val="both"/>
+        <w:rPr>
+          <w:rFonts w:ascii="Calibri" w:hAnsi="Calibri" w:cs="Calibri"/>
+        </w:rPr>
+      </w:pPr>
+      <w:r>
+        <w:rPr>
+          <w:rFonts w:ascii="Calibri" w:hAnsi="Calibri" w:cs="Calibri"/>
+        </w:rPr>
+        <w:t>Cumplir con las instrucciones de seguridad impartidas por la empresa, el Departamento de Prevención de Riesgos, la jefatura de obra o el mandante.</w:t>
+      </w:r>
+    </w:p>
+    <w:p>
+      <w:pPr>
+        <w:pStyle w:val="Prrafodelista"/>
+        <w:numPr>
+          <w:ilvl w:val="0"/>
+          <w:numId w:val="34"/>
+        </w:numPr>
+        <w:jc w:val="both"/>
+        <w:rPr>
+          <w:rFonts w:ascii="Calibri" w:hAnsi="Calibri" w:cs="Calibri"/>
+        </w:rPr>
+      </w:pPr>
+      <w:r>
+        <w:rPr>
+          <w:rFonts w:ascii="Calibri" w:hAnsi="Calibri" w:cs="Calibri"/>
+        </w:rPr>
+        <w:t>Utilizar correctamente los elementos de protección personal entregados por la empresa, tales como casco, zapatos de seguridad, guantes, lentes, arnés, protección auditiva, protección respiratoria u otros que correspondan según la labor.</w:t>
+      </w:r>
+    </w:p>
+    <w:p>
+      <w:pPr>
+        <w:pStyle w:val="Prrafodelista"/>
+        <w:numPr>
+          <w:ilvl w:val="0"/>
+          <w:numId w:val="34"/>
+        </w:numPr>
+        <w:jc w:val="both"/>
+        <w:rPr>
+          <w:rFonts w:ascii="Calibri" w:hAnsi="Calibri" w:cs="Calibri"/>
+        </w:rPr>
+      </w:pPr>
+      <w:r>
+        <w:rPr>
+          <w:rFonts w:ascii="Calibri" w:hAnsi="Calibri" w:cs="Calibri"/>
+        </w:rPr>
+        <w:t>Participar en charlas de seguridad, inducciones, capacitaciones, reuniones operativas y actividades preventivas que la empresa determine.</w:t>
+      </w:r>
+    </w:p>
+    <w:p>
+      <w:pPr>
+        <w:pStyle w:val="Prrafodelista"/>
+        <w:numPr>
+          <w:ilvl w:val="0"/>
+          <w:numId w:val="34"/>
+        </w:numPr>
+        <w:jc w:val="both"/>
+        <w:rPr>
+          <w:rFonts w:ascii="Calibri" w:hAnsi="Calibri" w:cs="Calibri"/>
+        </w:rPr>
+      </w:pPr>
+      <w:r>
+        <w:rPr>
+          <w:rFonts w:ascii="Calibri" w:hAnsi="Calibri" w:cs="Calibri"/>
+        </w:rPr>
+        <w:t>Ejecutar labores de apoyo general en terreno cuando las necesidades de la obra lo requieran, siempre que sean compatibles con la naturaleza de su cargo y con las condiciones de seguridad correspondientes.</w:t>
+      </w:r>
+    </w:p>
+    <w:p>
+      <w:pPr>
+        <w:pStyle w:val="Prrafodelista"/>
+        <w:numPr>
+          <w:ilvl w:val="0"/>
+          <w:numId w:val="34"/>
+        </w:numPr>
+        <w:jc w:val="both"/>
+        <w:rPr>
+          <w:rFonts w:ascii="Calibri" w:hAnsi="Calibri" w:cs="Calibri"/>
+        </w:rPr>
+      </w:pPr>
+      <w:r>
+        <w:rPr>
+          <w:rFonts w:ascii="Calibri" w:hAnsi="Calibri" w:cs="Calibri"/>
+        </w:rPr>
+        <w:lastRenderedPageBreak/>
+        <w:t>Cumplir las demás funciones relacionadas con su cargo que le sean encomendadas por su jefatura directa, dentro del marco de sus competencias, contrato de trabajo, reglamento interno y normativa laboral vigente.</w:t>
+      </w:r>
+      <w:bookmarkEnd w:id="21"/>
+    </w:p>
+    <w:p>
+      <w:pPr>
+        <w:rPr>
+          <w:rFonts w:ascii="Calibri" w:hAnsi="Calibri" w:cs="Calibri"/>
+        </w:rPr>
+      </w:pPr>
+      <w:r>
+        <w:rPr>
+          <w:rFonts w:ascii="Calibri" w:hAnsi="Calibri" w:cs="Calibri"/>
+        </w:rPr>
+        <w:br w:type="page"/>
+      </w:r>
+    </w:p>
+    <w:p>
+      <w:pPr>
+        <w:pStyle w:val="Ttulo1"/>
+        <w:spacing w:after="240"/>
+        <w:jc w:val="both"/>
+        <w:rPr>
+          <w:rFonts w:ascii="Calibri" w:hAnsi="Calibri" w:cs="Calibri"/>
+        </w:rPr>
+      </w:pPr>
+      <w:r>
+        <w:rPr>
+          <w:rFonts w:ascii="Calibri" w:hAnsi="Calibri" w:cs="Calibri"/>
+        </w:rPr>
+        <w:lastRenderedPageBreak/>
+        <w:t xml:space="preserve">Cargo ID </w:t>
+      </w:r>
+      <w:r>
+        <w:rPr>
+          <w:rFonts w:ascii="Calibri" w:hAnsi="Calibri" w:cs="Calibri"/>
+        </w:rPr>
+        <w:t>210</w:t>
+      </w:r>
+      <w:r>
+        <w:rPr>
+          <w:rFonts w:ascii="Calibri" w:hAnsi="Calibri" w:cs="Calibri"/>
+        </w:rPr>
+        <w:t xml:space="preserve"> — </w:t>
+      </w:r>
+      <w:r>
+        <w:rPr>
+          <w:rFonts w:ascii="Calibri" w:hAnsi="Calibri" w:cs="Calibri"/>
+        </w:rPr>
+        <w:t>Supervisor de Obra</w:t>
+      </w:r>
+    </w:p>
+    <w:p>
+      <w:pPr>
+        <w:rPr>
+          <w:rFonts w:ascii="Calibri" w:hAnsi="Calibri" w:cs="Calibri"/>
+        </w:rPr>
+      </w:pPr>
+      <w:bookmarkStart w:id="22" w:name="CARGO_210__DESCRIPCION"/>
+      <w:r>
+        <w:rPr>
+          <w:rFonts w:ascii="Calibri" w:hAnsi="Calibri" w:cs="Calibri"/>
+        </w:rPr>
+        <w:t>Supervisar, coordinar y controlar la correcta ejecución de los trabajos en obra, velando por el cumplimiento de los programas de trabajo, estándares de calidad, seguridad, productividad, uso eficiente de recursos y correcta coordinación del personal propio o subcontratado.</w:t>
+      </w:r>
+    </w:p>
+    <w:p>
+      <w:pPr>
+        <w:rPr>
+          <w:rFonts w:ascii="Calibri" w:hAnsi="Calibri" w:cs="Calibri"/>
+        </w:rPr>
+      </w:pPr>
+      <w:r>
+        <w:rPr>
+          <w:rFonts w:ascii="Calibri" w:hAnsi="Calibri" w:cs="Calibri"/>
+        </w:rPr>
+        <w:t>El Supervisor de Obra deberá asegurar que las actividades asignadas se ejecuten conforme a planos, especificaciones técnicas, instrucciones de la jefatura, normativa vigente, procedimientos internos de la empresa y buenas prácticas constructivas.</w:t>
+      </w:r>
+    </w:p>
+    <w:p>
+      <w:pPr>
+        <w:rPr>
+          <w:rFonts w:ascii="Calibri" w:hAnsi="Calibri" w:cs="Calibri"/>
+        </w:rPr>
+      </w:pPr>
+      <w:r>
+        <w:rPr>
+          <w:rFonts w:ascii="Calibri" w:hAnsi="Calibri" w:cs="Calibri"/>
+          <w:b/>
+          <w:bCs/>
+        </w:rPr>
+        <w:t>Responsabilidades y Funciones Principales</w:t>
+      </w:r>
+    </w:p>
+    <w:p>
+      <w:pPr>
+        <w:pStyle w:val="Prrafodelista"/>
+        <w:numPr>
+          <w:ilvl w:val="0"/>
+          <w:numId w:val="35"/>
+        </w:numPr>
+        <w:jc w:val="both"/>
+        <w:rPr>
+          <w:rFonts w:ascii="Calibri" w:hAnsi="Calibri" w:cs="Calibri"/>
+        </w:rPr>
+      </w:pPr>
+      <w:r>
+        <w:rPr>
+          <w:rFonts w:ascii="Calibri" w:hAnsi="Calibri" w:cs="Calibri"/>
+        </w:rPr>
+        <w:t>Supervisar en terreno la ejecución diaria de los trabajos asignados, verificando que se desarrollen conforme a los planos, especificaciones técnicas, instrucciones y programación establecida.</w:t>
+      </w:r>
+    </w:p>
+    <w:p>
+      <w:pPr>
+        <w:pStyle w:val="Prrafodelista"/>
+        <w:numPr>
+          <w:ilvl w:val="0"/>
+          <w:numId w:val="35"/>
+        </w:numPr>
+        <w:jc w:val="both"/>
+        <w:rPr>
+          <w:rFonts w:ascii="Calibri" w:hAnsi="Calibri" w:cs="Calibri"/>
+        </w:rPr>
+      </w:pPr>
+      <w:r>
+        <w:rPr>
+          <w:rFonts w:ascii="Calibri" w:hAnsi="Calibri" w:cs="Calibri"/>
+        </w:rPr>
+        <w:t>Coordinar y distribuir las labores del personal bajo su supervisión, asignando tareas a maestros, ayudantes, jornales, cuadrillas y subcontratos, según las necesidades de la obra.</w:t>
+      </w:r>
+    </w:p>
+    <w:p>
+      <w:pPr>
+        <w:pStyle w:val="Prrafodelista"/>
+        <w:numPr>
+          <w:ilvl w:val="0"/>
+          <w:numId w:val="35"/>
+        </w:numPr>
+        <w:jc w:val="both"/>
+        <w:rPr>
+          <w:rFonts w:ascii="Calibri" w:hAnsi="Calibri" w:cs="Calibri"/>
+        </w:rPr>
+      </w:pPr>
+      <w:r>
+        <w:rPr>
+          <w:rFonts w:ascii="Calibri" w:hAnsi="Calibri" w:cs="Calibri"/>
+        </w:rPr>
+        <w:t>Controlar el avance físico de los trabajos, informando oportunamente a su jefatura directa respecto del cumplimiento, desviaciones, atrasos, interferencias o dificultades que puedan afectar el desarrollo de la obra.</w:t>
+      </w:r>
+    </w:p>
+    <w:p>
+      <w:pPr>
+        <w:pStyle w:val="Prrafodelista"/>
+        <w:numPr>
+          <w:ilvl w:val="0"/>
+          <w:numId w:val="35"/>
+        </w:numPr>
+        <w:jc w:val="both"/>
+        <w:rPr>
+          <w:rFonts w:ascii="Calibri" w:hAnsi="Calibri" w:cs="Calibri"/>
+        </w:rPr>
+      </w:pPr>
+      <w:r>
+        <w:rPr>
+          <w:rFonts w:ascii="Calibri" w:hAnsi="Calibri" w:cs="Calibri"/>
+        </w:rPr>
+        <w:t>Velar por el correcto uso de materiales, herramientas, equipos, maquinarias, insumos y elementos entregados por la empresa, evitando pérdidas, daños, mal uso o desperdicios.</w:t>
+      </w:r>
+    </w:p>
+    <w:p>
+      <w:pPr>
+        <w:pStyle w:val="Prrafodelista"/>
+        <w:numPr>
+          <w:ilvl w:val="0"/>
+          <w:numId w:val="35"/>
+        </w:numPr>
+        <w:jc w:val="both"/>
+        <w:rPr>
+          <w:rFonts w:ascii="Calibri" w:hAnsi="Calibri" w:cs="Calibri"/>
+        </w:rPr>
+      </w:pPr>
+      <w:r>
+        <w:rPr>
+          <w:rFonts w:ascii="Calibri" w:hAnsi="Calibri" w:cs="Calibri"/>
+        </w:rPr>
+        <w:t>Revisar que los trabajos ejecutados cumplan con los estándares de calidad definidos por la empresa, el mandante, las especificaciones técnicas y la normativa aplicable.</w:t>
+      </w:r>
+    </w:p>
+    <w:p>
+      <w:pPr>
+        <w:pStyle w:val="Prrafodelista"/>
+        <w:numPr>
+          <w:ilvl w:val="0"/>
+          <w:numId w:val="35"/>
+        </w:numPr>
+        <w:jc w:val="both"/>
+        <w:rPr>
+          <w:rFonts w:ascii="Calibri" w:hAnsi="Calibri" w:cs="Calibri"/>
+        </w:rPr>
+      </w:pPr>
+      <w:r>
+        <w:rPr>
+          <w:rFonts w:ascii="Calibri" w:hAnsi="Calibri" w:cs="Calibri"/>
+        </w:rPr>
+        <w:t>Detectar errores, deficiencias constructivas, trabajos mal ejecutados o situaciones que requieran corrección, informando a su jefatura y coordinando las acciones necesarias para su solución.</w:t>
+      </w:r>
+    </w:p>
+    <w:p>
+      <w:pPr>
+        <w:pStyle w:val="Prrafodelista"/>
+        <w:numPr>
+          <w:ilvl w:val="0"/>
+          <w:numId w:val="35"/>
+        </w:numPr>
+        <w:jc w:val="both"/>
+        <w:rPr>
+          <w:rFonts w:ascii="Calibri" w:hAnsi="Calibri" w:cs="Calibri"/>
+        </w:rPr>
+      </w:pPr>
+      <w:r>
+        <w:rPr>
+          <w:rFonts w:ascii="Calibri" w:hAnsi="Calibri" w:cs="Calibri"/>
+        </w:rPr>
+        <w:t>Coordinar la recepción, traslado, almacenamiento y utilización de materiales en terreno, conforme a las necesidades de la obra y a las instrucciones recibidas.</w:t>
+      </w:r>
+    </w:p>
+    <w:p>
+      <w:pPr>
+        <w:pStyle w:val="Prrafodelista"/>
+        <w:numPr>
+          <w:ilvl w:val="0"/>
+          <w:numId w:val="35"/>
+        </w:numPr>
+        <w:jc w:val="both"/>
+        <w:rPr>
+          <w:rFonts w:ascii="Calibri" w:hAnsi="Calibri" w:cs="Calibri"/>
+        </w:rPr>
+      </w:pPr>
+      <w:r>
+        <w:rPr>
+          <w:rFonts w:ascii="Calibri" w:hAnsi="Calibri" w:cs="Calibri"/>
+        </w:rPr>
+        <w:t>Supervisar el cumplimiento de los procedimientos de seguridad y prevención de riesgos por parte del personal a su cargo, promoviendo el uso obligatorio de elementos de protección personal.</w:t>
+      </w:r>
+    </w:p>
+    <w:p>
+      <w:pPr>
+        <w:pStyle w:val="Prrafodelista"/>
+        <w:numPr>
+          <w:ilvl w:val="0"/>
+          <w:numId w:val="35"/>
+        </w:numPr>
+        <w:jc w:val="both"/>
+        <w:rPr>
+          <w:rFonts w:ascii="Calibri" w:hAnsi="Calibri" w:cs="Calibri"/>
+        </w:rPr>
+      </w:pPr>
+      <w:r>
+        <w:rPr>
+          <w:rFonts w:ascii="Calibri" w:hAnsi="Calibri" w:cs="Calibri"/>
+        </w:rPr>
+        <w:t>Informar de inmediato a la jefatura y al área de prevención de riesgos cualquier accidente, incidente, condición insegura, conducta riesgosa o situación que pueda afectar la integridad de los trabajadores o terceros.</w:t>
+      </w:r>
+    </w:p>
+    <w:p>
+      <w:pPr>
+        <w:pStyle w:val="Prrafodelista"/>
+        <w:numPr>
+          <w:ilvl w:val="0"/>
+          <w:numId w:val="35"/>
+        </w:numPr>
+        <w:jc w:val="both"/>
+        <w:rPr>
+          <w:rFonts w:ascii="Calibri" w:hAnsi="Calibri" w:cs="Calibri"/>
+        </w:rPr>
+      </w:pPr>
+      <w:r>
+        <w:rPr>
+          <w:rFonts w:ascii="Calibri" w:hAnsi="Calibri" w:cs="Calibri"/>
+        </w:rPr>
+        <w:t>Participar en charlas, reuniones de coordinación, planificación diaria, análisis de riesgos, inducciones u otras actividades definidas por la empresa o la obra.</w:t>
+      </w:r>
+    </w:p>
+    <w:p>
+      <w:pPr>
+        <w:pStyle w:val="Prrafodelista"/>
+        <w:numPr>
+          <w:ilvl w:val="0"/>
+          <w:numId w:val="35"/>
+        </w:numPr>
+        <w:jc w:val="both"/>
+        <w:rPr>
+          <w:rFonts w:ascii="Calibri" w:hAnsi="Calibri" w:cs="Calibri"/>
+        </w:rPr>
+      </w:pPr>
+      <w:r>
+        <w:rPr>
+          <w:rFonts w:ascii="Calibri" w:hAnsi="Calibri" w:cs="Calibri"/>
+        </w:rPr>
+        <w:t>Controlar la asistencia, permanencia, puntualidad y desempeño general del personal bajo su supervisión, informando novedades a la jefatura correspondiente.</w:t>
+      </w:r>
+    </w:p>
+    <w:p>
+      <w:pPr>
+        <w:pStyle w:val="Prrafodelista"/>
+        <w:numPr>
+          <w:ilvl w:val="0"/>
+          <w:numId w:val="35"/>
+        </w:numPr>
+        <w:jc w:val="both"/>
+        <w:rPr>
+          <w:rFonts w:ascii="Calibri" w:hAnsi="Calibri" w:cs="Calibri"/>
+        </w:rPr>
+      </w:pPr>
+      <w:r>
+        <w:rPr>
+          <w:rFonts w:ascii="Calibri" w:hAnsi="Calibri" w:cs="Calibri"/>
+        </w:rPr>
+        <w:t>Coordinar con otras áreas de la obra, tales como oficina técnica, calidad, prevención de riesgos, bodega, administración, post venta, subcontratos u otras unidades, cuando resulte necesario para el correcto desarrollo de los trabajos.</w:t>
+      </w:r>
+    </w:p>
+    <w:p>
+      <w:pPr>
+        <w:pStyle w:val="Prrafodelista"/>
+        <w:numPr>
+          <w:ilvl w:val="0"/>
+          <w:numId w:val="35"/>
+        </w:numPr>
+        <w:jc w:val="both"/>
+        <w:rPr>
+          <w:rFonts w:ascii="Calibri" w:hAnsi="Calibri" w:cs="Calibri"/>
+        </w:rPr>
+      </w:pPr>
+      <w:r>
+        <w:rPr>
+          <w:rFonts w:ascii="Calibri" w:hAnsi="Calibri" w:cs="Calibri"/>
+        </w:rPr>
+        <w:lastRenderedPageBreak/>
+        <w:t>Verificar que las cuadrillas cuenten con los materiales, herramientas, equipos, planos e instrucciones necesarias para ejecutar sus labores de manera eficiente.</w:t>
+      </w:r>
+    </w:p>
+    <w:p>
+      <w:pPr>
+        <w:pStyle w:val="Prrafodelista"/>
+        <w:numPr>
+          <w:ilvl w:val="0"/>
+          <w:numId w:val="35"/>
+        </w:numPr>
+        <w:jc w:val="both"/>
+        <w:rPr>
+          <w:rFonts w:ascii="Calibri" w:hAnsi="Calibri" w:cs="Calibri"/>
+        </w:rPr>
+      </w:pPr>
+      <w:r>
+        <w:rPr>
+          <w:rFonts w:ascii="Calibri" w:hAnsi="Calibri" w:cs="Calibri"/>
+        </w:rPr>
+        <w:t>Apoyar en la planificación de actividades diarias y semanales, proponiendo mejoras operativas que permitan optimizar tiempos, recursos y productividad.</w:t>
+      </w:r>
+    </w:p>
+    <w:p>
+      <w:pPr>
+        <w:pStyle w:val="Prrafodelista"/>
+        <w:numPr>
+          <w:ilvl w:val="0"/>
+          <w:numId w:val="35"/>
+        </w:numPr>
+        <w:jc w:val="both"/>
+        <w:rPr>
+          <w:rFonts w:ascii="Calibri" w:hAnsi="Calibri" w:cs="Calibri"/>
+        </w:rPr>
+      </w:pPr>
+      <w:r>
+        <w:rPr>
+          <w:rFonts w:ascii="Calibri" w:hAnsi="Calibri" w:cs="Calibri"/>
+        </w:rPr>
+        <w:t>Mantener comunicación permanente con su jefatura directa, reportando avances, requerimientos, problemas operativos, necesidades de personal, materiales o equipos.</w:t>
+      </w:r>
+    </w:p>
+    <w:p>
+      <w:pPr>
+        <w:pStyle w:val="Prrafodelista"/>
+        <w:numPr>
+          <w:ilvl w:val="0"/>
+          <w:numId w:val="35"/>
+        </w:numPr>
+        <w:jc w:val="both"/>
+        <w:rPr>
+          <w:rFonts w:ascii="Calibri" w:hAnsi="Calibri" w:cs="Calibri"/>
+        </w:rPr>
+      </w:pPr>
+      <w:r>
+        <w:rPr>
+          <w:rFonts w:ascii="Calibri" w:hAnsi="Calibri" w:cs="Calibri"/>
+        </w:rPr>
+        <w:t>Cumplir y hacer cumplir las instrucciones impartidas por la empresa, el mandante, la inspección técnica, profesionales de obra o jefaturas autorizadas.</w:t>
+      </w:r>
+    </w:p>
+    <w:p>
+      <w:pPr>
+        <w:pStyle w:val="Prrafodelista"/>
+        <w:numPr>
+          <w:ilvl w:val="0"/>
+          <w:numId w:val="35"/>
+        </w:numPr>
+        <w:jc w:val="both"/>
+        <w:rPr>
+          <w:rFonts w:ascii="Calibri" w:hAnsi="Calibri" w:cs="Calibri"/>
+        </w:rPr>
+      </w:pPr>
+      <w:r>
+        <w:rPr>
+          <w:rFonts w:ascii="Calibri" w:hAnsi="Calibri" w:cs="Calibri"/>
+        </w:rPr>
+        <w:t>Apoyar en la revisión de trabajos terminados, levantamiento de observaciones, corrección de detalles y entrega de partidas, según corresponda.</w:t>
+      </w:r>
+    </w:p>
+    <w:p>
+      <w:pPr>
+        <w:pStyle w:val="Prrafodelista"/>
+        <w:numPr>
+          <w:ilvl w:val="0"/>
+          <w:numId w:val="35"/>
+        </w:numPr>
+        <w:jc w:val="both"/>
+        <w:rPr>
+          <w:rFonts w:ascii="Calibri" w:hAnsi="Calibri" w:cs="Calibri"/>
+        </w:rPr>
+      </w:pPr>
+      <w:r>
+        <w:rPr>
+          <w:rFonts w:ascii="Calibri" w:hAnsi="Calibri" w:cs="Calibri"/>
+        </w:rPr>
+        <w:t>Mantener el orden, limpieza y adecuada organización de las áreas de trabajo bajo su responsabilidad.</w:t>
+      </w:r>
+    </w:p>
+    <w:p>
+      <w:pPr>
+        <w:pStyle w:val="Prrafodelista"/>
+        <w:numPr>
+          <w:ilvl w:val="0"/>
+          <w:numId w:val="35"/>
+        </w:numPr>
+        <w:jc w:val="both"/>
+        <w:rPr>
+          <w:rFonts w:ascii="Calibri" w:hAnsi="Calibri" w:cs="Calibri"/>
+        </w:rPr>
+      </w:pPr>
+      <w:r>
+        <w:rPr>
+          <w:rFonts w:ascii="Calibri" w:hAnsi="Calibri" w:cs="Calibri"/>
+        </w:rPr>
+        <w:t xml:space="preserve">Colaborar con la implementación de medidas correctivas, preventivas o de mejora </w:t>
+      </w:r>
+      <w:proofErr w:type="gramStart"/>
+      <w:r>
+        <w:rPr>
+          <w:rFonts w:ascii="Calibri" w:hAnsi="Calibri" w:cs="Calibri"/>
+        </w:rPr>
+        <w:t>continua</w:t>
+      </w:r>
+      <w:proofErr w:type="gramEnd"/>
+      <w:r>
+        <w:rPr>
+          <w:rFonts w:ascii="Calibri" w:hAnsi="Calibri" w:cs="Calibri"/>
+        </w:rPr>
+        <w:t xml:space="preserve"> definidas por la empresa.</w:t>
+      </w:r>
+    </w:p>
+    <w:p>
+      <w:pPr>
+        <w:pStyle w:val="Prrafodelista"/>
+        <w:numPr>
+          <w:ilvl w:val="0"/>
+          <w:numId w:val="35"/>
+        </w:numPr>
+        <w:jc w:val="both"/>
+        <w:rPr>
+          <w:rFonts w:ascii="Calibri" w:hAnsi="Calibri" w:cs="Calibri"/>
+        </w:rPr>
+      </w:pPr>
+      <w:r>
+        <w:rPr>
+          <w:rFonts w:ascii="Calibri" w:hAnsi="Calibri" w:cs="Calibri"/>
+        </w:rPr>
+        <w:t>Realizar cualquier otra función relacionada con la naturaleza de su cargo, que le sea encomendada por su jefatura directa o por la empresa, dentro del marco legal y contractual vigente.</w:t>
+      </w:r>
+      <w:bookmarkEnd w:id="22"/>
     </w:p>
     <w:sectPr>
       <w:pgSz w:w="12240" w:h="15840"/>
@@ -5973,6 +6826,119 @@
     </w:lvl>
   </w:abstractNum>
   <w:abstractNum w:abstractNumId="14" w15:restartNumberingAfterBreak="0">
+    <w:nsid w:val="21A749D8"/>
+    <w:multiLevelType w:val="hybridMultilevel"/>
+    <w:tmpl w:val="5EB8194E"/>
+    <w:lvl w:ilvl="0" w:tplc="340A0001">
+      <w:start w:val="1"/>
+      <w:numFmt w:val="bullet"/>
+      <w:lvlText w:val=""/>
+      <w:lvlJc w:val="left"/>
+      <w:pPr>
+        <w:ind w:left="360" w:hanging="360"/>
+      </w:pPr>
+      <w:rPr>
+        <w:rFonts w:ascii="Symbol" w:hAnsi="Symbol" w:hint="default"/>
+      </w:rPr>
+    </w:lvl>
+    <w:lvl w:ilvl="1" w:tplc="340A0003" w:tentative="1">
+      <w:start w:val="1"/>
+      <w:numFmt w:val="bullet"/>
+      <w:lvlText w:val="o"/>
+      <w:lvlJc w:val="left"/>
+      <w:pPr>
+        <w:ind w:left="1080" w:hanging="360"/>
+      </w:pPr>
+      <w:rPr>
+        <w:rFonts w:ascii="Courier New" w:hAnsi="Courier New" w:cs="Courier New" w:hint="default"/>
+      </w:rPr>
+    </w:lvl>
+    <w:lvl w:ilvl="2" w:tplc="340A0005" w:tentative="1">
+      <w:start w:val="1"/>
+      <w:numFmt w:val="bullet"/>
+      <w:lvlText w:val=""/>
+      <w:lvlJc w:val="left"/>
+      <w:pPr>
+        <w:ind w:left="1800" w:hanging="360"/>
+      </w:pPr>
+      <w:rPr>
+        <w:rFonts w:ascii="Wingdings" w:hAnsi="Wingdings" w:hint="default"/>
+      </w:rPr>
+    </w:lvl>
+    <w:lvl w:ilvl="3" w:tplc="340A0001" w:tentative="1">
+      <w:start w:val="1"/>
+      <w:numFmt w:val="bullet"/>
+      <w:lvlText w:val=""/>
+      <w:lvlJc w:val="left"/>
+      <w:pPr>
+        <w:ind w:left="2520" w:hanging="360"/>
+      </w:pPr>
+      <w:rPr>
+        <w:rFonts w:ascii="Symbol" w:hAnsi="Symbol" w:hint="default"/>
+      </w:rPr>
+    </w:lvl>
+    <w:lvl w:ilvl="4" w:tplc="340A0003" w:tentative="1">
+      <w:start w:val="1"/>
+      <w:numFmt w:val="bullet"/>
+      <w:lvlText w:val="o"/>
+      <w:lvlJc w:val="left"/>
+      <w:pPr>
+        <w:ind w:left="3240" w:hanging="360"/>
+      </w:pPr>
+      <w:rPr>
+        <w:rFonts w:ascii="Courier New" w:hAnsi="Courier New" w:cs="Courier New" w:hint="default"/>
+      </w:rPr>
+    </w:lvl>
+    <w:lvl w:ilvl="5" w:tplc="340A0005" w:tentative="1">
+      <w:start w:val="1"/>
+      <w:numFmt w:val="bullet"/>
+      <w:lvlText w:val=""/>
+      <w:lvlJc w:val="left"/>
+      <w:pPr>
+        <w:ind w:left="3960" w:hanging="360"/>
+      </w:pPr>
+      <w:rPr>
+        <w:rFonts w:ascii="Wingdings" w:hAnsi="Wingdings" w:hint="default"/>
+      </w:rPr>
+    </w:lvl>
+    <w:lvl w:ilvl="6" w:tplc="340A0001" w:tentative="1">
+      <w:start w:val="1"/>
+      <w:numFmt w:val="bullet"/>
+      <w:lvlText w:val=""/>
+      <w:lvlJc w:val="left"/>
+      <w:pPr>
+        <w:ind w:left="4680" w:hanging="360"/>
+      </w:pPr>
+      <w:rPr>
+        <w:rFonts w:ascii="Symbol" w:hAnsi="Symbol" w:hint="default"/>
+      </w:rPr>
+    </w:lvl>
+    <w:lvl w:ilvl="7" w:tplc="340A0003" w:tentative="1">
+      <w:start w:val="1"/>
+      <w:numFmt w:val="bullet"/>
+      <w:lvlText w:val="o"/>
+      <w:lvlJc w:val="left"/>
+      <w:pPr>
+        <w:ind w:left="5400" w:hanging="360"/>
+      </w:pPr>
+      <w:rPr>
+        <w:rFonts w:ascii="Courier New" w:hAnsi="Courier New" w:cs="Courier New" w:hint="default"/>
+      </w:rPr>
+    </w:lvl>
+    <w:lvl w:ilvl="8" w:tplc="340A0005" w:tentative="1">
+      <w:start w:val="1"/>
+      <w:numFmt w:val="bullet"/>
+      <w:lvlText w:val=""/>
+      <w:lvlJc w:val="left"/>
+      <w:pPr>
+        <w:ind w:left="6120" w:hanging="360"/>
+      </w:pPr>
+      <w:rPr>
+        <w:rFonts w:ascii="Wingdings" w:hAnsi="Wingdings" w:hint="default"/>
+      </w:rPr>
+    </w:lvl>
+  </w:abstractNum>
+  <w:abstractNum w:abstractNumId="15" w15:restartNumberingAfterBreak="0">
     <w:nsid w:val="29D20A37"/>
     <w:multiLevelType w:val="hybridMultilevel"/>
     <w:tmpl w:val="1452D92E"/>
@@ -6085,7 +7051,7 @@
       </w:rPr>
     </w:lvl>
   </w:abstractNum>
-  <w:abstractNum w:abstractNumId="15" w15:restartNumberingAfterBreak="0">
+  <w:abstractNum w:abstractNumId="16" w15:restartNumberingAfterBreak="0">
     <w:nsid w:val="38997A98"/>
     <w:multiLevelType w:val="hybridMultilevel"/>
     <w:tmpl w:val="E842CD76"/>
@@ -6198,7 +7164,7 @@
       </w:rPr>
     </w:lvl>
   </w:abstractNum>
-  <w:abstractNum w:abstractNumId="16" w15:restartNumberingAfterBreak="1">
+  <w:abstractNum w:abstractNumId="17" w15:restartNumberingAfterBreak="1">
     <w:nsid w:val="3CB350CC"/>
     <w:multiLevelType w:val="multilevel"/>
     <w:tmpl w:val="B0F4EFE4"/>
@@ -6347,7 +7313,7 @@
       </w:rPr>
     </w:lvl>
   </w:abstractNum>
-  <w:abstractNum w:abstractNumId="17" w15:restartNumberingAfterBreak="0">
+  <w:abstractNum w:abstractNumId="18" w15:restartNumberingAfterBreak="0">
     <w:nsid w:val="43C46C48"/>
     <w:multiLevelType w:val="hybridMultilevel"/>
     <w:tmpl w:val="CB029866"/>
@@ -6460,7 +7426,7 @@
       </w:rPr>
     </w:lvl>
   </w:abstractNum>
-  <w:abstractNum w:abstractNumId="18" w15:restartNumberingAfterBreak="0">
+  <w:abstractNum w:abstractNumId="19" w15:restartNumberingAfterBreak="0">
     <w:nsid w:val="46363A14"/>
     <w:multiLevelType w:val="hybridMultilevel"/>
     <w:tmpl w:val="8CAAF2DE"/>
@@ -6573,7 +7539,7 @@
       </w:rPr>
     </w:lvl>
   </w:abstractNum>
-  <w:abstractNum w:abstractNumId="19" w15:restartNumberingAfterBreak="0">
+  <w:abstractNum w:abstractNumId="20" w15:restartNumberingAfterBreak="0">
     <w:nsid w:val="49A33E17"/>
     <w:multiLevelType w:val="hybridMultilevel"/>
     <w:tmpl w:val="7EB8FBDC"/>
@@ -6686,7 +7652,120 @@
       </w:rPr>
     </w:lvl>
   </w:abstractNum>
-  <w:abstractNum w:abstractNumId="20" w15:restartNumberingAfterBreak="0">
+  <w:abstractNum w:abstractNumId="21" w15:restartNumberingAfterBreak="0">
+    <w:nsid w:val="4AB82C25"/>
+    <w:multiLevelType w:val="hybridMultilevel"/>
+    <w:tmpl w:val="707A66E8"/>
+    <w:lvl w:ilvl="0" w:tplc="340A0001">
+      <w:start w:val="1"/>
+      <w:numFmt w:val="bullet"/>
+      <w:lvlText w:val=""/>
+      <w:lvlJc w:val="left"/>
+      <w:pPr>
+        <w:ind w:left="360" w:hanging="360"/>
+      </w:pPr>
+      <w:rPr>
+        <w:rFonts w:ascii="Symbol" w:hAnsi="Symbol" w:hint="default"/>
+      </w:rPr>
+    </w:lvl>
+    <w:lvl w:ilvl="1" w:tplc="340A0003" w:tentative="1">
+      <w:start w:val="1"/>
+      <w:numFmt w:val="bullet"/>
+      <w:lvlText w:val="o"/>
+      <w:lvlJc w:val="left"/>
+      <w:pPr>
+        <w:ind w:left="1080" w:hanging="360"/>
+      </w:pPr>
+      <w:rPr>
+        <w:rFonts w:ascii="Courier New" w:hAnsi="Courier New" w:cs="Courier New" w:hint="default"/>
+      </w:rPr>
+    </w:lvl>
+    <w:lvl w:ilvl="2" w:tplc="340A0005" w:tentative="1">
+      <w:start w:val="1"/>
+      <w:numFmt w:val="bullet"/>
+      <w:lvlText w:val=""/>
+      <w:lvlJc w:val="left"/>
+      <w:pPr>
+        <w:ind w:left="1800" w:hanging="360"/>
+      </w:pPr>
+      <w:rPr>
+        <w:rFonts w:ascii="Wingdings" w:hAnsi="Wingdings" w:hint="default"/>
+      </w:rPr>
+    </w:lvl>
+    <w:lvl w:ilvl="3" w:tplc="340A0001" w:tentative="1">
+      <w:start w:val="1"/>
+      <w:numFmt w:val="bullet"/>
+      <w:lvlText w:val=""/>
+      <w:lvlJc w:val="left"/>
+      <w:pPr>
+        <w:ind w:left="2520" w:hanging="360"/>
+      </w:pPr>
+      <w:rPr>
+        <w:rFonts w:ascii="Symbol" w:hAnsi="Symbol" w:hint="default"/>
+      </w:rPr>
+    </w:lvl>
+    <w:lvl w:ilvl="4" w:tplc="340A0003" w:tentative="1">
+      <w:start w:val="1"/>
+      <w:numFmt w:val="bullet"/>
+      <w:lvlText w:val="o"/>
+      <w:lvlJc w:val="left"/>
+      <w:pPr>
+        <w:ind w:left="3240" w:hanging="360"/>
+      </w:pPr>
+      <w:rPr>
+        <w:rFonts w:ascii="Courier New" w:hAnsi="Courier New" w:cs="Courier New" w:hint="default"/>
+      </w:rPr>
+    </w:lvl>
+    <w:lvl w:ilvl="5" w:tplc="340A0005" w:tentative="1">
+      <w:start w:val="1"/>
+      <w:numFmt w:val="bullet"/>
+      <w:lvlText w:val=""/>
+      <w:lvlJc w:val="left"/>
+      <w:pPr>
+        <w:ind w:left="3960" w:hanging="360"/>
+      </w:pPr>
+      <w:rPr>
+        <w:rFonts w:ascii="Wingdings" w:hAnsi="Wingdings" w:hint="default"/>
+      </w:rPr>
+    </w:lvl>
+    <w:lvl w:ilvl="6" w:tplc="340A0001" w:tentative="1">
+      <w:start w:val="1"/>
+      <w:numFmt w:val="bullet"/>
+      <w:lvlText w:val=""/>
+      <w:lvlJc w:val="left"/>
+      <w:pPr>
+        <w:ind w:left="4680" w:hanging="360"/>
+      </w:pPr>
+      <w:rPr>
+        <w:rFonts w:ascii="Symbol" w:hAnsi="Symbol" w:hint="default"/>
+      </w:rPr>
+    </w:lvl>
+    <w:lvl w:ilvl="7" w:tplc="340A0003" w:tentative="1">
+      <w:start w:val="1"/>
+      <w:numFmt w:val="bullet"/>
+      <w:lvlText w:val="o"/>
+      <w:lvlJc w:val="left"/>
+      <w:pPr>
+        <w:ind w:left="5400" w:hanging="360"/>
+      </w:pPr>
+      <w:rPr>
+        <w:rFonts w:ascii="Courier New" w:hAnsi="Courier New" w:cs="Courier New" w:hint="default"/>
+      </w:rPr>
+    </w:lvl>
+    <w:lvl w:ilvl="8" w:tplc="340A0005" w:tentative="1">
+      <w:start w:val="1"/>
+      <w:numFmt w:val="bullet"/>
+      <w:lvlText w:val=""/>
+      <w:lvlJc w:val="left"/>
+      <w:pPr>
+        <w:ind w:left="6120" w:hanging="360"/>
+      </w:pPr>
+      <w:rPr>
+        <w:rFonts w:ascii="Wingdings" w:hAnsi="Wingdings" w:hint="default"/>
+      </w:rPr>
+    </w:lvl>
+  </w:abstractNum>
+  <w:abstractNum w:abstractNumId="22" w15:restartNumberingAfterBreak="0">
     <w:nsid w:val="4BB364E7"/>
     <w:multiLevelType w:val="hybridMultilevel"/>
     <w:tmpl w:val="81BA4F08"/>
@@ -6799,7 +7878,7 @@
       </w:rPr>
     </w:lvl>
   </w:abstractNum>
-  <w:abstractNum w:abstractNumId="21" w15:restartNumberingAfterBreak="0">
+  <w:abstractNum w:abstractNumId="23" w15:restartNumberingAfterBreak="0">
     <w:nsid w:val="4D6C6D9E"/>
     <w:multiLevelType w:val="hybridMultilevel"/>
     <w:tmpl w:val="404E8100"/>
@@ -6912,7 +7991,7 @@
       </w:rPr>
     </w:lvl>
   </w:abstractNum>
-  <w:abstractNum w:abstractNumId="22" w15:restartNumberingAfterBreak="0">
+  <w:abstractNum w:abstractNumId="24" w15:restartNumberingAfterBreak="0">
     <w:nsid w:val="500A4ECE"/>
     <w:multiLevelType w:val="hybridMultilevel"/>
     <w:tmpl w:val="F06A96DC"/>
@@ -7025,7 +8104,7 @@
       </w:rPr>
     </w:lvl>
   </w:abstractNum>
-  <w:abstractNum w:abstractNumId="23" w15:restartNumberingAfterBreak="0">
+  <w:abstractNum w:abstractNumId="25" w15:restartNumberingAfterBreak="0">
     <w:nsid w:val="51EE6CDD"/>
     <w:multiLevelType w:val="hybridMultilevel"/>
     <w:tmpl w:val="63AE77C0"/>
@@ -7138,7 +8217,7 @@
       </w:rPr>
     </w:lvl>
   </w:abstractNum>
-  <w:abstractNum w:abstractNumId="24" w15:restartNumberingAfterBreak="0">
+  <w:abstractNum w:abstractNumId="26" w15:restartNumberingAfterBreak="0">
     <w:nsid w:val="536639A6"/>
     <w:multiLevelType w:val="multilevel"/>
     <w:tmpl w:val="BF00FD7A"/>
@@ -7251,7 +8330,7 @@
       </w:pPr>
     </w:lvl>
   </w:abstractNum>
-  <w:abstractNum w:abstractNumId="25" w15:restartNumberingAfterBreak="0">
+  <w:abstractNum w:abstractNumId="27" w15:restartNumberingAfterBreak="0">
     <w:nsid w:val="54CD01F4"/>
     <w:multiLevelType w:val="hybridMultilevel"/>
     <w:tmpl w:val="29725B82"/>
@@ -7364,7 +8443,7 @@
       </w:rPr>
     </w:lvl>
   </w:abstractNum>
-  <w:abstractNum w:abstractNumId="26" w15:restartNumberingAfterBreak="0">
+  <w:abstractNum w:abstractNumId="28" w15:restartNumberingAfterBreak="0">
     <w:nsid w:val="56F41BEC"/>
     <w:multiLevelType w:val="hybridMultilevel"/>
     <w:tmpl w:val="C756E3A6"/>
@@ -7477,7 +8556,7 @@
       </w:rPr>
     </w:lvl>
   </w:abstractNum>
-  <w:abstractNum w:abstractNumId="27" w15:restartNumberingAfterBreak="0">
+  <w:abstractNum w:abstractNumId="29" w15:restartNumberingAfterBreak="0">
     <w:nsid w:val="5C8B7B46"/>
     <w:multiLevelType w:val="hybridMultilevel"/>
     <w:tmpl w:val="F2CE8B8A"/>
@@ -7590,7 +8669,7 @@
       </w:rPr>
     </w:lvl>
   </w:abstractNum>
-  <w:abstractNum w:abstractNumId="28" w15:restartNumberingAfterBreak="0">
+  <w:abstractNum w:abstractNumId="30" w15:restartNumberingAfterBreak="0">
     <w:nsid w:val="5EE94AC9"/>
     <w:multiLevelType w:val="hybridMultilevel"/>
     <w:tmpl w:val="81DAE542"/>
@@ -7703,7 +8782,7 @@
       </w:rPr>
     </w:lvl>
   </w:abstractNum>
-  <w:abstractNum w:abstractNumId="29" w15:restartNumberingAfterBreak="0">
+  <w:abstractNum w:abstractNumId="31" w15:restartNumberingAfterBreak="0">
     <w:nsid w:val="71407C98"/>
     <w:multiLevelType w:val="hybridMultilevel"/>
     <w:tmpl w:val="4D2297FC"/>
@@ -7816,7 +8895,7 @@
       </w:rPr>
     </w:lvl>
   </w:abstractNum>
-  <w:abstractNum w:abstractNumId="30" w15:restartNumberingAfterBreak="0">
+  <w:abstractNum w:abstractNumId="32" w15:restartNumberingAfterBreak="0">
     <w:nsid w:val="71CA17EE"/>
     <w:multiLevelType w:val="hybridMultilevel"/>
     <w:tmpl w:val="75C8DBBA"/>
@@ -7929,7 +9008,7 @@
       </w:rPr>
     </w:lvl>
   </w:abstractNum>
-  <w:abstractNum w:abstractNumId="31" w15:restartNumberingAfterBreak="0">
+  <w:abstractNum w:abstractNumId="33" w15:restartNumberingAfterBreak="0">
     <w:nsid w:val="75AC253E"/>
     <w:multiLevelType w:val="hybridMultilevel"/>
     <w:tmpl w:val="C46AC108"/>
@@ -8042,7 +9121,7 @@
       </w:rPr>
     </w:lvl>
   </w:abstractNum>
-  <w:abstractNum w:abstractNumId="32" w15:restartNumberingAfterBreak="0">
+  <w:abstractNum w:abstractNumId="34" w15:restartNumberingAfterBreak="0">
     <w:nsid w:val="75D95F1D"/>
     <w:multiLevelType w:val="hybridMultilevel"/>
     <w:tmpl w:val="4628B81C"/>
@@ -8183,76 +9262,82 @@
     <w:abstractNumId w:val="0"/>
   </w:num>
   <w:num w:numId="10" w16cid:durableId="1604877765">
-    <w:abstractNumId w:val="16"/>
+    <w:abstractNumId w:val="17"/>
   </w:num>
   <w:num w:numId="11" w16cid:durableId="658310971">
     <w:abstractNumId w:val="10"/>
   </w:num>
   <w:num w:numId="12" w16cid:durableId="762142518">
-    <w:abstractNumId w:val="31"/>
+    <w:abstractNumId w:val="33"/>
   </w:num>
   <w:num w:numId="13" w16cid:durableId="723258989">
     <w:abstractNumId w:val="13"/>
   </w:num>
   <w:num w:numId="14" w16cid:durableId="2009626133">
-    <w:abstractNumId w:val="19"/>
+    <w:abstractNumId w:val="20"/>
   </w:num>
   <w:num w:numId="15" w16cid:durableId="1771662886">
-    <w:abstractNumId w:val="24"/>
+    <w:abstractNumId w:val="26"/>
   </w:num>
   <w:num w:numId="16" w16cid:durableId="1612083587">
     <w:abstractNumId w:val="9"/>
   </w:num>
   <w:num w:numId="17" w16cid:durableId="155341092">
-    <w:abstractNumId w:val="14"/>
+    <w:abstractNumId w:val="15"/>
   </w:num>
   <w:num w:numId="18" w16cid:durableId="350498360">
-    <w:abstractNumId w:val="28"/>
+    <w:abstractNumId w:val="30"/>
   </w:num>
   <w:num w:numId="19" w16cid:durableId="1159080588">
+    <w:abstractNumId w:val="34"/>
+  </w:num>
+  <w:num w:numId="20" w16cid:durableId="707487550">
     <w:abstractNumId w:val="32"/>
   </w:num>
-  <w:num w:numId="20" w16cid:durableId="707487550">
-    <w:abstractNumId w:val="30"/>
-  </w:num>
   <w:num w:numId="21" w16cid:durableId="396824338">
-    <w:abstractNumId w:val="22"/>
+    <w:abstractNumId w:val="24"/>
   </w:num>
   <w:num w:numId="22" w16cid:durableId="248849155">
-    <w:abstractNumId w:val="25"/>
+    <w:abstractNumId w:val="27"/>
   </w:num>
   <w:num w:numId="23" w16cid:durableId="147790856">
     <w:abstractNumId w:val="12"/>
   </w:num>
   <w:num w:numId="24" w16cid:durableId="892693986">
-    <w:abstractNumId w:val="17"/>
+    <w:abstractNumId w:val="18"/>
   </w:num>
   <w:num w:numId="25" w16cid:durableId="822623691">
-    <w:abstractNumId w:val="21"/>
+    <w:abstractNumId w:val="23"/>
   </w:num>
   <w:num w:numId="26" w16cid:durableId="936251140">
-    <w:abstractNumId w:val="23"/>
+    <w:abstractNumId w:val="25"/>
   </w:num>
   <w:num w:numId="27" w16cid:durableId="2089114718">
-    <w:abstractNumId w:val="20"/>
+    <w:abstractNumId w:val="22"/>
   </w:num>
   <w:num w:numId="28" w16cid:durableId="2078090110">
-    <w:abstractNumId w:val="26"/>
+    <w:abstractNumId w:val="28"/>
   </w:num>
   <w:num w:numId="29" w16cid:durableId="456526930">
-    <w:abstractNumId w:val="27"/>
+    <w:abstractNumId w:val="29"/>
   </w:num>
   <w:num w:numId="30" w16cid:durableId="13964321">
-    <w:abstractNumId w:val="29"/>
+    <w:abstractNumId w:val="31"/>
   </w:num>
   <w:num w:numId="31" w16cid:durableId="2081169477">
-    <w:abstractNumId w:val="15"/>
+    <w:abstractNumId w:val="16"/>
   </w:num>
   <w:num w:numId="32" w16cid:durableId="2100373309">
     <w:abstractNumId w:val="11"/>
   </w:num>
   <w:num w:numId="33" w16cid:durableId="1559197318">
-    <w:abstractNumId w:val="18"/>
+    <w:abstractNumId w:val="19"/>
+  </w:num>
+  <w:num w:numId="34" w16cid:durableId="833451754">
+    <w:abstractNumId w:val="21"/>
+  </w:num>
+  <w:num w:numId="35" w16cid:durableId="2118519118">
+    <w:abstractNumId w:val="14"/>
   </w:num>
 </w:numbering>
 </file>
